--- a/SG3_Devices/SG3_Artifacts/SG3_SupplReqs.docx
+++ b/SG3_Devices/SG3_Artifacts/SG3_SupplReqs.docx
@@ -16,7 +16,10 @@
         <w:pStyle w:val="Rubrik1"/>
       </w:pPr>
       <w:r>
-        <w:t>Smart home Devices</w:t>
+        <w:t>Interactive House Project</w:t>
+      </w:r>
+      <w:r>
+        <w:t xml:space="preserve"> (Device Subgroup)</w:t>
       </w:r>
     </w:p>
     <w:p/>
@@ -1188,16 +1191,7 @@
         <w:spacing w:line="360" w:lineRule="auto"/>
       </w:pPr>
       <w:r>
-        <w:t>S</w:t>
-      </w:r>
-      <w:r>
-        <w:t>5</w:t>
-      </w:r>
-      <w:r>
-        <w:t xml:space="preserve">. </w:t>
-      </w:r>
-      <w:r>
-        <w:t>Fault Handling – Communication Robustness</w:t>
+        <w:t>S5. Fault Handling – Communication Robustness</w:t>
       </w:r>
     </w:p>
     <w:p>

--- a/SG3_Devices/SG3_Artifacts/SG3_SupplReqs.docx
+++ b/SG3_Devices/SG3_Artifacts/SG3_SupplReqs.docx
@@ -33,7 +33,7 @@
     </w:p>
     <w:sdt>
       <w:sdtPr>
-        <w:id w:val="-1544026014"/>
+        <w:id w:val="-167841126"/>
         <w:docPartObj>
           <w:docPartGallery w:val="Table of Contents"/>
           <w:docPartUnique w:val="1"/>
@@ -1621,64 +1621,7 @@
                 <w:szCs w:val="20"/>
                 <w:rtl w:val="0"/>
               </w:rPr>
-              <w:t xml:space="preserve">Mustafa Al-Bayati</w:t>
-            </w:r>
-          </w:p>
-          <w:p>
-            <w:pPr>
-              <w:keepLines w:val="1"/>
-              <w:widowControl w:val="0"/>
-              <w:spacing w:after="120" w:lineRule="auto"/>
-              <w:rPr>
-                <w:sz w:val="20"/>
-                <w:szCs w:val="20"/>
-              </w:rPr>
-            </w:pPr>
-            <w:r>
-              <w:rPr>
-                <w:sz w:val="20"/>
-                <w:szCs w:val="20"/>
-                <w:rtl w:val="0"/>
-              </w:rPr>
-              <w:t xml:space="preserve">Ryad Hazin</w:t>
-            </w:r>
-          </w:p>
-          <w:p>
-            <w:pPr>
-              <w:keepLines w:val="1"/>
-              <w:widowControl w:val="0"/>
-              <w:spacing w:after="120" w:lineRule="auto"/>
-              <w:rPr>
-                <w:sz w:val="20"/>
-                <w:szCs w:val="20"/>
-              </w:rPr>
-            </w:pPr>
-            <w:r>
-              <w:rPr>
-                <w:sz w:val="20"/>
-                <w:szCs w:val="20"/>
-                <w:rtl w:val="0"/>
-              </w:rPr>
-              <w:t xml:space="preserve">Tony Nguyen</w:t>
-            </w:r>
-          </w:p>
-          <w:p>
-            <w:pPr>
-              <w:keepLines w:val="1"/>
-              <w:widowControl w:val="0"/>
-              <w:spacing w:after="120" w:lineRule="auto"/>
-              <w:rPr>
-                <w:sz w:val="20"/>
-                <w:szCs w:val="20"/>
-              </w:rPr>
-            </w:pPr>
-            <w:r>
-              <w:rPr>
-                <w:sz w:val="20"/>
-                <w:szCs w:val="20"/>
-                <w:rtl w:val="0"/>
-              </w:rPr>
-              <w:t xml:space="preserve">Sergej Macut</w:t>
+              <w:t xml:space="preserve">Mustafa Al-Bayati, Ryad Hazin, Tony Nguyen, Sergej Macut</w:t>
             </w:r>
           </w:p>
         </w:tc>
@@ -1688,6 +1631,33 @@
           <w:cantSplit w:val="0"/>
           <w:tblHeader w:val="0"/>
         </w:trPr>
+        <w:tc>
+          <w:tcPr>
+            <w:tcMar>
+              <w:top w:w="0.0" w:type="dxa"/>
+              <w:bottom w:w="0.0" w:type="dxa"/>
+            </w:tcMar>
+          </w:tcPr>
+          <w:p>
+            <w:pPr>
+              <w:keepLines w:val="1"/>
+              <w:widowControl w:val="0"/>
+              <w:spacing w:after="120" w:lineRule="auto"/>
+              <w:rPr>
+                <w:sz w:val="20"/>
+                <w:szCs w:val="20"/>
+              </w:rPr>
+            </w:pPr>
+            <w:r>
+              <w:rPr>
+                <w:sz w:val="20"/>
+                <w:szCs w:val="20"/>
+                <w:rtl w:val="0"/>
+              </w:rPr>
+              <w:t xml:space="preserve">2026-05-08</w:t>
+            </w:r>
+          </w:p>
+        </w:tc>
         <w:tc>
           <w:tcPr>
             <w:tcMar>
@@ -1714,79 +1684,17 @@
             </w:pPr>
             <w:r>
               <w:rPr>
-                <w:rtl w:val="0"/>
-              </w:rPr>
-            </w:r>
-          </w:p>
-        </w:tc>
-        <w:tc>
-          <w:tcPr>
-            <w:tcMar>
-              <w:top w:w="0.0" w:type="dxa"/>
-              <w:bottom w:w="0.0" w:type="dxa"/>
-            </w:tcMar>
-          </w:tcPr>
-          <w:p>
-            <w:pPr>
-              <w:keepLines w:val="1"/>
-              <w:widowControl w:val="0"/>
-              <w:pBdr>
-                <w:top w:space="0" w:sz="0" w:val="nil"/>
-                <w:left w:space="0" w:sz="0" w:val="nil"/>
-                <w:bottom w:space="0" w:sz="0" w:val="nil"/>
-                <w:right w:space="0" w:sz="0" w:val="nil"/>
-                <w:between w:space="0" w:sz="0" w:val="nil"/>
-              </w:pBdr>
-              <w:spacing w:after="120" w:lineRule="auto"/>
-              <w:rPr>
-                <w:sz w:val="20"/>
-                <w:szCs w:val="20"/>
-              </w:rPr>
-            </w:pPr>
-            <w:r>
-              <w:rPr>
-                <w:rtl w:val="0"/>
-              </w:rPr>
-            </w:r>
-          </w:p>
-        </w:tc>
-        <w:tc>
-          <w:tcPr>
-            <w:tcMar>
-              <w:top w:w="0.0" w:type="dxa"/>
-              <w:bottom w:w="0.0" w:type="dxa"/>
-            </w:tcMar>
-          </w:tcPr>
-          <w:p>
-            <w:pPr>
-              <w:keepLines w:val="1"/>
-              <w:widowControl w:val="0"/>
-              <w:pBdr>
-                <w:top w:space="0" w:sz="0" w:val="nil"/>
-                <w:left w:space="0" w:sz="0" w:val="nil"/>
-                <w:bottom w:space="0" w:sz="0" w:val="nil"/>
-                <w:right w:space="0" w:sz="0" w:val="nil"/>
-                <w:between w:space="0" w:sz="0" w:val="nil"/>
-              </w:pBdr>
-              <w:spacing w:after="120" w:lineRule="auto"/>
-              <w:rPr>
-                <w:sz w:val="20"/>
-                <w:szCs w:val="20"/>
-              </w:rPr>
-            </w:pPr>
-            <w:r>
-              <w:rPr>
-                <w:rtl w:val="0"/>
-              </w:rPr>
-            </w:r>
-          </w:p>
-        </w:tc>
-        <w:tc>
-          <w:tcPr>
-            <w:tcMar>
-              <w:top w:w="0.0" w:type="dxa"/>
-              <w:bottom w:w="0.0" w:type="dxa"/>
-            </w:tcMar>
+                <w:sz w:val="20"/>
+                <w:szCs w:val="20"/>
+                <w:rtl w:val="0"/>
+              </w:rPr>
+              <w:t xml:space="preserve">1.5</w:t>
+            </w:r>
+          </w:p>
+        </w:tc>
+        <w:tc>
+          <w:tcPr>
+            <w:vAlign w:val="top"/>
           </w:tcPr>
           <w:p>
             <w:pPr>
@@ -1800,8 +1708,38 @@
             </w:pPr>
             <w:r>
               <w:rPr>
-                <w:rtl w:val="0"/>
-              </w:rPr>
+                <w:sz w:val="20"/>
+                <w:szCs w:val="20"/>
+                <w:rtl w:val="0"/>
+              </w:rPr>
+              <w:t xml:space="preserve">Updated file to contain Table of content, figures and references</w:t>
+            </w:r>
+          </w:p>
+        </w:tc>
+        <w:tc>
+          <w:tcPr>
+            <w:tcMar>
+              <w:top w:w="0.0" w:type="dxa"/>
+              <w:bottom w:w="0.0" w:type="dxa"/>
+            </w:tcMar>
+          </w:tcPr>
+          <w:p>
+            <w:pPr>
+              <w:keepLines w:val="1"/>
+              <w:widowControl w:val="0"/>
+              <w:spacing w:after="120" w:lineRule="auto"/>
+              <w:rPr>
+                <w:sz w:val="20"/>
+                <w:szCs w:val="20"/>
+              </w:rPr>
+            </w:pPr>
+            <w:r>
+              <w:rPr>
+                <w:sz w:val="20"/>
+                <w:szCs w:val="20"/>
+                <w:rtl w:val="0"/>
+              </w:rPr>
+              <w:t xml:space="preserve">Mustafa Al-Bayati, Ryad Hazin, Tony Nguyen, Sergej Macut</w:t>
             </w:r>
           </w:p>
         </w:tc>
@@ -2562,7 +2500,7 @@
         <w:rPr>
           <w:rtl w:val="0"/>
         </w:rPr>
-        <w:t xml:space="preserve">The device state must update within the system quickly enough to support fluid human-controlled activities from a mobile or web interface. Any physical hardware must process incoming server commands without noticeable delay to ensure a responsive user experience.</w:t>
+        <w:t xml:space="preserve">The device state must update within the system quickly, less than 1000 ms to support fluid human-controlled activities from a mobile or web interface [1]. Any physical hardware must process incoming server commands without noticeable delay to ensure a responsive user experience.</w:t>
       </w:r>
     </w:p>
     <w:p>

--- a/SG3_Devices/SG3_Artifacts/SG3_SupplReqs.docx
+++ b/SG3_Devices/SG3_Artifacts/SG3_SupplReqs.docx
@@ -1,42 +1,72 @@
 
 <file path=word/document.xml><?xml version="1.0" encoding="utf-8"?>
-<w:document xmlns:mc="http://schemas.openxmlformats.org/markup-compatibility/2006" xmlns:o="urn:schemas-microsoft-com:office:office" xmlns:r="http://schemas.openxmlformats.org/officeDocument/2006/relationships" xmlns:m="http://schemas.openxmlformats.org/officeDocument/2006/math" xmlns:v="urn:schemas-microsoft-com:vml" xmlns:wp="http://schemas.openxmlformats.org/drawingml/2006/wordprocessingDrawing" xmlns:w10="urn:schemas-microsoft-com:office:word" xmlns:w="http://schemas.openxmlformats.org/wordprocessingml/2006/main" xmlns:wne="http://schemas.microsoft.com/office/word/2006/wordml" xmlns:sl="http://schemas.openxmlformats.org/schemaLibrary/2006/main" xmlns:a="http://schemas.openxmlformats.org/drawingml/2006/main" xmlns:pic="http://schemas.openxmlformats.org/drawingml/2006/picture" xmlns:c="http://schemas.openxmlformats.org/drawingml/2006/chart" xmlns:lc="http://schemas.openxmlformats.org/drawingml/2006/lockedCanvas" xmlns:dgm="http://schemas.openxmlformats.org/drawingml/2006/diagram" xmlns:wps="http://schemas.microsoft.com/office/word/2010/wordprocessingShape" xmlns:wpg="http://schemas.microsoft.com/office/word/2010/wordprocessingGroup" xmlns:w14="http://schemas.microsoft.com/office/word/2010/wordml" xmlns:w15="http://schemas.microsoft.com/office/word/2012/wordml" xmlns:w16="http://schemas.microsoft.com/office/word/2018/wordml" xmlns:w16cex="http://schemas.microsoft.com/office/word/2018/wordml/cex" xmlns:w16cid="http://schemas.microsoft.com/office/word/2016/wordml/cid" xmlns="http://schemas.microsoft.com/office/tasks/2019/documenttasks" xmlns:cr="http://schemas.microsoft.com/office/comments/2020/reactions">
+<w:document xmlns:wpc="http://schemas.microsoft.com/office/word/2010/wordprocessingCanvas" xmlns:cx="http://schemas.microsoft.com/office/drawing/2014/chartex" xmlns:cx1="http://schemas.microsoft.com/office/drawing/2015/9/8/chartex" xmlns:cx2="http://schemas.microsoft.com/office/drawing/2015/10/21/chartex" xmlns:cx3="http://schemas.microsoft.com/office/drawing/2016/5/9/chartex" xmlns:cx4="http://schemas.microsoft.com/office/drawing/2016/5/10/chartex" xmlns:cx5="http://schemas.microsoft.com/office/drawing/2016/5/11/chartex" xmlns:cx6="http://schemas.microsoft.com/office/drawing/2016/5/12/chartex" xmlns:cx7="http://schemas.microsoft.com/office/drawing/2016/5/13/chartex" xmlns:cx8="http://schemas.microsoft.com/office/drawing/2016/5/14/chartex" xmlns:mc="http://schemas.openxmlformats.org/markup-compatibility/2006" xmlns:aink="http://schemas.microsoft.com/office/drawing/2016/ink" xmlns:am3d="http://schemas.microsoft.com/office/drawing/2017/model3d" xmlns:o="urn:schemas-microsoft-com:office:office" xmlns:oel="http://schemas.microsoft.com/office/2019/extlst" xmlns:r="http://schemas.openxmlformats.org/officeDocument/2006/relationships" xmlns:m="http://schemas.openxmlformats.org/officeDocument/2006/math" xmlns:v="urn:schemas-microsoft-com:vml" xmlns:wp14="http://schemas.microsoft.com/office/word/2010/wordprocessingDrawing" xmlns:wp="http://schemas.openxmlformats.org/drawingml/2006/wordprocessingDrawing" xmlns:w10="urn:schemas-microsoft-com:office:word" xmlns:w="http://schemas.openxmlformats.org/wordprocessingml/2006/main" xmlns:w14="http://schemas.microsoft.com/office/word/2010/wordml" xmlns:w15="http://schemas.microsoft.com/office/word/2012/wordml" xmlns:w16cex="http://schemas.microsoft.com/office/word/2018/wordml/cex" xmlns:w16cid="http://schemas.microsoft.com/office/word/2016/wordml/cid" xmlns:w16="http://schemas.microsoft.com/office/word/2018/wordml" xmlns:w16du="http://schemas.microsoft.com/office/word/2023/wordml/word16du" xmlns:w16sdtdh="http://schemas.microsoft.com/office/word/2020/wordml/sdtdatahash" xmlns:w16sdtfl="http://schemas.microsoft.com/office/word/2024/wordml/sdtformatlock" xmlns:w16se="http://schemas.microsoft.com/office/word/2015/wordml/symex" xmlns:wpg="http://schemas.microsoft.com/office/word/2010/wordprocessingGroup" xmlns:wpi="http://schemas.microsoft.com/office/word/2010/wordprocessingInk" xmlns:wne="http://schemas.microsoft.com/office/word/2006/wordml" xmlns:wps="http://schemas.microsoft.com/office/word/2010/wordprocessingShape" mc:Ignorable="w14 w15 w16se w16cid w16 w16cex w16sdtdh w16sdtfl w16du wp14">
   <w:body>
     <w:p>
       <w:pPr>
-        <w:pStyle w:val="Title"/>
+        <w:pStyle w:val="Rubrik"/>
         <w:rPr>
           <w:sz w:val="60"/>
           <w:szCs w:val="60"/>
         </w:rPr>
       </w:pPr>
-      <w:bookmarkStart w:colFirst="0" w:colLast="0" w:name="_heading=h.jivrfl98yrp" w:id="0"/>
+      <w:bookmarkStart w:id="0" w:name="_heading=h.jivrfl98yrp" w:colFirst="0" w:colLast="0"/>
       <w:bookmarkEnd w:id="0"/>
       <w:r>
         <w:rPr>
           <w:sz w:val="60"/>
           <w:szCs w:val="60"/>
-          <w:rtl w:val="0"/>
         </w:rPr>
         <w:t xml:space="preserve">Supplementary Requirements Documentation </w:t>
       </w:r>
     </w:p>
+    <w:p/>
     <w:p>
       <w:pPr>
-        <w:rPr/>
-      </w:pPr>
-      <w:r>
-        <w:rPr>
-          <w:rtl w:val="0"/>
-        </w:rPr>
-      </w:r>
+        <w:rPr>
+          <w:sz w:val="22"/>
+          <w:szCs w:val="22"/>
+        </w:rPr>
+      </w:pPr>
+      <w:r>
+        <w:rPr>
+          <w:sz w:val="22"/>
+          <w:szCs w:val="22"/>
+        </w:rPr>
+        <w:t>[</w:t>
+      </w:r>
+      <w:r>
+        <w:rPr>
+          <w:sz w:val="22"/>
+          <w:szCs w:val="22"/>
+        </w:rPr>
+        <w:t>GitHub</w:t>
+      </w:r>
+      <w:r>
+        <w:rPr>
+          <w:sz w:val="22"/>
+          <w:szCs w:val="22"/>
+        </w:rPr>
+        <w:t xml:space="preserve">]: </w:t>
+      </w:r>
+      <w:hyperlink r:id="rId6" w:history="1">
+        <w:r>
+          <w:rPr>
+            <w:rStyle w:val="Hyperlnk"/>
+            <w:sz w:val="22"/>
+            <w:szCs w:val="22"/>
+          </w:rPr>
+          <w:t>https://github.com/DanielJ0131/interactive-house/tree/main/SG3_Devices/SG3_Artifacts</w:t>
+        </w:r>
+      </w:hyperlink>
     </w:p>
+    <w:p/>
     <w:sdt>
       <w:sdtPr>
         <w:id w:val="-167841126"/>
         <w:docPartObj>
           <w:docPartGallery w:val="Table of Contents"/>
-          <w:docPartUnique w:val="1"/>
+          <w:docPartUnique/>
         </w:docPartObj>
       </w:sdtPr>
       <w:sdtContent>
@@ -44,514 +74,516 @@
           <w:pPr>
             <w:widowControl w:val="0"/>
             <w:tabs>
-              <w:tab w:val="right" w:leader="dot" w:pos="9071.511811023622"/>
+              <w:tab w:val="right" w:leader="dot" w:pos="9071"/>
             </w:tabs>
-            <w:spacing w:before="60" w:lineRule="auto"/>
+            <w:spacing w:before="60"/>
             <w:rPr>
-              <w:b w:val="1"/>
-              <w:bCs w:val="1"/>
+              <w:b/>
+              <w:bCs/>
               <w:color w:val="000000"/>
-              <w:u w:val="none"/>
             </w:rPr>
           </w:pPr>
           <w:r>
             <w:fldChar w:fldCharType="begin"/>
+          </w:r>
+          <w:r>
             <w:instrText xml:space="preserve"> TOC \h \u \z \t "Heading 1,1,Heading 2,2,Heading 3,3,Heading 4,4,Heading 5,5,Heading 6,6,"</w:instrText>
+          </w:r>
+          <w:r>
             <w:fldChar w:fldCharType="separate"/>
           </w:r>
           <w:hyperlink w:anchor="_heading=h.axuyzttzezvi">
             <w:r>
               <w:rPr>
-                <w:b w:val="1"/>
-                <w:bCs w:val="1"/>
-                <w:color w:val="000000"/>
-                <w:u w:val="none"/>
-                <w:rtl w:val="0"/>
-              </w:rPr>
-              <w:t xml:space="preserve">Revision History</w:t>
+                <w:b/>
+                <w:bCs/>
+                <w:color w:val="000000"/>
+              </w:rPr>
+              <w:t>Revision History</w:t>
+            </w:r>
+            <w:r>
+              <w:rPr>
+                <w:b/>
+                <w:bCs/>
+                <w:color w:val="000000"/>
+              </w:rPr>
               <w:tab/>
             </w:r>
           </w:hyperlink>
           <w:r>
             <w:fldChar w:fldCharType="begin"/>
+          </w:r>
+          <w:r>
             <w:instrText xml:space="preserve"> PAGEREF _heading=h.axuyzttzezvi \h </w:instrText>
+          </w:r>
+          <w:r>
             <w:fldChar w:fldCharType="separate"/>
           </w:r>
           <w:r>
             <w:rPr>
-              <w:b w:val="1"/>
-              <w:bCs w:val="1"/>
-              <w:rtl w:val="0"/>
+              <w:b/>
+              <w:bCs/>
             </w:rPr>
-            <w:t xml:space="preserve">1</w:t>
+            <w:t>1</w:t>
           </w:r>
           <w:r>
             <w:fldChar w:fldCharType="end"/>
-          </w:r>
-          <w:r>
-            <w:rPr>
-              <w:rtl w:val="0"/>
-            </w:rPr>
           </w:r>
         </w:p>
         <w:p>
           <w:pPr>
             <w:widowControl w:val="0"/>
             <w:tabs>
-              <w:tab w:val="right" w:leader="dot" w:pos="9071.511811023622"/>
+              <w:tab w:val="right" w:leader="dot" w:pos="9071"/>
             </w:tabs>
-            <w:spacing w:before="60" w:lineRule="auto"/>
+            <w:spacing w:before="60"/>
             <w:rPr>
-              <w:b w:val="1"/>
-              <w:bCs w:val="1"/>
+              <w:b/>
+              <w:bCs/>
               <w:color w:val="000000"/>
-              <w:u w:val="none"/>
             </w:rPr>
           </w:pPr>
           <w:hyperlink w:anchor="_heading=h.tzclpqx647xv">
             <w:r>
               <w:rPr>
-                <w:b w:val="1"/>
-                <w:bCs w:val="1"/>
-                <w:color w:val="000000"/>
-                <w:u w:val="none"/>
-                <w:rtl w:val="0"/>
-              </w:rPr>
-              <w:t xml:space="preserve">Supplementary Requirements List</w:t>
+                <w:b/>
+                <w:bCs/>
+                <w:color w:val="000000"/>
+              </w:rPr>
+              <w:t>Supplementary Requirements List</w:t>
+            </w:r>
+            <w:r>
+              <w:rPr>
+                <w:b/>
+                <w:bCs/>
+                <w:color w:val="000000"/>
+              </w:rPr>
               <w:tab/>
             </w:r>
           </w:hyperlink>
           <w:r>
             <w:fldChar w:fldCharType="begin"/>
+          </w:r>
+          <w:r>
             <w:instrText xml:space="preserve"> PAGEREF _heading=h.tzclpqx647xv \h </w:instrText>
+          </w:r>
+          <w:r>
             <w:fldChar w:fldCharType="separate"/>
           </w:r>
           <w:r>
             <w:rPr>
-              <w:b w:val="1"/>
-              <w:bCs w:val="1"/>
-              <w:rtl w:val="0"/>
+              <w:b/>
+              <w:bCs/>
             </w:rPr>
-            <w:t xml:space="preserve">2</w:t>
+            <w:t>2</w:t>
           </w:r>
           <w:r>
             <w:fldChar w:fldCharType="end"/>
-          </w:r>
-          <w:r>
-            <w:rPr>
-              <w:rtl w:val="0"/>
-            </w:rPr>
           </w:r>
         </w:p>
         <w:p>
           <w:pPr>
             <w:widowControl w:val="0"/>
             <w:tabs>
-              <w:tab w:val="right" w:leader="dot" w:pos="9071.511811023622"/>
+              <w:tab w:val="right" w:leader="dot" w:pos="9071"/>
             </w:tabs>
-            <w:spacing w:before="60" w:lineRule="auto"/>
+            <w:spacing w:before="60"/>
             <w:rPr>
-              <w:b w:val="1"/>
-              <w:bCs w:val="1"/>
+              <w:b/>
+              <w:bCs/>
               <w:color w:val="000000"/>
-              <w:u w:val="none"/>
             </w:rPr>
           </w:pPr>
           <w:hyperlink w:anchor="_heading=h.bbhl7sse4kkm">
             <w:r>
               <w:rPr>
-                <w:b w:val="1"/>
-                <w:bCs w:val="1"/>
-                <w:color w:val="000000"/>
-                <w:u w:val="none"/>
-                <w:rtl w:val="0"/>
-              </w:rPr>
-              <w:t xml:space="preserve">Supplementary Requirements Descriptions</w:t>
+                <w:b/>
+                <w:bCs/>
+                <w:color w:val="000000"/>
+              </w:rPr>
+              <w:t>Supplementary Requirements Descriptions</w:t>
+            </w:r>
+            <w:r>
+              <w:rPr>
+                <w:b/>
+                <w:bCs/>
+                <w:color w:val="000000"/>
+              </w:rPr>
               <w:tab/>
             </w:r>
           </w:hyperlink>
           <w:r>
             <w:fldChar w:fldCharType="begin"/>
+          </w:r>
+          <w:r>
             <w:instrText xml:space="preserve"> PAGEREF _heading=h.bbhl7sse4kkm \h </w:instrText>
+          </w:r>
+          <w:r>
             <w:fldChar w:fldCharType="separate"/>
           </w:r>
           <w:r>
             <w:rPr>
-              <w:b w:val="1"/>
-              <w:bCs w:val="1"/>
-              <w:rtl w:val="0"/>
+              <w:b/>
+              <w:bCs/>
             </w:rPr>
-            <w:t xml:space="preserve">3</w:t>
+            <w:t>3</w:t>
           </w:r>
           <w:r>
             <w:fldChar w:fldCharType="end"/>
-          </w:r>
-          <w:r>
-            <w:rPr>
-              <w:rtl w:val="0"/>
-            </w:rPr>
           </w:r>
         </w:p>
         <w:p>
           <w:pPr>
             <w:widowControl w:val="0"/>
             <w:tabs>
-              <w:tab w:val="right" w:leader="dot" w:pos="9071.511811023622"/>
+              <w:tab w:val="right" w:leader="dot" w:pos="9071"/>
             </w:tabs>
-            <w:spacing w:before="60" w:lineRule="auto"/>
-            <w:ind w:left="360" w:firstLine="0"/>
+            <w:spacing w:before="60"/>
+            <w:ind w:left="360"/>
             <w:rPr>
               <w:color w:val="000000"/>
-              <w:u w:val="none"/>
             </w:rPr>
           </w:pPr>
           <w:hyperlink w:anchor="_heading=h.l8t5xoosdhok">
             <w:r>
               <w:rPr>
                 <w:color w:val="000000"/>
-                <w:u w:val="none"/>
-                <w:rtl w:val="0"/>
-              </w:rPr>
-              <w:t xml:space="preserve">S1. Interoperability - Middleman Architecture</w:t>
+              </w:rPr>
+              <w:t>S1. Interoperability - Middleman Architecture</w:t>
+            </w:r>
+            <w:r>
+              <w:rPr>
+                <w:color w:val="000000"/>
+              </w:rPr>
               <w:tab/>
             </w:r>
           </w:hyperlink>
           <w:r>
             <w:fldChar w:fldCharType="begin"/>
+          </w:r>
+          <w:r>
             <w:instrText xml:space="preserve"> PAGEREF _heading=h.l8t5xoosdhok \h </w:instrText>
+          </w:r>
+          <w:r>
             <w:fldChar w:fldCharType="separate"/>
           </w:r>
           <w:r>
-            <w:rPr>
-              <w:rtl w:val="0"/>
-            </w:rPr>
-            <w:t xml:space="preserve">3</w:t>
+            <w:t>3</w:t>
           </w:r>
           <w:r>
             <w:fldChar w:fldCharType="end"/>
-          </w:r>
-          <w:r>
-            <w:rPr>
-              <w:rtl w:val="0"/>
-            </w:rPr>
           </w:r>
         </w:p>
         <w:p>
           <w:pPr>
             <w:widowControl w:val="0"/>
             <w:tabs>
-              <w:tab w:val="right" w:leader="dot" w:pos="9071.511811023622"/>
+              <w:tab w:val="right" w:leader="dot" w:pos="9071"/>
             </w:tabs>
-            <w:spacing w:before="60" w:lineRule="auto"/>
-            <w:ind w:left="360" w:firstLine="0"/>
+            <w:spacing w:before="60"/>
+            <w:ind w:left="360"/>
             <w:rPr>
               <w:color w:val="000000"/>
-              <w:u w:val="none"/>
             </w:rPr>
           </w:pPr>
           <w:hyperlink w:anchor="_heading=h.s8sp8lgl2n0i">
             <w:r>
               <w:rPr>
                 <w:color w:val="000000"/>
-                <w:u w:val="none"/>
-                <w:rtl w:val="0"/>
-              </w:rPr>
-              <w:t xml:space="preserve">S2. Performance - Response Latency</w:t>
+              </w:rPr>
+              <w:t>S2. Performance - Response Latency</w:t>
+            </w:r>
+            <w:r>
+              <w:rPr>
+                <w:color w:val="000000"/>
+              </w:rPr>
               <w:tab/>
             </w:r>
           </w:hyperlink>
           <w:r>
             <w:fldChar w:fldCharType="begin"/>
+          </w:r>
+          <w:r>
             <w:instrText xml:space="preserve"> PAGEREF _heading=h.s8sp8lgl2n0i \h </w:instrText>
+          </w:r>
+          <w:r>
             <w:fldChar w:fldCharType="separate"/>
           </w:r>
           <w:r>
-            <w:rPr>
-              <w:rtl w:val="0"/>
-            </w:rPr>
-            <w:t xml:space="preserve">3</w:t>
+            <w:t>3</w:t>
           </w:r>
           <w:r>
             <w:fldChar w:fldCharType="end"/>
-          </w:r>
-          <w:r>
-            <w:rPr>
-              <w:rtl w:val="0"/>
-            </w:rPr>
           </w:r>
         </w:p>
         <w:p>
           <w:pPr>
             <w:widowControl w:val="0"/>
             <w:tabs>
-              <w:tab w:val="right" w:leader="dot" w:pos="9071.511811023622"/>
+              <w:tab w:val="right" w:leader="dot" w:pos="9071"/>
             </w:tabs>
-            <w:spacing w:before="60" w:lineRule="auto"/>
-            <w:ind w:left="360" w:firstLine="0"/>
+            <w:spacing w:before="60"/>
+            <w:ind w:left="360"/>
             <w:rPr>
               <w:color w:val="000000"/>
-              <w:u w:val="none"/>
             </w:rPr>
           </w:pPr>
           <w:hyperlink w:anchor="_heading=h.qh7sikw6pste">
             <w:r>
               <w:rPr>
                 <w:color w:val="000000"/>
-                <w:u w:val="none"/>
-                <w:rtl w:val="0"/>
-              </w:rPr>
-              <w:t xml:space="preserve">S3. Reliability - Simulation Stability</w:t>
+              </w:rPr>
+              <w:t>S3. Reliability - Simulation Stability</w:t>
+            </w:r>
+            <w:r>
+              <w:rPr>
+                <w:color w:val="000000"/>
+              </w:rPr>
               <w:tab/>
             </w:r>
           </w:hyperlink>
           <w:r>
             <w:fldChar w:fldCharType="begin"/>
+          </w:r>
+          <w:r>
             <w:instrText xml:space="preserve"> PAGEREF _heading=h.qh7sikw6pste \h </w:instrText>
+          </w:r>
+          <w:r>
             <w:fldChar w:fldCharType="separate"/>
           </w:r>
           <w:r>
-            <w:rPr>
-              <w:rtl w:val="0"/>
-            </w:rPr>
-            <w:t xml:space="preserve">3</w:t>
+            <w:t>3</w:t>
           </w:r>
           <w:r>
             <w:fldChar w:fldCharType="end"/>
-          </w:r>
-          <w:r>
-            <w:rPr>
-              <w:rtl w:val="0"/>
-            </w:rPr>
           </w:r>
         </w:p>
         <w:p>
           <w:pPr>
             <w:widowControl w:val="0"/>
             <w:tabs>
-              <w:tab w:val="right" w:leader="dot" w:pos="9071.511811023622"/>
+              <w:tab w:val="right" w:leader="dot" w:pos="9071"/>
             </w:tabs>
-            <w:spacing w:before="60" w:lineRule="auto"/>
-            <w:ind w:left="360" w:firstLine="0"/>
+            <w:spacing w:before="60"/>
+            <w:ind w:left="360"/>
             <w:rPr>
               <w:color w:val="000000"/>
-              <w:u w:val="none"/>
             </w:rPr>
           </w:pPr>
           <w:hyperlink w:anchor="_heading=h.pjepa8664b3r">
             <w:r>
               <w:rPr>
                 <w:color w:val="000000"/>
-                <w:u w:val="none"/>
-                <w:rtl w:val="0"/>
-              </w:rPr>
-              <w:t xml:space="preserve">S4. Design Language - UML Standards</w:t>
+              </w:rPr>
+              <w:t>S4. Design Language - UML Standards</w:t>
+            </w:r>
+            <w:r>
+              <w:rPr>
+                <w:color w:val="000000"/>
+              </w:rPr>
               <w:tab/>
             </w:r>
           </w:hyperlink>
           <w:r>
             <w:fldChar w:fldCharType="begin"/>
+          </w:r>
+          <w:r>
             <w:instrText xml:space="preserve"> PAGEREF _heading=h.pjepa8664b3r \h </w:instrText>
+          </w:r>
+          <w:r>
             <w:fldChar w:fldCharType="separate"/>
           </w:r>
           <w:r>
-            <w:rPr>
-              <w:rtl w:val="0"/>
-            </w:rPr>
-            <w:t xml:space="preserve">3</w:t>
+            <w:t>3</w:t>
           </w:r>
           <w:r>
             <w:fldChar w:fldCharType="end"/>
-          </w:r>
-          <w:r>
-            <w:rPr>
-              <w:rtl w:val="0"/>
-            </w:rPr>
           </w:r>
         </w:p>
         <w:p>
           <w:pPr>
             <w:widowControl w:val="0"/>
             <w:tabs>
-              <w:tab w:val="right" w:leader="dot" w:pos="9071.511811023622"/>
+              <w:tab w:val="right" w:leader="dot" w:pos="9071"/>
             </w:tabs>
-            <w:spacing w:before="60" w:lineRule="auto"/>
-            <w:ind w:left="360" w:firstLine="0"/>
+            <w:spacing w:before="60"/>
+            <w:ind w:left="360"/>
             <w:rPr>
               <w:color w:val="000000"/>
-              <w:u w:val="none"/>
             </w:rPr>
           </w:pPr>
           <w:hyperlink w:anchor="_heading=h.fl71m4hd0hya">
             <w:r>
               <w:rPr>
                 <w:color w:val="000000"/>
-                <w:u w:val="none"/>
-                <w:rtl w:val="0"/>
-              </w:rPr>
-              <w:t xml:space="preserve">S5. Fault Handling – Communication Robustness</w:t>
+              </w:rPr>
+              <w:t>S5. Fault Handling – Communication Robustness</w:t>
+            </w:r>
+            <w:r>
+              <w:rPr>
+                <w:color w:val="000000"/>
+              </w:rPr>
               <w:tab/>
             </w:r>
           </w:hyperlink>
           <w:r>
             <w:fldChar w:fldCharType="begin"/>
+          </w:r>
+          <w:r>
             <w:instrText xml:space="preserve"> PAGEREF _heading=h.fl71m4hd0hya \h </w:instrText>
+          </w:r>
+          <w:r>
             <w:fldChar w:fldCharType="separate"/>
           </w:r>
           <w:r>
-            <w:rPr>
-              <w:rtl w:val="0"/>
-            </w:rPr>
-            <w:t xml:space="preserve">4</w:t>
+            <w:t>4</w:t>
           </w:r>
           <w:r>
             <w:fldChar w:fldCharType="end"/>
-          </w:r>
-          <w:r>
-            <w:rPr>
-              <w:rtl w:val="0"/>
-            </w:rPr>
           </w:r>
         </w:p>
         <w:p>
           <w:pPr>
             <w:widowControl w:val="0"/>
             <w:tabs>
-              <w:tab w:val="right" w:leader="dot" w:pos="9071.511811023622"/>
+              <w:tab w:val="right" w:leader="dot" w:pos="9071"/>
             </w:tabs>
-            <w:spacing w:before="60" w:lineRule="auto"/>
-            <w:ind w:left="360" w:firstLine="0"/>
+            <w:spacing w:before="60"/>
+            <w:ind w:left="360"/>
             <w:rPr>
               <w:color w:val="000000"/>
-              <w:u w:val="none"/>
             </w:rPr>
           </w:pPr>
           <w:hyperlink w:anchor="_heading=h.devjx83p9e1v">
             <w:r>
               <w:rPr>
                 <w:color w:val="000000"/>
-                <w:u w:val="none"/>
-                <w:rtl w:val="0"/>
-              </w:rPr>
-              <w:t xml:space="preserve">S6. Autonomous Safety &amp; Environmental Responsiveness</w:t>
+              </w:rPr>
+              <w:t>S6. Autonomous Safety &amp; Environmental Responsiveness</w:t>
+            </w:r>
+            <w:r>
+              <w:rPr>
+                <w:color w:val="000000"/>
+              </w:rPr>
               <w:tab/>
             </w:r>
           </w:hyperlink>
           <w:r>
             <w:fldChar w:fldCharType="begin"/>
+          </w:r>
+          <w:r>
             <w:instrText xml:space="preserve"> PAGEREF _heading=h.devjx83p9e1v \h </w:instrText>
+          </w:r>
+          <w:r>
             <w:fldChar w:fldCharType="separate"/>
           </w:r>
           <w:r>
-            <w:rPr>
-              <w:rtl w:val="0"/>
-            </w:rPr>
-            <w:t xml:space="preserve">4</w:t>
+            <w:t>4</w:t>
           </w:r>
           <w:r>
             <w:fldChar w:fldCharType="end"/>
-          </w:r>
-          <w:r>
-            <w:rPr>
-              <w:rtl w:val="0"/>
-            </w:rPr>
           </w:r>
         </w:p>
         <w:p>
           <w:pPr>
             <w:widowControl w:val="0"/>
             <w:tabs>
-              <w:tab w:val="right" w:leader="dot" w:pos="9071.511811023622"/>
+              <w:tab w:val="right" w:leader="dot" w:pos="9071"/>
             </w:tabs>
-            <w:spacing w:before="60" w:lineRule="auto"/>
+            <w:spacing w:before="60"/>
             <w:rPr>
-              <w:b w:val="1"/>
-              <w:bCs w:val="1"/>
+              <w:b/>
+              <w:bCs/>
               <w:color w:val="000000"/>
-              <w:u w:val="none"/>
             </w:rPr>
           </w:pPr>
           <w:hyperlink w:anchor="_heading=h.d2iuuuh3a4xh">
             <w:r>
               <w:rPr>
-                <w:b w:val="1"/>
-                <w:bCs w:val="1"/>
-                <w:color w:val="000000"/>
-                <w:u w:val="none"/>
-                <w:rtl w:val="0"/>
-              </w:rPr>
-              <w:t xml:space="preserve">Figures</w:t>
+                <w:b/>
+                <w:bCs/>
+                <w:color w:val="000000"/>
+              </w:rPr>
+              <w:t>Figures</w:t>
+            </w:r>
+            <w:r>
+              <w:rPr>
+                <w:b/>
+                <w:bCs/>
+                <w:color w:val="000000"/>
+              </w:rPr>
               <w:tab/>
             </w:r>
           </w:hyperlink>
           <w:r>
             <w:fldChar w:fldCharType="begin"/>
+          </w:r>
+          <w:r>
             <w:instrText xml:space="preserve"> PAGEREF _heading=h.d2iuuuh3a4xh \h </w:instrText>
+          </w:r>
+          <w:r>
             <w:fldChar w:fldCharType="separate"/>
           </w:r>
           <w:r>
             <w:rPr>
-              <w:b w:val="1"/>
-              <w:bCs w:val="1"/>
-              <w:rtl w:val="0"/>
+              <w:b/>
+              <w:bCs/>
             </w:rPr>
-            <w:t xml:space="preserve">4</w:t>
+            <w:t>4</w:t>
           </w:r>
           <w:r>
             <w:fldChar w:fldCharType="end"/>
-          </w:r>
-          <w:r>
-            <w:rPr>
-              <w:rtl w:val="0"/>
-            </w:rPr>
           </w:r>
         </w:p>
         <w:p>
           <w:pPr>
             <w:widowControl w:val="0"/>
             <w:tabs>
-              <w:tab w:val="right" w:leader="dot" w:pos="9071.511811023622"/>
+              <w:tab w:val="right" w:leader="dot" w:pos="9071"/>
             </w:tabs>
-            <w:spacing w:before="60" w:lineRule="auto"/>
+            <w:spacing w:before="60"/>
             <w:rPr>
-              <w:b w:val="1"/>
-              <w:bCs w:val="1"/>
+              <w:b/>
+              <w:bCs/>
               <w:color w:val="000000"/>
-              <w:u w:val="none"/>
             </w:rPr>
           </w:pPr>
           <w:hyperlink w:anchor="_heading=h.kkig7jnkzbcz">
             <w:r>
               <w:rPr>
-                <w:b w:val="1"/>
-                <w:bCs w:val="1"/>
-                <w:color w:val="000000"/>
-                <w:u w:val="none"/>
-                <w:rtl w:val="0"/>
-              </w:rPr>
-              <w:t xml:space="preserve">References:</w:t>
+                <w:b/>
+                <w:bCs/>
+                <w:color w:val="000000"/>
+              </w:rPr>
+              <w:t>References:</w:t>
+            </w:r>
+            <w:r>
+              <w:rPr>
+                <w:b/>
+                <w:bCs/>
+                <w:color w:val="000000"/>
+              </w:rPr>
               <w:tab/>
             </w:r>
           </w:hyperlink>
           <w:r>
             <w:fldChar w:fldCharType="begin"/>
+          </w:r>
+          <w:r>
             <w:instrText xml:space="preserve"> PAGEREF _heading=h.kkig7jnkzbcz \h </w:instrText>
+          </w:r>
+          <w:r>
             <w:fldChar w:fldCharType="separate"/>
           </w:r>
           <w:r>
             <w:rPr>
-              <w:b w:val="1"/>
-              <w:bCs w:val="1"/>
-              <w:rtl w:val="0"/>
+              <w:b/>
+              <w:bCs/>
             </w:rPr>
-            <w:t xml:space="preserve">5</w:t>
+            <w:t>5</w:t>
           </w:r>
           <w:r>
             <w:fldChar w:fldCharType="end"/>
-          </w:r>
-          <w:r>
-            <w:rPr>
-              <w:rtl w:val="0"/>
-            </w:rPr>
           </w:r>
           <w:r>
             <w:fldChar w:fldCharType="end"/>
@@ -559,161 +591,102 @@
         </w:p>
       </w:sdtContent>
     </w:sdt>
+    <w:p/>
+    <w:p/>
     <w:p>
       <w:pPr>
-        <w:rPr/>
-      </w:pPr>
-      <w:r>
-        <w:rPr>
-          <w:rtl w:val="0"/>
-        </w:rPr>
-      </w:r>
-    </w:p>
-    <w:p>
-      <w:pPr>
-        <w:rPr/>
-      </w:pPr>
-      <w:r>
-        <w:rPr>
-          <w:rtl w:val="0"/>
-        </w:rPr>
-      </w:r>
-    </w:p>
-    <w:p>
-      <w:pPr>
         <w:widowControl w:val="0"/>
-        <w:spacing w:after="60" w:before="480" w:lineRule="auto"/>
-        <w:rPr>
-          <w:rFonts w:ascii="Arial" w:cs="Arial" w:eastAsia="Arial" w:hAnsi="Arial"/>
-          <w:b w:val="1"/>
-          <w:bCs w:val="1"/>
+        <w:spacing w:before="480" w:after="60"/>
+        <w:rPr>
+          <w:rFonts w:ascii="Arial" w:eastAsia="Arial" w:hAnsi="Arial" w:cs="Arial"/>
+          <w:b/>
+          <w:bCs/>
           <w:sz w:val="32"/>
           <w:szCs w:val="32"/>
         </w:rPr>
       </w:pPr>
       <w:r>
         <w:rPr>
-          <w:rFonts w:ascii="Arial" w:cs="Arial" w:eastAsia="Arial" w:hAnsi="Arial"/>
-          <w:b w:val="1"/>
-          <w:bCs w:val="1"/>
+          <w:rFonts w:ascii="Arial" w:eastAsia="Arial" w:hAnsi="Arial" w:cs="Arial"/>
+          <w:b/>
+          <w:bCs/>
           <w:sz w:val="32"/>
           <w:szCs w:val="32"/>
-          <w:rtl w:val="0"/>
-        </w:rPr>
-        <w:t xml:space="preserve">Subgroup 3: Devices</w:t>
+        </w:rPr>
+        <w:t>Subgroup 3: Devices</w:t>
       </w:r>
     </w:p>
+    <w:p/>
+    <w:p/>
     <w:p>
       <w:pPr>
-        <w:rPr/>
-      </w:pPr>
-      <w:r>
-        <w:rPr>
-          <w:rtl w:val="0"/>
-        </w:rPr>
-      </w:r>
-    </w:p>
-    <w:p>
-      <w:pPr>
-        <w:rPr/>
-      </w:pPr>
-      <w:r>
-        <w:rPr>
-          <w:rtl w:val="0"/>
-        </w:rPr>
-      </w:r>
-    </w:p>
-    <w:p>
-      <w:pPr>
-        <w:pStyle w:val="Heading1"/>
+        <w:pStyle w:val="Rubrik1"/>
         <w:jc w:val="center"/>
         <w:rPr>
-          <w:rFonts w:ascii="Times New Roman" w:cs="Times New Roman" w:eastAsia="Times New Roman" w:hAnsi="Times New Roman"/>
+          <w:rFonts w:ascii="Times New Roman" w:eastAsia="Times New Roman" w:hAnsi="Times New Roman" w:cs="Times New Roman"/>
           <w:sz w:val="30"/>
           <w:szCs w:val="30"/>
         </w:rPr>
       </w:pPr>
-      <w:bookmarkStart w:colFirst="0" w:colLast="0" w:name="_heading=h.axuyzttzezvi" w:id="1"/>
+      <w:bookmarkStart w:id="1" w:name="_heading=h.axuyzttzezvi" w:colFirst="0" w:colLast="0"/>
       <w:bookmarkEnd w:id="1"/>
       <w:r>
         <w:rPr>
-          <w:rFonts w:ascii="Times New Roman" w:cs="Times New Roman" w:eastAsia="Times New Roman" w:hAnsi="Times New Roman"/>
+          <w:rFonts w:ascii="Times New Roman" w:eastAsia="Times New Roman" w:hAnsi="Times New Roman" w:cs="Times New Roman"/>
           <w:sz w:val="30"/>
           <w:szCs w:val="30"/>
-          <w:rtl w:val="0"/>
-        </w:rPr>
-        <w:t xml:space="preserve">Revision History</w:t>
+        </w:rPr>
+        <w:t>Revision History</w:t>
       </w:r>
     </w:p>
-    <w:p>
-      <w:pPr>
-        <w:rPr/>
-      </w:pPr>
-      <w:r>
-        <w:rPr>
-          <w:rtl w:val="0"/>
-        </w:rPr>
-      </w:r>
-    </w:p>
+    <w:p/>
     <w:tbl>
       <w:tblPr>
-        <w:tblStyle w:val="Table1"/>
-        <w:tblW w:w="9504.0" w:type="dxa"/>
-        <w:jc w:val="left"/>
-        <w:tblInd w:w="-115.0" w:type="dxa"/>
+        <w:tblStyle w:val="a"/>
+        <w:tblW w:w="9504" w:type="dxa"/>
+        <w:tblInd w:w="-115" w:type="dxa"/>
         <w:tblBorders>
-          <w:top w:color="000000" w:space="0" w:sz="6" w:val="single"/>
-          <w:left w:color="000000" w:space="0" w:sz="6" w:val="single"/>
-          <w:bottom w:color="000000" w:space="0" w:sz="6" w:val="single"/>
-          <w:right w:color="000000" w:space="0" w:sz="6" w:val="single"/>
-          <w:insideH w:color="000000" w:space="0" w:sz="6" w:val="single"/>
-          <w:insideV w:color="000000" w:space="0" w:sz="6" w:val="single"/>
+          <w:top w:val="single" w:sz="6" w:space="0" w:color="000000"/>
+          <w:left w:val="single" w:sz="6" w:space="0" w:color="000000"/>
+          <w:bottom w:val="single" w:sz="6" w:space="0" w:color="000000"/>
+          <w:right w:val="single" w:sz="6" w:space="0" w:color="000000"/>
+          <w:insideH w:val="single" w:sz="6" w:space="0" w:color="000000"/>
+          <w:insideV w:val="single" w:sz="6" w:space="0" w:color="000000"/>
         </w:tblBorders>
         <w:tblLayout w:type="fixed"/>
-        <w:tblLook w:val="0000"/>
+        <w:tblLook w:val="0000" w:firstRow="0" w:lastRow="0" w:firstColumn="0" w:lastColumn="0" w:noHBand="0" w:noVBand="0"/>
       </w:tblPr>
       <w:tblGrid>
         <w:gridCol w:w="2304"/>
         <w:gridCol w:w="1152"/>
         <w:gridCol w:w="3744"/>
         <w:gridCol w:w="2304"/>
-        <w:tblGridChange w:id="0">
-          <w:tblGrid>
-            <w:gridCol w:w="2304"/>
-            <w:gridCol w:w="1152"/>
-            <w:gridCol w:w="3744"/>
-            <w:gridCol w:w="2304"/>
-          </w:tblGrid>
-        </w:tblGridChange>
       </w:tblGrid>
       <w:tr>
-        <w:trPr>
-          <w:cantSplit w:val="0"/>
-          <w:tblHeader w:val="0"/>
-        </w:trPr>
-        <w:tc>
-          <w:tcPr>
-            <w:tcMar>
-              <w:top w:w="0.0" w:type="dxa"/>
-              <w:bottom w:w="0.0" w:type="dxa"/>
+        <w:tc>
+          <w:tcPr>
+            <w:tcW w:w="2304" w:type="dxa"/>
+            <w:tcMar>
+              <w:top w:w="0" w:type="dxa"/>
+              <w:bottom w:w="0" w:type="dxa"/>
             </w:tcMar>
           </w:tcPr>
           <w:p>
             <w:pPr>
-              <w:keepLines w:val="1"/>
+              <w:keepLines/>
               <w:widowControl w:val="0"/>
               <w:pBdr>
-                <w:top w:space="0" w:sz="0" w:val="nil"/>
-                <w:left w:space="0" w:sz="0" w:val="nil"/>
-                <w:bottom w:space="0" w:sz="0" w:val="nil"/>
-                <w:right w:space="0" w:sz="0" w:val="nil"/>
-                <w:between w:space="0" w:sz="0" w:val="nil"/>
+                <w:top w:val="nil"/>
+                <w:left w:val="nil"/>
+                <w:bottom w:val="nil"/>
+                <w:right w:val="nil"/>
+                <w:between w:val="nil"/>
               </w:pBdr>
-              <w:spacing w:after="120" w:lineRule="auto"/>
+              <w:spacing w:after="120"/>
               <w:jc w:val="center"/>
               <w:rPr>
-                <w:b w:val="1"/>
-                <w:bCs w:val="1"/>
+                <w:b/>
+                <w:bCs/>
                 <w:color w:val="000000"/>
                 <w:sz w:val="20"/>
                 <w:szCs w:val="20"/>
@@ -721,40 +694,40 @@
             </w:pPr>
             <w:r>
               <w:rPr>
-                <w:b w:val="1"/>
-                <w:bCs w:val="1"/>
-                <w:color w:val="000000"/>
-                <w:sz w:val="20"/>
-                <w:szCs w:val="20"/>
-                <w:rtl w:val="0"/>
-              </w:rPr>
-              <w:t xml:space="preserve">Date</w:t>
-            </w:r>
-          </w:p>
-        </w:tc>
-        <w:tc>
-          <w:tcPr>
-            <w:tcMar>
-              <w:top w:w="0.0" w:type="dxa"/>
-              <w:bottom w:w="0.0" w:type="dxa"/>
+                <w:b/>
+                <w:bCs/>
+                <w:color w:val="000000"/>
+                <w:sz w:val="20"/>
+                <w:szCs w:val="20"/>
+              </w:rPr>
+              <w:t>Date</w:t>
+            </w:r>
+          </w:p>
+        </w:tc>
+        <w:tc>
+          <w:tcPr>
+            <w:tcW w:w="1152" w:type="dxa"/>
+            <w:tcMar>
+              <w:top w:w="0" w:type="dxa"/>
+              <w:bottom w:w="0" w:type="dxa"/>
             </w:tcMar>
           </w:tcPr>
           <w:p>
             <w:pPr>
-              <w:keepLines w:val="1"/>
+              <w:keepLines/>
               <w:widowControl w:val="0"/>
               <w:pBdr>
-                <w:top w:space="0" w:sz="0" w:val="nil"/>
-                <w:left w:space="0" w:sz="0" w:val="nil"/>
-                <w:bottom w:space="0" w:sz="0" w:val="nil"/>
-                <w:right w:space="0" w:sz="0" w:val="nil"/>
-                <w:between w:space="0" w:sz="0" w:val="nil"/>
+                <w:top w:val="nil"/>
+                <w:left w:val="nil"/>
+                <w:bottom w:val="nil"/>
+                <w:right w:val="nil"/>
+                <w:between w:val="nil"/>
               </w:pBdr>
-              <w:spacing w:after="120" w:lineRule="auto"/>
+              <w:spacing w:after="120"/>
               <w:jc w:val="center"/>
               <w:rPr>
-                <w:b w:val="1"/>
-                <w:bCs w:val="1"/>
+                <w:b/>
+                <w:bCs/>
                 <w:color w:val="000000"/>
                 <w:sz w:val="20"/>
                 <w:szCs w:val="20"/>
@@ -762,40 +735,40 @@
             </w:pPr>
             <w:r>
               <w:rPr>
-                <w:b w:val="1"/>
-                <w:bCs w:val="1"/>
-                <w:color w:val="000000"/>
-                <w:sz w:val="20"/>
-                <w:szCs w:val="20"/>
-                <w:rtl w:val="0"/>
-              </w:rPr>
-              <w:t xml:space="preserve">Version</w:t>
-            </w:r>
-          </w:p>
-        </w:tc>
-        <w:tc>
-          <w:tcPr>
-            <w:tcMar>
-              <w:top w:w="0.0" w:type="dxa"/>
-              <w:bottom w:w="0.0" w:type="dxa"/>
+                <w:b/>
+                <w:bCs/>
+                <w:color w:val="000000"/>
+                <w:sz w:val="20"/>
+                <w:szCs w:val="20"/>
+              </w:rPr>
+              <w:t>Version</w:t>
+            </w:r>
+          </w:p>
+        </w:tc>
+        <w:tc>
+          <w:tcPr>
+            <w:tcW w:w="3744" w:type="dxa"/>
+            <w:tcMar>
+              <w:top w:w="0" w:type="dxa"/>
+              <w:bottom w:w="0" w:type="dxa"/>
             </w:tcMar>
           </w:tcPr>
           <w:p>
             <w:pPr>
-              <w:keepLines w:val="1"/>
+              <w:keepLines/>
               <w:widowControl w:val="0"/>
               <w:pBdr>
-                <w:top w:space="0" w:sz="0" w:val="nil"/>
-                <w:left w:space="0" w:sz="0" w:val="nil"/>
-                <w:bottom w:space="0" w:sz="0" w:val="nil"/>
-                <w:right w:space="0" w:sz="0" w:val="nil"/>
-                <w:between w:space="0" w:sz="0" w:val="nil"/>
+                <w:top w:val="nil"/>
+                <w:left w:val="nil"/>
+                <w:bottom w:val="nil"/>
+                <w:right w:val="nil"/>
+                <w:between w:val="nil"/>
               </w:pBdr>
-              <w:spacing w:after="120" w:lineRule="auto"/>
+              <w:spacing w:after="120"/>
               <w:jc w:val="center"/>
               <w:rPr>
-                <w:b w:val="1"/>
-                <w:bCs w:val="1"/>
+                <w:b/>
+                <w:bCs/>
                 <w:color w:val="000000"/>
                 <w:sz w:val="20"/>
                 <w:szCs w:val="20"/>
@@ -803,40 +776,40 @@
             </w:pPr>
             <w:r>
               <w:rPr>
-                <w:b w:val="1"/>
-                <w:bCs w:val="1"/>
-                <w:color w:val="000000"/>
-                <w:sz w:val="20"/>
-                <w:szCs w:val="20"/>
-                <w:rtl w:val="0"/>
-              </w:rPr>
-              <w:t xml:space="preserve">Description</w:t>
-            </w:r>
-          </w:p>
-        </w:tc>
-        <w:tc>
-          <w:tcPr>
-            <w:tcMar>
-              <w:top w:w="0.0" w:type="dxa"/>
-              <w:bottom w:w="0.0" w:type="dxa"/>
+                <w:b/>
+                <w:bCs/>
+                <w:color w:val="000000"/>
+                <w:sz w:val="20"/>
+                <w:szCs w:val="20"/>
+              </w:rPr>
+              <w:t>Description</w:t>
+            </w:r>
+          </w:p>
+        </w:tc>
+        <w:tc>
+          <w:tcPr>
+            <w:tcW w:w="2304" w:type="dxa"/>
+            <w:tcMar>
+              <w:top w:w="0" w:type="dxa"/>
+              <w:bottom w:w="0" w:type="dxa"/>
             </w:tcMar>
           </w:tcPr>
           <w:p>
             <w:pPr>
-              <w:keepLines w:val="1"/>
+              <w:keepLines/>
               <w:widowControl w:val="0"/>
               <w:pBdr>
-                <w:top w:space="0" w:sz="0" w:val="nil"/>
-                <w:left w:space="0" w:sz="0" w:val="nil"/>
-                <w:bottom w:space="0" w:sz="0" w:val="nil"/>
-                <w:right w:space="0" w:sz="0" w:val="nil"/>
-                <w:between w:space="0" w:sz="0" w:val="nil"/>
+                <w:top w:val="nil"/>
+                <w:left w:val="nil"/>
+                <w:bottom w:val="nil"/>
+                <w:right w:val="nil"/>
+                <w:between w:val="nil"/>
               </w:pBdr>
-              <w:spacing w:after="120" w:lineRule="auto"/>
+              <w:spacing w:after="120"/>
               <w:jc w:val="center"/>
               <w:rPr>
-                <w:b w:val="1"/>
-                <w:bCs w:val="1"/>
+                <w:b/>
+                <w:bCs/>
                 <w:color w:val="000000"/>
                 <w:sz w:val="20"/>
                 <w:szCs w:val="20"/>
@@ -844,42 +817,38 @@
             </w:pPr>
             <w:r>
               <w:rPr>
-                <w:b w:val="1"/>
-                <w:bCs w:val="1"/>
-                <w:color w:val="000000"/>
-                <w:sz w:val="20"/>
-                <w:szCs w:val="20"/>
-                <w:rtl w:val="0"/>
-              </w:rPr>
-              <w:t xml:space="preserve">Author</w:t>
+                <w:b/>
+                <w:bCs/>
+                <w:color w:val="000000"/>
+                <w:sz w:val="20"/>
+                <w:szCs w:val="20"/>
+              </w:rPr>
+              <w:t>Author</w:t>
             </w:r>
           </w:p>
         </w:tc>
       </w:tr>
       <w:tr>
-        <w:trPr>
-          <w:cantSplit w:val="0"/>
-          <w:tblHeader w:val="0"/>
-        </w:trPr>
-        <w:tc>
-          <w:tcPr>
-            <w:tcMar>
-              <w:top w:w="0.0" w:type="dxa"/>
-              <w:bottom w:w="0.0" w:type="dxa"/>
+        <w:tc>
+          <w:tcPr>
+            <w:tcW w:w="2304" w:type="dxa"/>
+            <w:tcMar>
+              <w:top w:w="0" w:type="dxa"/>
+              <w:bottom w:w="0" w:type="dxa"/>
             </w:tcMar>
           </w:tcPr>
           <w:p>
             <w:pPr>
-              <w:keepLines w:val="1"/>
+              <w:keepLines/>
               <w:widowControl w:val="0"/>
               <w:pBdr>
-                <w:top w:space="0" w:sz="0" w:val="nil"/>
-                <w:left w:space="0" w:sz="0" w:val="nil"/>
-                <w:bottom w:space="0" w:sz="0" w:val="nil"/>
-                <w:right w:space="0" w:sz="0" w:val="nil"/>
-                <w:between w:space="0" w:sz="0" w:val="nil"/>
+                <w:top w:val="nil"/>
+                <w:left w:val="nil"/>
+                <w:bottom w:val="nil"/>
+                <w:right w:val="nil"/>
+                <w:between w:val="nil"/>
               </w:pBdr>
-              <w:spacing w:after="120" w:lineRule="auto"/>
+              <w:spacing w:after="120"/>
               <w:rPr>
                 <w:color w:val="000000"/>
                 <w:sz w:val="20"/>
@@ -891,31 +860,31 @@
                 <w:color w:val="000000"/>
                 <w:sz w:val="20"/>
                 <w:szCs w:val="20"/>
-                <w:rtl w:val="0"/>
-              </w:rPr>
-              <w:t xml:space="preserve">2026-02-06</w:t>
-            </w:r>
-          </w:p>
-        </w:tc>
-        <w:tc>
-          <w:tcPr>
-            <w:tcMar>
-              <w:top w:w="0.0" w:type="dxa"/>
-              <w:bottom w:w="0.0" w:type="dxa"/>
+              </w:rPr>
+              <w:t>2026-02-06</w:t>
+            </w:r>
+          </w:p>
+        </w:tc>
+        <w:tc>
+          <w:tcPr>
+            <w:tcW w:w="1152" w:type="dxa"/>
+            <w:tcMar>
+              <w:top w:w="0" w:type="dxa"/>
+              <w:bottom w:w="0" w:type="dxa"/>
             </w:tcMar>
           </w:tcPr>
           <w:p>
             <w:pPr>
-              <w:keepLines w:val="1"/>
+              <w:keepLines/>
               <w:widowControl w:val="0"/>
               <w:pBdr>
-                <w:top w:space="0" w:sz="0" w:val="nil"/>
-                <w:left w:space="0" w:sz="0" w:val="nil"/>
-                <w:bottom w:space="0" w:sz="0" w:val="nil"/>
-                <w:right w:space="0" w:sz="0" w:val="nil"/>
-                <w:between w:space="0" w:sz="0" w:val="nil"/>
+                <w:top w:val="nil"/>
+                <w:left w:val="nil"/>
+                <w:bottom w:val="nil"/>
+                <w:right w:val="nil"/>
+                <w:between w:val="nil"/>
               </w:pBdr>
-              <w:spacing w:after="120" w:lineRule="auto"/>
+              <w:spacing w:after="120"/>
               <w:rPr>
                 <w:color w:val="000000"/>
                 <w:sz w:val="20"/>
@@ -927,31 +896,31 @@
                 <w:color w:val="000000"/>
                 <w:sz w:val="20"/>
                 <w:szCs w:val="20"/>
-                <w:rtl w:val="0"/>
-              </w:rPr>
-              <w:t xml:space="preserve">1.0</w:t>
-            </w:r>
-          </w:p>
-        </w:tc>
-        <w:tc>
-          <w:tcPr>
-            <w:tcMar>
-              <w:top w:w="0.0" w:type="dxa"/>
-              <w:bottom w:w="0.0" w:type="dxa"/>
+              </w:rPr>
+              <w:t>1.0</w:t>
+            </w:r>
+          </w:p>
+        </w:tc>
+        <w:tc>
+          <w:tcPr>
+            <w:tcW w:w="3744" w:type="dxa"/>
+            <w:tcMar>
+              <w:top w:w="0" w:type="dxa"/>
+              <w:bottom w:w="0" w:type="dxa"/>
             </w:tcMar>
           </w:tcPr>
           <w:p>
             <w:pPr>
-              <w:keepLines w:val="1"/>
+              <w:keepLines/>
               <w:widowControl w:val="0"/>
               <w:pBdr>
-                <w:top w:space="0" w:sz="0" w:val="nil"/>
-                <w:left w:space="0" w:sz="0" w:val="nil"/>
-                <w:bottom w:space="0" w:sz="0" w:val="nil"/>
-                <w:right w:space="0" w:sz="0" w:val="nil"/>
-                <w:between w:space="0" w:sz="0" w:val="nil"/>
+                <w:top w:val="nil"/>
+                <w:left w:val="nil"/>
+                <w:bottom w:val="nil"/>
+                <w:right w:val="nil"/>
+                <w:between w:val="nil"/>
               </w:pBdr>
-              <w:spacing w:after="120" w:lineRule="auto"/>
+              <w:spacing w:after="120"/>
               <w:rPr>
                 <w:color w:val="000000"/>
                 <w:sz w:val="20"/>
@@ -963,31 +932,31 @@
                 <w:color w:val="000000"/>
                 <w:sz w:val="20"/>
                 <w:szCs w:val="20"/>
-                <w:rtl w:val="0"/>
-              </w:rPr>
-              <w:t xml:space="preserve">Initial revision</w:t>
-            </w:r>
-          </w:p>
-        </w:tc>
-        <w:tc>
-          <w:tcPr>
-            <w:tcMar>
-              <w:top w:w="0.0" w:type="dxa"/>
-              <w:bottom w:w="0.0" w:type="dxa"/>
+              </w:rPr>
+              <w:t>Initial revision</w:t>
+            </w:r>
+          </w:p>
+        </w:tc>
+        <w:tc>
+          <w:tcPr>
+            <w:tcW w:w="2304" w:type="dxa"/>
+            <w:tcMar>
+              <w:top w:w="0" w:type="dxa"/>
+              <w:bottom w:w="0" w:type="dxa"/>
             </w:tcMar>
           </w:tcPr>
           <w:p>
             <w:pPr>
-              <w:keepLines w:val="1"/>
+              <w:keepLines/>
               <w:widowControl w:val="0"/>
               <w:pBdr>
-                <w:top w:space="0" w:sz="0" w:val="nil"/>
-                <w:left w:space="0" w:sz="0" w:val="nil"/>
-                <w:bottom w:space="0" w:sz="0" w:val="nil"/>
-                <w:right w:space="0" w:sz="0" w:val="nil"/>
-                <w:between w:space="0" w:sz="0" w:val="nil"/>
+                <w:top w:val="nil"/>
+                <w:left w:val="nil"/>
+                <w:bottom w:val="nil"/>
+                <w:right w:val="nil"/>
+                <w:between w:val="nil"/>
               </w:pBdr>
-              <w:spacing w:after="120" w:lineRule="auto"/>
+              <w:spacing w:after="120"/>
               <w:rPr>
                 <w:color w:val="000000"/>
                 <w:sz w:val="20"/>
@@ -999,37 +968,33 @@
                 <w:color w:val="000000"/>
                 <w:sz w:val="20"/>
                 <w:szCs w:val="20"/>
-                <w:rtl w:val="0"/>
-              </w:rPr>
-              <w:t xml:space="preserve">Sergej Macut</w:t>
+              </w:rPr>
+              <w:t>Sergej Macut</w:t>
             </w:r>
           </w:p>
         </w:tc>
       </w:tr>
       <w:tr>
-        <w:trPr>
-          <w:cantSplit w:val="0"/>
-          <w:tblHeader w:val="0"/>
-        </w:trPr>
-        <w:tc>
-          <w:tcPr>
-            <w:tcMar>
-              <w:top w:w="0.0" w:type="dxa"/>
-              <w:bottom w:w="0.0" w:type="dxa"/>
+        <w:tc>
+          <w:tcPr>
+            <w:tcW w:w="2304" w:type="dxa"/>
+            <w:tcMar>
+              <w:top w:w="0" w:type="dxa"/>
+              <w:bottom w:w="0" w:type="dxa"/>
             </w:tcMar>
           </w:tcPr>
           <w:p>
             <w:pPr>
-              <w:keepLines w:val="1"/>
+              <w:keepLines/>
               <w:widowControl w:val="0"/>
               <w:pBdr>
-                <w:top w:space="0" w:sz="0" w:val="nil"/>
-                <w:left w:space="0" w:sz="0" w:val="nil"/>
-                <w:bottom w:space="0" w:sz="0" w:val="nil"/>
-                <w:right w:space="0" w:sz="0" w:val="nil"/>
-                <w:between w:space="0" w:sz="0" w:val="nil"/>
+                <w:top w:val="nil"/>
+                <w:left w:val="nil"/>
+                <w:bottom w:val="nil"/>
+                <w:right w:val="nil"/>
+                <w:between w:val="nil"/>
               </w:pBdr>
-              <w:spacing w:after="120" w:lineRule="auto"/>
+              <w:spacing w:after="120"/>
               <w:rPr>
                 <w:color w:val="000000"/>
                 <w:sz w:val="20"/>
@@ -1040,36 +1005,31 @@
               <w:rPr>
                 <w:sz w:val="20"/>
                 <w:szCs w:val="20"/>
-                <w:rtl w:val="0"/>
-              </w:rPr>
-              <w:t xml:space="preserve">2026-02-26</w:t>
-            </w:r>
-            <w:r>
-              <w:rPr>
-                <w:rtl w:val="0"/>
-              </w:rPr>
-            </w:r>
-          </w:p>
-        </w:tc>
-        <w:tc>
-          <w:tcPr>
-            <w:tcMar>
-              <w:top w:w="0.0" w:type="dxa"/>
-              <w:bottom w:w="0.0" w:type="dxa"/>
+              </w:rPr>
+              <w:t>2026-02-26</w:t>
+            </w:r>
+          </w:p>
+        </w:tc>
+        <w:tc>
+          <w:tcPr>
+            <w:tcW w:w="1152" w:type="dxa"/>
+            <w:tcMar>
+              <w:top w:w="0" w:type="dxa"/>
+              <w:bottom w:w="0" w:type="dxa"/>
             </w:tcMar>
           </w:tcPr>
           <w:p>
             <w:pPr>
-              <w:keepLines w:val="1"/>
+              <w:keepLines/>
               <w:widowControl w:val="0"/>
               <w:pBdr>
-                <w:top w:space="0" w:sz="0" w:val="nil"/>
-                <w:left w:space="0" w:sz="0" w:val="nil"/>
-                <w:bottom w:space="0" w:sz="0" w:val="nil"/>
-                <w:right w:space="0" w:sz="0" w:val="nil"/>
-                <w:between w:space="0" w:sz="0" w:val="nil"/>
+                <w:top w:val="nil"/>
+                <w:left w:val="nil"/>
+                <w:bottom w:val="nil"/>
+                <w:right w:val="nil"/>
+                <w:between w:val="nil"/>
               </w:pBdr>
-              <w:spacing w:after="120" w:lineRule="auto"/>
+              <w:spacing w:after="120"/>
               <w:rPr>
                 <w:color w:val="000000"/>
                 <w:sz w:val="20"/>
@@ -1080,36 +1040,31 @@
               <w:rPr>
                 <w:sz w:val="20"/>
                 <w:szCs w:val="20"/>
-                <w:rtl w:val="0"/>
-              </w:rPr>
-              <w:t xml:space="preserve">1.1</w:t>
-            </w:r>
-            <w:r>
-              <w:rPr>
-                <w:rtl w:val="0"/>
-              </w:rPr>
-            </w:r>
-          </w:p>
-        </w:tc>
-        <w:tc>
-          <w:tcPr>
-            <w:tcMar>
-              <w:top w:w="0.0" w:type="dxa"/>
-              <w:bottom w:w="0.0" w:type="dxa"/>
+              </w:rPr>
+              <w:t>1.1</w:t>
+            </w:r>
+          </w:p>
+        </w:tc>
+        <w:tc>
+          <w:tcPr>
+            <w:tcW w:w="3744" w:type="dxa"/>
+            <w:tcMar>
+              <w:top w:w="0" w:type="dxa"/>
+              <w:bottom w:w="0" w:type="dxa"/>
             </w:tcMar>
           </w:tcPr>
           <w:p>
             <w:pPr>
-              <w:keepLines w:val="1"/>
+              <w:keepLines/>
               <w:widowControl w:val="0"/>
               <w:pBdr>
-                <w:top w:space="0" w:sz="0" w:val="nil"/>
-                <w:left w:space="0" w:sz="0" w:val="nil"/>
-                <w:bottom w:space="0" w:sz="0" w:val="nil"/>
-                <w:right w:space="0" w:sz="0" w:val="nil"/>
-                <w:between w:space="0" w:sz="0" w:val="nil"/>
+                <w:top w:val="nil"/>
+                <w:left w:val="nil"/>
+                <w:bottom w:val="nil"/>
+                <w:right w:val="nil"/>
+                <w:between w:val="nil"/>
               </w:pBdr>
-              <w:spacing w:after="120" w:lineRule="auto"/>
+              <w:spacing w:after="120"/>
               <w:rPr>
                 <w:color w:val="000000"/>
                 <w:sz w:val="20"/>
@@ -1120,36 +1075,31 @@
               <w:rPr>
                 <w:sz w:val="20"/>
                 <w:szCs w:val="20"/>
-                <w:rtl w:val="0"/>
-              </w:rPr>
-              <w:t xml:space="preserve">Revised</w:t>
-            </w:r>
-            <w:r>
-              <w:rPr>
-                <w:rtl w:val="0"/>
-              </w:rPr>
-            </w:r>
-          </w:p>
-        </w:tc>
-        <w:tc>
-          <w:tcPr>
-            <w:tcMar>
-              <w:top w:w="0.0" w:type="dxa"/>
-              <w:bottom w:w="0.0" w:type="dxa"/>
+              </w:rPr>
+              <w:t>Revised</w:t>
+            </w:r>
+          </w:p>
+        </w:tc>
+        <w:tc>
+          <w:tcPr>
+            <w:tcW w:w="2304" w:type="dxa"/>
+            <w:tcMar>
+              <w:top w:w="0" w:type="dxa"/>
+              <w:bottom w:w="0" w:type="dxa"/>
             </w:tcMar>
           </w:tcPr>
           <w:p>
             <w:pPr>
-              <w:keepLines w:val="1"/>
+              <w:keepLines/>
               <w:widowControl w:val="0"/>
               <w:pBdr>
-                <w:top w:space="0" w:sz="0" w:val="nil"/>
-                <w:left w:space="0" w:sz="0" w:val="nil"/>
-                <w:bottom w:space="0" w:sz="0" w:val="nil"/>
-                <w:right w:space="0" w:sz="0" w:val="nil"/>
-                <w:between w:space="0" w:sz="0" w:val="nil"/>
+                <w:top w:val="nil"/>
+                <w:left w:val="nil"/>
+                <w:bottom w:val="nil"/>
+                <w:right w:val="nil"/>
+                <w:between w:val="nil"/>
               </w:pBdr>
-              <w:spacing w:after="120" w:lineRule="auto"/>
+              <w:spacing w:after="120"/>
               <w:rPr>
                 <w:color w:val="000000"/>
                 <w:sz w:val="20"/>
@@ -1160,42 +1110,33 @@
               <w:rPr>
                 <w:sz w:val="20"/>
                 <w:szCs w:val="20"/>
-                <w:rtl w:val="0"/>
-              </w:rPr>
-              <w:t xml:space="preserve">Sergej Macut</w:t>
-            </w:r>
-            <w:r>
-              <w:rPr>
-                <w:rtl w:val="0"/>
-              </w:rPr>
+              </w:rPr>
+              <w:t>Sergej Macut</w:t>
             </w:r>
           </w:p>
         </w:tc>
       </w:tr>
       <w:tr>
-        <w:trPr>
-          <w:cantSplit w:val="0"/>
-          <w:tblHeader w:val="0"/>
-        </w:trPr>
-        <w:tc>
-          <w:tcPr>
-            <w:tcMar>
-              <w:top w:w="0.0" w:type="dxa"/>
-              <w:bottom w:w="0.0" w:type="dxa"/>
+        <w:tc>
+          <w:tcPr>
+            <w:tcW w:w="2304" w:type="dxa"/>
+            <w:tcMar>
+              <w:top w:w="0" w:type="dxa"/>
+              <w:bottom w:w="0" w:type="dxa"/>
             </w:tcMar>
           </w:tcPr>
           <w:p>
             <w:pPr>
-              <w:keepLines w:val="1"/>
+              <w:keepLines/>
               <w:widowControl w:val="0"/>
               <w:pBdr>
-                <w:top w:space="0" w:sz="0" w:val="nil"/>
-                <w:left w:space="0" w:sz="0" w:val="nil"/>
-                <w:bottom w:space="0" w:sz="0" w:val="nil"/>
-                <w:right w:space="0" w:sz="0" w:val="nil"/>
-                <w:between w:space="0" w:sz="0" w:val="nil"/>
+                <w:top w:val="nil"/>
+                <w:left w:val="nil"/>
+                <w:bottom w:val="nil"/>
+                <w:right w:val="nil"/>
+                <w:between w:val="nil"/>
               </w:pBdr>
-              <w:spacing w:after="120" w:lineRule="auto"/>
+              <w:spacing w:after="120"/>
               <w:rPr>
                 <w:color w:val="000000"/>
                 <w:sz w:val="20"/>
@@ -1207,31 +1148,31 @@
                 <w:color w:val="000000"/>
                 <w:sz w:val="20"/>
                 <w:szCs w:val="20"/>
-                <w:rtl w:val="0"/>
-              </w:rPr>
-              <w:t xml:space="preserve">2026-02-27</w:t>
-            </w:r>
-          </w:p>
-        </w:tc>
-        <w:tc>
-          <w:tcPr>
-            <w:tcMar>
-              <w:top w:w="0.0" w:type="dxa"/>
-              <w:bottom w:w="0.0" w:type="dxa"/>
+              </w:rPr>
+              <w:t>2026-02-27</w:t>
+            </w:r>
+          </w:p>
+        </w:tc>
+        <w:tc>
+          <w:tcPr>
+            <w:tcW w:w="1152" w:type="dxa"/>
+            <w:tcMar>
+              <w:top w:w="0" w:type="dxa"/>
+              <w:bottom w:w="0" w:type="dxa"/>
             </w:tcMar>
           </w:tcPr>
           <w:p>
             <w:pPr>
-              <w:keepLines w:val="1"/>
+              <w:keepLines/>
               <w:widowControl w:val="0"/>
               <w:pBdr>
-                <w:top w:space="0" w:sz="0" w:val="nil"/>
-                <w:left w:space="0" w:sz="0" w:val="nil"/>
-                <w:bottom w:space="0" w:sz="0" w:val="nil"/>
-                <w:right w:space="0" w:sz="0" w:val="nil"/>
-                <w:between w:space="0" w:sz="0" w:val="nil"/>
+                <w:top w:val="nil"/>
+                <w:left w:val="nil"/>
+                <w:bottom w:val="nil"/>
+                <w:right w:val="nil"/>
+                <w:between w:val="nil"/>
               </w:pBdr>
-              <w:spacing w:after="120" w:lineRule="auto"/>
+              <w:spacing w:after="120"/>
               <w:rPr>
                 <w:color w:val="000000"/>
                 <w:sz w:val="20"/>
@@ -1243,31 +1184,31 @@
                 <w:color w:val="000000"/>
                 <w:sz w:val="20"/>
                 <w:szCs w:val="20"/>
-                <w:rtl w:val="0"/>
-              </w:rPr>
-              <w:t xml:space="preserve">1.2</w:t>
-            </w:r>
-          </w:p>
-        </w:tc>
-        <w:tc>
-          <w:tcPr>
-            <w:tcMar>
-              <w:top w:w="0.0" w:type="dxa"/>
-              <w:bottom w:w="0.0" w:type="dxa"/>
+              </w:rPr>
+              <w:t>1.2</w:t>
+            </w:r>
+          </w:p>
+        </w:tc>
+        <w:tc>
+          <w:tcPr>
+            <w:tcW w:w="3744" w:type="dxa"/>
+            <w:tcMar>
+              <w:top w:w="0" w:type="dxa"/>
+              <w:bottom w:w="0" w:type="dxa"/>
             </w:tcMar>
           </w:tcPr>
           <w:p>
             <w:pPr>
-              <w:keepLines w:val="1"/>
+              <w:keepLines/>
               <w:widowControl w:val="0"/>
               <w:pBdr>
-                <w:top w:space="0" w:sz="0" w:val="nil"/>
-                <w:left w:space="0" w:sz="0" w:val="nil"/>
-                <w:bottom w:space="0" w:sz="0" w:val="nil"/>
-                <w:right w:space="0" w:sz="0" w:val="nil"/>
-                <w:between w:space="0" w:sz="0" w:val="nil"/>
+                <w:top w:val="nil"/>
+                <w:left w:val="nil"/>
+                <w:bottom w:val="nil"/>
+                <w:right w:val="nil"/>
+                <w:between w:val="nil"/>
               </w:pBdr>
-              <w:spacing w:after="120" w:lineRule="auto"/>
+              <w:spacing w:after="120"/>
               <w:rPr>
                 <w:color w:val="000000"/>
                 <w:sz w:val="20"/>
@@ -1279,31 +1220,31 @@
                 <w:color w:val="000000"/>
                 <w:sz w:val="20"/>
                 <w:szCs w:val="20"/>
-                <w:rtl w:val="0"/>
-              </w:rPr>
-              <w:t xml:space="preserve">Added S5 Fault Handling supp. Req.</w:t>
-            </w:r>
-          </w:p>
-        </w:tc>
-        <w:tc>
-          <w:tcPr>
-            <w:tcMar>
-              <w:top w:w="0.0" w:type="dxa"/>
-              <w:bottom w:w="0.0" w:type="dxa"/>
+              </w:rPr>
+              <w:t>Added S5 Fault Handling supp. Req.</w:t>
+            </w:r>
+          </w:p>
+        </w:tc>
+        <w:tc>
+          <w:tcPr>
+            <w:tcW w:w="2304" w:type="dxa"/>
+            <w:tcMar>
+              <w:top w:w="0" w:type="dxa"/>
+              <w:bottom w:w="0" w:type="dxa"/>
             </w:tcMar>
           </w:tcPr>
           <w:p>
             <w:pPr>
-              <w:keepLines w:val="1"/>
+              <w:keepLines/>
               <w:widowControl w:val="0"/>
               <w:pBdr>
-                <w:top w:space="0" w:sz="0" w:val="nil"/>
-                <w:left w:space="0" w:sz="0" w:val="nil"/>
-                <w:bottom w:space="0" w:sz="0" w:val="nil"/>
-                <w:right w:space="0" w:sz="0" w:val="nil"/>
-                <w:between w:space="0" w:sz="0" w:val="nil"/>
+                <w:top w:val="nil"/>
+                <w:left w:val="nil"/>
+                <w:bottom w:val="nil"/>
+                <w:right w:val="nil"/>
+                <w:between w:val="nil"/>
               </w:pBdr>
-              <w:spacing w:after="120" w:lineRule="auto"/>
+              <w:spacing w:after="120"/>
               <w:rPr>
                 <w:color w:val="000000"/>
                 <w:sz w:val="20"/>
@@ -1315,37 +1256,33 @@
                 <w:color w:val="000000"/>
                 <w:sz w:val="20"/>
                 <w:szCs w:val="20"/>
-                <w:rtl w:val="0"/>
-              </w:rPr>
-              <w:t xml:space="preserve">Patrick Nordahl</w:t>
+              </w:rPr>
+              <w:t>Patrick Nordahl</w:t>
             </w:r>
           </w:p>
         </w:tc>
       </w:tr>
       <w:tr>
-        <w:trPr>
-          <w:cantSplit w:val="0"/>
-          <w:tblHeader w:val="0"/>
-        </w:trPr>
-        <w:tc>
-          <w:tcPr>
-            <w:tcMar>
-              <w:top w:w="0.0" w:type="dxa"/>
-              <w:bottom w:w="0.0" w:type="dxa"/>
+        <w:tc>
+          <w:tcPr>
+            <w:tcW w:w="2304" w:type="dxa"/>
+            <w:tcMar>
+              <w:top w:w="0" w:type="dxa"/>
+              <w:bottom w:w="0" w:type="dxa"/>
             </w:tcMar>
           </w:tcPr>
           <w:p>
             <w:pPr>
-              <w:keepLines w:val="1"/>
+              <w:keepLines/>
               <w:widowControl w:val="0"/>
               <w:pBdr>
-                <w:top w:space="0" w:sz="0" w:val="nil"/>
-                <w:left w:space="0" w:sz="0" w:val="nil"/>
-                <w:bottom w:space="0" w:sz="0" w:val="nil"/>
-                <w:right w:space="0" w:sz="0" w:val="nil"/>
-                <w:between w:space="0" w:sz="0" w:val="nil"/>
+                <w:top w:val="nil"/>
+                <w:left w:val="nil"/>
+                <w:bottom w:val="nil"/>
+                <w:right w:val="nil"/>
+                <w:between w:val="nil"/>
               </w:pBdr>
-              <w:spacing w:after="120" w:lineRule="auto"/>
+              <w:spacing w:after="120"/>
               <w:rPr>
                 <w:color w:val="000000"/>
                 <w:sz w:val="20"/>
@@ -1357,31 +1294,31 @@
                 <w:color w:val="000000"/>
                 <w:sz w:val="20"/>
                 <w:szCs w:val="20"/>
-                <w:rtl w:val="0"/>
-              </w:rPr>
-              <w:t xml:space="preserve">2026-04-23</w:t>
-            </w:r>
-          </w:p>
-        </w:tc>
-        <w:tc>
-          <w:tcPr>
-            <w:tcMar>
-              <w:top w:w="0.0" w:type="dxa"/>
-              <w:bottom w:w="0.0" w:type="dxa"/>
+              </w:rPr>
+              <w:t>2026-04-23</w:t>
+            </w:r>
+          </w:p>
+        </w:tc>
+        <w:tc>
+          <w:tcPr>
+            <w:tcW w:w="1152" w:type="dxa"/>
+            <w:tcMar>
+              <w:top w:w="0" w:type="dxa"/>
+              <w:bottom w:w="0" w:type="dxa"/>
             </w:tcMar>
           </w:tcPr>
           <w:p>
             <w:pPr>
-              <w:keepLines w:val="1"/>
+              <w:keepLines/>
               <w:widowControl w:val="0"/>
               <w:pBdr>
-                <w:top w:space="0" w:sz="0" w:val="nil"/>
-                <w:left w:space="0" w:sz="0" w:val="nil"/>
-                <w:bottom w:space="0" w:sz="0" w:val="nil"/>
-                <w:right w:space="0" w:sz="0" w:val="nil"/>
-                <w:between w:space="0" w:sz="0" w:val="nil"/>
+                <w:top w:val="nil"/>
+                <w:left w:val="nil"/>
+                <w:bottom w:val="nil"/>
+                <w:right w:val="nil"/>
+                <w:between w:val="nil"/>
               </w:pBdr>
-              <w:spacing w:after="120" w:lineRule="auto"/>
+              <w:spacing w:after="120"/>
               <w:rPr>
                 <w:color w:val="000000"/>
                 <w:sz w:val="20"/>
@@ -1393,31 +1330,31 @@
                 <w:color w:val="000000"/>
                 <w:sz w:val="20"/>
                 <w:szCs w:val="20"/>
-                <w:rtl w:val="0"/>
-              </w:rPr>
-              <w:t xml:space="preserve">1.3</w:t>
-            </w:r>
-          </w:p>
-        </w:tc>
-        <w:tc>
-          <w:tcPr>
-            <w:tcMar>
-              <w:top w:w="0.0" w:type="dxa"/>
-              <w:bottom w:w="0.0" w:type="dxa"/>
+              </w:rPr>
+              <w:t>1.3</w:t>
+            </w:r>
+          </w:p>
+        </w:tc>
+        <w:tc>
+          <w:tcPr>
+            <w:tcW w:w="3744" w:type="dxa"/>
+            <w:tcMar>
+              <w:top w:w="0" w:type="dxa"/>
+              <w:bottom w:w="0" w:type="dxa"/>
             </w:tcMar>
           </w:tcPr>
           <w:p>
             <w:pPr>
-              <w:keepLines w:val="1"/>
+              <w:keepLines/>
               <w:widowControl w:val="0"/>
               <w:pBdr>
-                <w:top w:space="0" w:sz="0" w:val="nil"/>
-                <w:left w:space="0" w:sz="0" w:val="nil"/>
-                <w:bottom w:space="0" w:sz="0" w:val="nil"/>
-                <w:right w:space="0" w:sz="0" w:val="nil"/>
-                <w:between w:space="0" w:sz="0" w:val="nil"/>
+                <w:top w:val="nil"/>
+                <w:left w:val="nil"/>
+                <w:bottom w:val="nil"/>
+                <w:right w:val="nil"/>
+                <w:between w:val="nil"/>
               </w:pBdr>
-              <w:spacing w:after="120" w:lineRule="auto"/>
+              <w:spacing w:after="120"/>
               <w:rPr>
                 <w:color w:val="000000"/>
                 <w:sz w:val="20"/>
@@ -1429,31 +1366,31 @@
                 <w:color w:val="000000"/>
                 <w:sz w:val="20"/>
                 <w:szCs w:val="20"/>
-                <w:rtl w:val="0"/>
-              </w:rPr>
-              <w:t xml:space="preserve">Autonomous Safety &amp; Environmental Responsiveness</w:t>
-            </w:r>
-          </w:p>
-        </w:tc>
-        <w:tc>
-          <w:tcPr>
-            <w:tcMar>
-              <w:top w:w="0.0" w:type="dxa"/>
-              <w:bottom w:w="0.0" w:type="dxa"/>
+              </w:rPr>
+              <w:t>Autonomous Safety &amp; Environmental Responsiveness</w:t>
+            </w:r>
+          </w:p>
+        </w:tc>
+        <w:tc>
+          <w:tcPr>
+            <w:tcW w:w="2304" w:type="dxa"/>
+            <w:tcMar>
+              <w:top w:w="0" w:type="dxa"/>
+              <w:bottom w:w="0" w:type="dxa"/>
             </w:tcMar>
           </w:tcPr>
           <w:p>
             <w:pPr>
-              <w:keepLines w:val="1"/>
+              <w:keepLines/>
               <w:widowControl w:val="0"/>
               <w:pBdr>
-                <w:top w:space="0" w:sz="0" w:val="nil"/>
-                <w:left w:space="0" w:sz="0" w:val="nil"/>
-                <w:bottom w:space="0" w:sz="0" w:val="nil"/>
-                <w:right w:space="0" w:sz="0" w:val="nil"/>
-                <w:between w:space="0" w:sz="0" w:val="nil"/>
+                <w:top w:val="nil"/>
+                <w:left w:val="nil"/>
+                <w:bottom w:val="nil"/>
+                <w:right w:val="nil"/>
+                <w:between w:val="nil"/>
               </w:pBdr>
-              <w:spacing w:after="120" w:lineRule="auto"/>
+              <w:spacing w:after="120"/>
               <w:rPr>
                 <w:color w:val="000000"/>
                 <w:sz w:val="20"/>
@@ -1465,38 +1402,41 @@
                 <w:color w:val="000000"/>
                 <w:sz w:val="20"/>
                 <w:szCs w:val="20"/>
-                <w:rtl w:val="0"/>
-              </w:rPr>
-              <w:t xml:space="preserve">Mustafa Al-Bayati</w:t>
-              <w:br w:type="textWrapping"/>
+              </w:rPr>
+              <w:t>Mustafa Al-Bayati</w:t>
+            </w:r>
+            <w:r>
+              <w:rPr>
+                <w:color w:val="000000"/>
+                <w:sz w:val="20"/>
+                <w:szCs w:val="20"/>
+              </w:rPr>
+              <w:br/>
             </w:r>
           </w:p>
         </w:tc>
       </w:tr>
       <w:tr>
-        <w:trPr>
-          <w:cantSplit w:val="0"/>
-          <w:tblHeader w:val="0"/>
-        </w:trPr>
-        <w:tc>
-          <w:tcPr>
-            <w:tcMar>
-              <w:top w:w="0.0" w:type="dxa"/>
-              <w:bottom w:w="0.0" w:type="dxa"/>
+        <w:tc>
+          <w:tcPr>
+            <w:tcW w:w="2304" w:type="dxa"/>
+            <w:tcMar>
+              <w:top w:w="0" w:type="dxa"/>
+              <w:bottom w:w="0" w:type="dxa"/>
             </w:tcMar>
           </w:tcPr>
           <w:p>
             <w:pPr>
-              <w:keepLines w:val="1"/>
+              <w:keepLines/>
               <w:widowControl w:val="0"/>
               <w:pBdr>
-                <w:top w:space="0" w:sz="0" w:val="nil"/>
-                <w:left w:space="0" w:sz="0" w:val="nil"/>
-                <w:bottom w:space="0" w:sz="0" w:val="nil"/>
-                <w:right w:space="0" w:sz="0" w:val="nil"/>
-                <w:between w:space="0" w:sz="0" w:val="nil"/>
+                <w:top w:val="nil"/>
+                <w:left w:val="nil"/>
+                <w:bottom w:val="nil"/>
+                <w:right w:val="nil"/>
+                <w:between w:val="nil"/>
               </w:pBdr>
-              <w:spacing w:after="120" w:lineRule="auto"/>
+              <w:spacing w:after="120"/>
               <w:rPr>
                 <w:color w:val="000000"/>
                 <w:sz w:val="20"/>
@@ -1507,36 +1447,31 @@
               <w:rPr>
                 <w:sz w:val="20"/>
                 <w:szCs w:val="20"/>
-                <w:rtl w:val="0"/>
-              </w:rPr>
-              <w:t xml:space="preserve">2026-05-08</w:t>
-            </w:r>
-            <w:r>
-              <w:rPr>
-                <w:rtl w:val="0"/>
-              </w:rPr>
-            </w:r>
-          </w:p>
-        </w:tc>
-        <w:tc>
-          <w:tcPr>
-            <w:tcMar>
-              <w:top w:w="0.0" w:type="dxa"/>
-              <w:bottom w:w="0.0" w:type="dxa"/>
+              </w:rPr>
+              <w:t>2026-05-08</w:t>
+            </w:r>
+          </w:p>
+        </w:tc>
+        <w:tc>
+          <w:tcPr>
+            <w:tcW w:w="1152" w:type="dxa"/>
+            <w:tcMar>
+              <w:top w:w="0" w:type="dxa"/>
+              <w:bottom w:w="0" w:type="dxa"/>
             </w:tcMar>
           </w:tcPr>
           <w:p>
             <w:pPr>
-              <w:keepLines w:val="1"/>
+              <w:keepLines/>
               <w:widowControl w:val="0"/>
               <w:pBdr>
-                <w:top w:space="0" w:sz="0" w:val="nil"/>
-                <w:left w:space="0" w:sz="0" w:val="nil"/>
-                <w:bottom w:space="0" w:sz="0" w:val="nil"/>
-                <w:right w:space="0" w:sz="0" w:val="nil"/>
-                <w:between w:space="0" w:sz="0" w:val="nil"/>
+                <w:top w:val="nil"/>
+                <w:left w:val="nil"/>
+                <w:bottom w:val="nil"/>
+                <w:right w:val="nil"/>
+                <w:between w:val="nil"/>
               </w:pBdr>
-              <w:spacing w:after="120" w:lineRule="auto"/>
+              <w:spacing w:after="120"/>
               <w:rPr>
                 <w:color w:val="000000"/>
                 <w:sz w:val="20"/>
@@ -1547,36 +1482,31 @@
               <w:rPr>
                 <w:sz w:val="20"/>
                 <w:szCs w:val="20"/>
-                <w:rtl w:val="0"/>
-              </w:rPr>
-              <w:t xml:space="preserve">1.4</w:t>
-            </w:r>
-            <w:r>
-              <w:rPr>
-                <w:rtl w:val="0"/>
-              </w:rPr>
-            </w:r>
-          </w:p>
-        </w:tc>
-        <w:tc>
-          <w:tcPr>
-            <w:tcMar>
-              <w:top w:w="0.0" w:type="dxa"/>
-              <w:bottom w:w="0.0" w:type="dxa"/>
+              </w:rPr>
+              <w:t>1.4</w:t>
+            </w:r>
+          </w:p>
+        </w:tc>
+        <w:tc>
+          <w:tcPr>
+            <w:tcW w:w="3744" w:type="dxa"/>
+            <w:tcMar>
+              <w:top w:w="0" w:type="dxa"/>
+              <w:bottom w:w="0" w:type="dxa"/>
             </w:tcMar>
           </w:tcPr>
           <w:p>
             <w:pPr>
-              <w:keepLines w:val="1"/>
+              <w:keepLines/>
               <w:widowControl w:val="0"/>
               <w:pBdr>
-                <w:top w:space="0" w:sz="0" w:val="nil"/>
-                <w:left w:space="0" w:sz="0" w:val="nil"/>
-                <w:bottom w:space="0" w:sz="0" w:val="nil"/>
-                <w:right w:space="0" w:sz="0" w:val="nil"/>
-                <w:between w:space="0" w:sz="0" w:val="nil"/>
+                <w:top w:val="nil"/>
+                <w:left w:val="nil"/>
+                <w:bottom w:val="nil"/>
+                <w:right w:val="nil"/>
+                <w:between w:val="nil"/>
               </w:pBdr>
-              <w:spacing w:after="120" w:lineRule="auto"/>
+              <w:spacing w:after="120"/>
               <w:rPr>
                 <w:color w:val="000000"/>
                 <w:sz w:val="20"/>
@@ -1587,29 +1517,24 @@
               <w:rPr>
                 <w:sz w:val="20"/>
                 <w:szCs w:val="20"/>
-                <w:rtl w:val="0"/>
               </w:rPr>
               <w:t xml:space="preserve">Refactored architecture to support dual-mode operation: manual user interaction via Node.js gateway and autonomous response via Observer design pattern. </w:t>
             </w:r>
-            <w:r>
-              <w:rPr>
-                <w:rtl w:val="0"/>
-              </w:rPr>
-            </w:r>
-          </w:p>
-        </w:tc>
-        <w:tc>
-          <w:tcPr>
-            <w:tcMar>
-              <w:top w:w="0.0" w:type="dxa"/>
-              <w:bottom w:w="0.0" w:type="dxa"/>
+          </w:p>
+        </w:tc>
+        <w:tc>
+          <w:tcPr>
+            <w:tcW w:w="2304" w:type="dxa"/>
+            <w:tcMar>
+              <w:top w:w="0" w:type="dxa"/>
+              <w:bottom w:w="0" w:type="dxa"/>
             </w:tcMar>
           </w:tcPr>
           <w:p>
             <w:pPr>
-              <w:keepLines w:val="1"/>
+              <w:keepLines/>
               <w:widowControl w:val="0"/>
-              <w:spacing w:after="120" w:lineRule="auto"/>
+              <w:spacing w:after="120"/>
               <w:rPr>
                 <w:sz w:val="20"/>
                 <w:szCs w:val="20"/>
@@ -1619,30 +1544,26 @@
               <w:rPr>
                 <w:sz w:val="20"/>
                 <w:szCs w:val="20"/>
-                <w:rtl w:val="0"/>
-              </w:rPr>
-              <w:t xml:space="preserve">Mustafa Al-Bayati, Ryad Hazin, Tony Nguyen, Sergej Macut</w:t>
+              </w:rPr>
+              <w:t>Mustafa Al-Bayati, Ryad Hazin, Tony Nguyen, Sergej Macut</w:t>
             </w:r>
           </w:p>
         </w:tc>
       </w:tr>
       <w:tr>
-        <w:trPr>
-          <w:cantSplit w:val="0"/>
-          <w:tblHeader w:val="0"/>
-        </w:trPr>
-        <w:tc>
-          <w:tcPr>
-            <w:tcMar>
-              <w:top w:w="0.0" w:type="dxa"/>
-              <w:bottom w:w="0.0" w:type="dxa"/>
+        <w:tc>
+          <w:tcPr>
+            <w:tcW w:w="2304" w:type="dxa"/>
+            <w:tcMar>
+              <w:top w:w="0" w:type="dxa"/>
+              <w:bottom w:w="0" w:type="dxa"/>
             </w:tcMar>
           </w:tcPr>
           <w:p>
             <w:pPr>
-              <w:keepLines w:val="1"/>
+              <w:keepLines/>
               <w:widowControl w:val="0"/>
-              <w:spacing w:after="120" w:lineRule="auto"/>
+              <w:spacing w:after="120"/>
               <w:rPr>
                 <w:sz w:val="20"/>
                 <w:szCs w:val="20"/>
@@ -1652,31 +1573,31 @@
               <w:rPr>
                 <w:sz w:val="20"/>
                 <w:szCs w:val="20"/>
-                <w:rtl w:val="0"/>
-              </w:rPr>
-              <w:t xml:space="preserve">2026-05-08</w:t>
-            </w:r>
-          </w:p>
-        </w:tc>
-        <w:tc>
-          <w:tcPr>
-            <w:tcMar>
-              <w:top w:w="0.0" w:type="dxa"/>
-              <w:bottom w:w="0.0" w:type="dxa"/>
+              </w:rPr>
+              <w:t>2026-05-08</w:t>
+            </w:r>
+          </w:p>
+        </w:tc>
+        <w:tc>
+          <w:tcPr>
+            <w:tcW w:w="1152" w:type="dxa"/>
+            <w:tcMar>
+              <w:top w:w="0" w:type="dxa"/>
+              <w:bottom w:w="0" w:type="dxa"/>
             </w:tcMar>
           </w:tcPr>
           <w:p>
             <w:pPr>
-              <w:keepLines w:val="1"/>
+              <w:keepLines/>
               <w:widowControl w:val="0"/>
               <w:pBdr>
-                <w:top w:space="0" w:sz="0" w:val="nil"/>
-                <w:left w:space="0" w:sz="0" w:val="nil"/>
-                <w:bottom w:space="0" w:sz="0" w:val="nil"/>
-                <w:right w:space="0" w:sz="0" w:val="nil"/>
-                <w:between w:space="0" w:sz="0" w:val="nil"/>
+                <w:top w:val="nil"/>
+                <w:left w:val="nil"/>
+                <w:bottom w:val="nil"/>
+                <w:right w:val="nil"/>
+                <w:between w:val="nil"/>
               </w:pBdr>
-              <w:spacing w:after="120" w:lineRule="auto"/>
+              <w:spacing w:after="120"/>
               <w:rPr>
                 <w:sz w:val="20"/>
                 <w:szCs w:val="20"/>
@@ -1686,21 +1607,20 @@
               <w:rPr>
                 <w:sz w:val="20"/>
                 <w:szCs w:val="20"/>
-                <w:rtl w:val="0"/>
-              </w:rPr>
-              <w:t xml:space="preserve">1.5</w:t>
-            </w:r>
-          </w:p>
-        </w:tc>
-        <w:tc>
-          <w:tcPr>
-            <w:vAlign w:val="top"/>
+              </w:rPr>
+              <w:t>1.5</w:t>
+            </w:r>
+          </w:p>
+        </w:tc>
+        <w:tc>
+          <w:tcPr>
+            <w:tcW w:w="3744" w:type="dxa"/>
           </w:tcPr>
           <w:p>
             <w:pPr>
-              <w:keepLines w:val="1"/>
+              <w:keepLines/>
               <w:widowControl w:val="0"/>
-              <w:spacing w:after="120" w:lineRule="auto"/>
+              <w:spacing w:after="120"/>
               <w:rPr>
                 <w:sz w:val="20"/>
                 <w:szCs w:val="20"/>
@@ -1710,24 +1630,24 @@
               <w:rPr>
                 <w:sz w:val="20"/>
                 <w:szCs w:val="20"/>
-                <w:rtl w:val="0"/>
-              </w:rPr>
-              <w:t xml:space="preserve">Updated file to contain Table of content, figures and references</w:t>
-            </w:r>
-          </w:p>
-        </w:tc>
-        <w:tc>
-          <w:tcPr>
-            <w:tcMar>
-              <w:top w:w="0.0" w:type="dxa"/>
-              <w:bottom w:w="0.0" w:type="dxa"/>
+              </w:rPr>
+              <w:t>Updated file to contain Table of content, figures and references</w:t>
+            </w:r>
+          </w:p>
+        </w:tc>
+        <w:tc>
+          <w:tcPr>
+            <w:tcW w:w="2304" w:type="dxa"/>
+            <w:tcMar>
+              <w:top w:w="0" w:type="dxa"/>
+              <w:bottom w:w="0" w:type="dxa"/>
             </w:tcMar>
           </w:tcPr>
           <w:p>
             <w:pPr>
-              <w:keepLines w:val="1"/>
+              <w:keepLines/>
               <w:widowControl w:val="0"/>
-              <w:spacing w:after="120" w:lineRule="auto"/>
+              <w:spacing w:after="120"/>
               <w:rPr>
                 <w:sz w:val="20"/>
                 <w:szCs w:val="20"/>
@@ -1737,9 +1657,8 @@
               <w:rPr>
                 <w:sz w:val="20"/>
                 <w:szCs w:val="20"/>
-                <w:rtl w:val="0"/>
-              </w:rPr>
-              <w:t xml:space="preserve">Mustafa Al-Bayati, Ryad Hazin, Tony Nguyen, Sergej Macut</w:t>
+              </w:rPr>
+              <w:t>Mustafa Al-Bayati, Ryad Hazin, Tony Nguyen, Sergej Macut</w:t>
             </w:r>
           </w:p>
         </w:tc>
@@ -1747,76 +1666,62 @@
     </w:tbl>
     <w:p>
       <w:pPr>
-        <w:pStyle w:val="Heading3"/>
-        <w:rPr/>
-      </w:pPr>
-      <w:r>
-        <w:rPr>
-          <w:rtl w:val="0"/>
-        </w:rPr>
-      </w:r>
+        <w:pStyle w:val="Rubrik3"/>
+      </w:pPr>
     </w:p>
     <w:p>
       <w:pPr>
-        <w:pStyle w:val="Heading1"/>
+        <w:pStyle w:val="Rubrik1"/>
         <w:jc w:val="center"/>
         <w:rPr>
-          <w:rFonts w:ascii="Times New Roman" w:cs="Times New Roman" w:eastAsia="Times New Roman" w:hAnsi="Times New Roman"/>
+          <w:rFonts w:ascii="Times New Roman" w:eastAsia="Times New Roman" w:hAnsi="Times New Roman" w:cs="Times New Roman"/>
           <w:sz w:val="30"/>
           <w:szCs w:val="30"/>
         </w:rPr>
       </w:pPr>
-      <w:bookmarkStart w:colFirst="0" w:colLast="0" w:name="_heading=h.tzclpqx647xv" w:id="2"/>
+      <w:bookmarkStart w:id="2" w:name="_heading=h.tzclpqx647xv" w:colFirst="0" w:colLast="0"/>
       <w:bookmarkEnd w:id="2"/>
       <w:r>
         <w:rPr>
-          <w:rFonts w:ascii="Times New Roman" w:cs="Times New Roman" w:eastAsia="Times New Roman" w:hAnsi="Times New Roman"/>
+          <w:rFonts w:ascii="Times New Roman" w:eastAsia="Times New Roman" w:hAnsi="Times New Roman" w:cs="Times New Roman"/>
           <w:sz w:val="30"/>
           <w:szCs w:val="30"/>
-          <w:rtl w:val="0"/>
-        </w:rPr>
-        <w:t xml:space="preserve">Supplementary Requirements List</w:t>
+        </w:rPr>
+        <w:t>Supplementary Requirements List</w:t>
       </w:r>
     </w:p>
     <w:tbl>
       <w:tblPr>
-        <w:tblStyle w:val="Table2"/>
-        <w:tblpPr w:leftFromText="180" w:rightFromText="180" w:topFromText="0" w:bottomFromText="0" w:vertAnchor="text" w:horzAnchor="text" w:tblpX="0" w:tblpY="489"/>
-        <w:tblW w:w="9212.0" w:type="dxa"/>
-        <w:jc w:val="left"/>
+        <w:tblStyle w:val="a0"/>
+        <w:tblpPr w:leftFromText="180" w:rightFromText="180" w:vertAnchor="text" w:tblpY="489"/>
+        <w:tblW w:w="9212" w:type="dxa"/>
+        <w:tblInd w:w="0" w:type="dxa"/>
         <w:tblBorders>
-          <w:top w:color="000000" w:space="0" w:sz="12" w:val="single"/>
-          <w:left w:color="000000" w:space="0" w:sz="12" w:val="single"/>
-          <w:bottom w:color="000000" w:space="0" w:sz="12" w:val="single"/>
-          <w:right w:color="000000" w:space="0" w:sz="12" w:val="single"/>
-          <w:insideH w:color="000000" w:space="0" w:sz="6" w:val="single"/>
-          <w:insideV w:color="000000" w:space="0" w:sz="6" w:val="single"/>
+          <w:top w:val="single" w:sz="12" w:space="0" w:color="000000"/>
+          <w:left w:val="single" w:sz="12" w:space="0" w:color="000000"/>
+          <w:bottom w:val="single" w:sz="12" w:space="0" w:color="000000"/>
+          <w:right w:val="single" w:sz="12" w:space="0" w:color="000000"/>
+          <w:insideH w:val="single" w:sz="6" w:space="0" w:color="000000"/>
+          <w:insideV w:val="single" w:sz="6" w:space="0" w:color="000000"/>
         </w:tblBorders>
         <w:tblLayout w:type="fixed"/>
-        <w:tblLook w:val="0000"/>
+        <w:tblLook w:val="0000" w:firstRow="0" w:lastRow="0" w:firstColumn="0" w:lastColumn="0" w:noHBand="0" w:noVBand="0"/>
       </w:tblPr>
       <w:tblGrid>
         <w:gridCol w:w="5306"/>
         <w:gridCol w:w="3906"/>
-        <w:tblGridChange w:id="0">
-          <w:tblGrid>
-            <w:gridCol w:w="5306"/>
-            <w:gridCol w:w="3906"/>
-          </w:tblGrid>
-        </w:tblGridChange>
       </w:tblGrid>
       <w:tr>
         <w:trPr>
-          <w:cantSplit w:val="0"/>
-          <w:trHeight w:val="551" w:hRule="atLeast"/>
-          <w:tblHeader w:val="0"/>
+          <w:trHeight w:val="551"/>
         </w:trPr>
         <w:tc>
           <w:tcPr>
-            <w:shd w:fill="cccccc" w:val="clear"/>
-            <w:tcMar>
-              <w:top w:w="0.0" w:type="dxa"/>
-              <w:bottom w:w="0.0" w:type="dxa"/>
+            <w:tcW w:w="5306" w:type="dxa"/>
+            <w:shd w:val="clear" w:color="auto" w:fill="CCCCCC"/>
+            <w:tcMar>
+              <w:top w:w="0" w:type="dxa"/>
+              <w:bottom w:w="0" w:type="dxa"/>
             </w:tcMar>
             <w:vAlign w:val="center"/>
           </w:tcPr>
@@ -1824,21 +1729,21 @@
             <w:pPr>
               <w:widowControl w:val="0"/>
               <w:pBdr>
-                <w:top w:space="0" w:sz="0" w:val="nil"/>
-                <w:left w:space="0" w:sz="0" w:val="nil"/>
-                <w:bottom w:space="0" w:sz="0" w:val="nil"/>
-                <w:right w:space="0" w:sz="0" w:val="nil"/>
-                <w:between w:space="0" w:sz="0" w:val="nil"/>
+                <w:top w:val="nil"/>
+                <w:left w:val="nil"/>
+                <w:bottom w:val="nil"/>
+                <w:right w:val="nil"/>
+                <w:between w:val="nil"/>
               </w:pBdr>
               <w:tabs>
-                <w:tab w:val="center" w:leader="none" w:pos="4320"/>
-                <w:tab w:val="right" w:leader="none" w:pos="8640"/>
+                <w:tab w:val="center" w:pos="4320"/>
+                <w:tab w:val="right" w:pos="8640"/>
               </w:tabs>
-              <w:spacing w:after="120" w:before="120" w:lineRule="auto"/>
-              <w:rPr>
-                <w:rFonts w:ascii="Arial" w:cs="Arial" w:eastAsia="Arial" w:hAnsi="Arial"/>
-                <w:b w:val="1"/>
-                <w:bCs w:val="1"/>
+              <w:spacing w:before="120" w:after="120"/>
+              <w:rPr>
+                <w:rFonts w:ascii="Arial" w:eastAsia="Arial" w:hAnsi="Arial" w:cs="Arial"/>
+                <w:b/>
+                <w:bCs/>
                 <w:color w:val="000000"/>
                 <w:sz w:val="20"/>
                 <w:szCs w:val="20"/>
@@ -1846,13 +1751,12 @@
             </w:pPr>
             <w:r>
               <w:rPr>
-                <w:rFonts w:ascii="Arial" w:cs="Arial" w:eastAsia="Arial" w:hAnsi="Arial"/>
-                <w:b w:val="1"/>
-                <w:bCs w:val="1"/>
-                <w:color w:val="000000"/>
-                <w:sz w:val="20"/>
-                <w:szCs w:val="20"/>
-                <w:rtl w:val="0"/>
+                <w:rFonts w:ascii="Arial" w:eastAsia="Arial" w:hAnsi="Arial" w:cs="Arial"/>
+                <w:b/>
+                <w:bCs/>
+                <w:color w:val="000000"/>
+                <w:sz w:val="20"/>
+                <w:szCs w:val="20"/>
               </w:rPr>
               <w:t xml:space="preserve">Supplementary Requirement Name  </w:t>
             </w:r>
@@ -1860,10 +1764,11 @@
         </w:tc>
         <w:tc>
           <w:tcPr>
-            <w:shd w:fill="cccccc" w:val="clear"/>
-            <w:tcMar>
-              <w:top w:w="0.0" w:type="dxa"/>
-              <w:bottom w:w="0.0" w:type="dxa"/>
+            <w:tcW w:w="3906" w:type="dxa"/>
+            <w:shd w:val="clear" w:color="auto" w:fill="CCCCCC"/>
+            <w:tcMar>
+              <w:top w:w="0" w:type="dxa"/>
+              <w:bottom w:w="0" w:type="dxa"/>
             </w:tcMar>
             <w:vAlign w:val="center"/>
           </w:tcPr>
@@ -1871,22 +1776,22 @@
             <w:pPr>
               <w:widowControl w:val="0"/>
               <w:pBdr>
-                <w:top w:space="0" w:sz="0" w:val="nil"/>
-                <w:left w:space="0" w:sz="0" w:val="nil"/>
-                <w:bottom w:space="0" w:sz="0" w:val="nil"/>
-                <w:right w:space="0" w:sz="0" w:val="nil"/>
-                <w:between w:space="0" w:sz="0" w:val="nil"/>
+                <w:top w:val="nil"/>
+                <w:left w:val="nil"/>
+                <w:bottom w:val="nil"/>
+                <w:right w:val="nil"/>
+                <w:between w:val="nil"/>
               </w:pBdr>
               <w:tabs>
-                <w:tab w:val="center" w:leader="none" w:pos="4320"/>
-                <w:tab w:val="right" w:leader="none" w:pos="8640"/>
+                <w:tab w:val="center" w:pos="4320"/>
+                <w:tab w:val="right" w:pos="8640"/>
               </w:tabs>
-              <w:spacing w:after="120" w:before="120" w:lineRule="auto"/>
+              <w:spacing w:before="120" w:after="120"/>
               <w:jc w:val="center"/>
               <w:rPr>
-                <w:rFonts w:ascii="Arial" w:cs="Arial" w:eastAsia="Arial" w:hAnsi="Arial"/>
-                <w:b w:val="1"/>
-                <w:bCs w:val="1"/>
+                <w:rFonts w:ascii="Arial" w:eastAsia="Arial" w:hAnsi="Arial" w:cs="Arial"/>
+                <w:b/>
+                <w:bCs/>
                 <w:color w:val="000000"/>
                 <w:sz w:val="20"/>
                 <w:szCs w:val="20"/>
@@ -1894,67 +1799,62 @@
             </w:pPr>
             <w:r>
               <w:rPr>
-                <w:rFonts w:ascii="Arial" w:cs="Arial" w:eastAsia="Arial" w:hAnsi="Arial"/>
-                <w:b w:val="1"/>
-                <w:bCs w:val="1"/>
-                <w:color w:val="000000"/>
-                <w:sz w:val="20"/>
-                <w:szCs w:val="20"/>
-                <w:rtl w:val="0"/>
-              </w:rPr>
-              <w:t xml:space="preserve">Priority</w:t>
+                <w:rFonts w:ascii="Arial" w:eastAsia="Arial" w:hAnsi="Arial" w:cs="Arial"/>
+                <w:b/>
+                <w:bCs/>
+                <w:color w:val="000000"/>
+                <w:sz w:val="20"/>
+                <w:szCs w:val="20"/>
+              </w:rPr>
+              <w:t>Priority</w:t>
             </w:r>
           </w:p>
         </w:tc>
       </w:tr>
       <w:tr>
         <w:trPr>
-          <w:cantSplit w:val="0"/>
-          <w:trHeight w:val="546" w:hRule="atLeast"/>
-          <w:tblHeader w:val="0"/>
+          <w:trHeight w:val="546"/>
         </w:trPr>
         <w:tc>
           <w:tcPr>
-            <w:tcMar>
-              <w:top w:w="0.0" w:type="dxa"/>
-              <w:bottom w:w="0.0" w:type="dxa"/>
+            <w:tcW w:w="5306" w:type="dxa"/>
+            <w:tcMar>
+              <w:top w:w="0" w:type="dxa"/>
+              <w:bottom w:w="0" w:type="dxa"/>
             </w:tcMar>
           </w:tcPr>
           <w:p>
             <w:pPr>
-              <w:spacing w:after="120" w:before="120" w:lineRule="auto"/>
-              <w:rPr/>
+              <w:spacing w:before="120" w:after="120"/>
             </w:pPr>
             <w:r>
-              <w:rPr>
-                <w:rtl w:val="0"/>
-              </w:rPr>
-              <w:t xml:space="preserve">S1. Interoperability - Middleman Architecture</w:t>
-            </w:r>
-          </w:p>
-        </w:tc>
-        <w:tc>
-          <w:tcPr>
-            <w:tcMar>
-              <w:top w:w="0.0" w:type="dxa"/>
-              <w:bottom w:w="0.0" w:type="dxa"/>
+              <w:t>S1. Interoperability - Middleman Architecture</w:t>
+            </w:r>
+          </w:p>
+        </w:tc>
+        <w:tc>
+          <w:tcPr>
+            <w:tcW w:w="3906" w:type="dxa"/>
+            <w:tcMar>
+              <w:top w:w="0" w:type="dxa"/>
+              <w:bottom w:w="0" w:type="dxa"/>
             </w:tcMar>
           </w:tcPr>
           <w:p>
             <w:pPr>
               <w:widowControl w:val="0"/>
               <w:pBdr>
-                <w:top w:space="0" w:sz="0" w:val="nil"/>
-                <w:left w:space="0" w:sz="0" w:val="nil"/>
-                <w:bottom w:space="0" w:sz="0" w:val="nil"/>
-                <w:right w:space="0" w:sz="0" w:val="nil"/>
-                <w:between w:space="0" w:sz="0" w:val="nil"/>
+                <w:top w:val="nil"/>
+                <w:left w:val="nil"/>
+                <w:bottom w:val="nil"/>
+                <w:right w:val="nil"/>
+                <w:between w:val="nil"/>
               </w:pBdr>
               <w:tabs>
-                <w:tab w:val="center" w:leader="none" w:pos="4320"/>
-                <w:tab w:val="right" w:leader="none" w:pos="8640"/>
+                <w:tab w:val="center" w:pos="4320"/>
+                <w:tab w:val="right" w:pos="8640"/>
               </w:tabs>
-              <w:spacing w:after="120" w:before="120" w:lineRule="auto"/>
+              <w:spacing w:before="120" w:after="120"/>
               <w:jc w:val="center"/>
               <w:rPr>
                 <w:color w:val="000000"/>
@@ -1967,61 +1867,56 @@
                 <w:color w:val="000000"/>
                 <w:sz w:val="20"/>
                 <w:szCs w:val="20"/>
-                <w:rtl w:val="0"/>
-              </w:rPr>
-              <w:t xml:space="preserve">Essential</w:t>
+              </w:rPr>
+              <w:t>Essential</w:t>
             </w:r>
           </w:p>
         </w:tc>
       </w:tr>
       <w:tr>
         <w:trPr>
-          <w:cantSplit w:val="0"/>
-          <w:trHeight w:val="546" w:hRule="atLeast"/>
-          <w:tblHeader w:val="0"/>
+          <w:trHeight w:val="546"/>
         </w:trPr>
         <w:tc>
           <w:tcPr>
-            <w:tcMar>
-              <w:top w:w="0.0" w:type="dxa"/>
-              <w:bottom w:w="0.0" w:type="dxa"/>
+            <w:tcW w:w="5306" w:type="dxa"/>
+            <w:tcMar>
+              <w:top w:w="0" w:type="dxa"/>
+              <w:bottom w:w="0" w:type="dxa"/>
             </w:tcMar>
           </w:tcPr>
           <w:p>
             <w:pPr>
-              <w:spacing w:after="120" w:before="120" w:lineRule="auto"/>
-              <w:rPr/>
+              <w:spacing w:before="120" w:after="120"/>
             </w:pPr>
             <w:r>
-              <w:rPr>
-                <w:rtl w:val="0"/>
-              </w:rPr>
-              <w:t xml:space="preserve">S2.Performance - Response Latency</w:t>
-            </w:r>
-          </w:p>
-        </w:tc>
-        <w:tc>
-          <w:tcPr>
-            <w:tcMar>
-              <w:top w:w="0.0" w:type="dxa"/>
-              <w:bottom w:w="0.0" w:type="dxa"/>
+              <w:t>S2.Performance - Response Latency</w:t>
+            </w:r>
+          </w:p>
+        </w:tc>
+        <w:tc>
+          <w:tcPr>
+            <w:tcW w:w="3906" w:type="dxa"/>
+            <w:tcMar>
+              <w:top w:w="0" w:type="dxa"/>
+              <w:bottom w:w="0" w:type="dxa"/>
             </w:tcMar>
           </w:tcPr>
           <w:p>
             <w:pPr>
               <w:widowControl w:val="0"/>
               <w:pBdr>
-                <w:top w:space="0" w:sz="0" w:val="nil"/>
-                <w:left w:space="0" w:sz="0" w:val="nil"/>
-                <w:bottom w:space="0" w:sz="0" w:val="nil"/>
-                <w:right w:space="0" w:sz="0" w:val="nil"/>
-                <w:between w:space="0" w:sz="0" w:val="nil"/>
+                <w:top w:val="nil"/>
+                <w:left w:val="nil"/>
+                <w:bottom w:val="nil"/>
+                <w:right w:val="nil"/>
+                <w:between w:val="nil"/>
               </w:pBdr>
               <w:tabs>
-                <w:tab w:val="center" w:leader="none" w:pos="4320"/>
-                <w:tab w:val="right" w:leader="none" w:pos="8640"/>
+                <w:tab w:val="center" w:pos="4320"/>
+                <w:tab w:val="right" w:pos="8640"/>
               </w:tabs>
-              <w:spacing w:after="120" w:before="120" w:lineRule="auto"/>
+              <w:spacing w:before="120" w:after="120"/>
               <w:jc w:val="center"/>
               <w:rPr>
                 <w:color w:val="000000"/>
@@ -2033,63 +1928,51 @@
               <w:rPr>
                 <w:sz w:val="20"/>
                 <w:szCs w:val="20"/>
-                <w:rtl w:val="0"/>
-              </w:rPr>
-              <w:t xml:space="preserve">Desirable</w:t>
-            </w:r>
-            <w:r>
-              <w:rPr>
-                <w:rtl w:val="0"/>
-              </w:rPr>
+              </w:rPr>
+              <w:t>Desirable</w:t>
             </w:r>
           </w:p>
         </w:tc>
       </w:tr>
       <w:tr>
         <w:trPr>
-          <w:cantSplit w:val="0"/>
-          <w:trHeight w:val="546" w:hRule="atLeast"/>
-          <w:tblHeader w:val="0"/>
+          <w:trHeight w:val="546"/>
         </w:trPr>
         <w:tc>
           <w:tcPr>
-            <w:tcMar>
-              <w:top w:w="0.0" w:type="dxa"/>
-              <w:bottom w:w="0.0" w:type="dxa"/>
-            </w:tcMar>
-          </w:tcPr>
-          <w:p>
-            <w:pPr>
-              <w:rPr/>
-            </w:pPr>
-            <w:r>
-              <w:rPr>
-                <w:rtl w:val="0"/>
-              </w:rPr>
-              <w:t xml:space="preserve">S3. Reliability - Simulation Stability</w:t>
-            </w:r>
-          </w:p>
-        </w:tc>
-        <w:tc>
-          <w:tcPr>
-            <w:tcMar>
-              <w:top w:w="0.0" w:type="dxa"/>
-              <w:bottom w:w="0.0" w:type="dxa"/>
+            <w:tcW w:w="5306" w:type="dxa"/>
+            <w:tcMar>
+              <w:top w:w="0" w:type="dxa"/>
+              <w:bottom w:w="0" w:type="dxa"/>
+            </w:tcMar>
+          </w:tcPr>
+          <w:p>
+            <w:r>
+              <w:t>S3. Reliability - Simulation Stability</w:t>
+            </w:r>
+          </w:p>
+        </w:tc>
+        <w:tc>
+          <w:tcPr>
+            <w:tcW w:w="3906" w:type="dxa"/>
+            <w:tcMar>
+              <w:top w:w="0" w:type="dxa"/>
+              <w:bottom w:w="0" w:type="dxa"/>
             </w:tcMar>
           </w:tcPr>
           <w:p>
             <w:pPr>
               <w:widowControl w:val="0"/>
               <w:pBdr>
-                <w:top w:space="0" w:sz="0" w:val="nil"/>
-                <w:left w:space="0" w:sz="0" w:val="nil"/>
-                <w:bottom w:space="0" w:sz="0" w:val="nil"/>
-                <w:right w:space="0" w:sz="0" w:val="nil"/>
-                <w:between w:space="0" w:sz="0" w:val="nil"/>
+                <w:top w:val="nil"/>
+                <w:left w:val="nil"/>
+                <w:bottom w:val="nil"/>
+                <w:right w:val="nil"/>
+                <w:between w:val="nil"/>
               </w:pBdr>
               <w:tabs>
-                <w:tab w:val="center" w:leader="none" w:pos="4320"/>
-                <w:tab w:val="right" w:leader="none" w:pos="8640"/>
+                <w:tab w:val="center" w:pos="4320"/>
+                <w:tab w:val="right" w:pos="8640"/>
               </w:tabs>
               <w:jc w:val="center"/>
               <w:rPr>
@@ -2103,58 +1986,51 @@
                 <w:color w:val="000000"/>
                 <w:sz w:val="20"/>
                 <w:szCs w:val="20"/>
-                <w:rtl w:val="0"/>
-              </w:rPr>
-              <w:t xml:space="preserve">Essential</w:t>
+              </w:rPr>
+              <w:t>Essential</w:t>
             </w:r>
           </w:p>
         </w:tc>
       </w:tr>
       <w:tr>
         <w:trPr>
-          <w:cantSplit w:val="0"/>
-          <w:trHeight w:val="546" w:hRule="atLeast"/>
-          <w:tblHeader w:val="0"/>
+          <w:trHeight w:val="546"/>
         </w:trPr>
         <w:tc>
           <w:tcPr>
-            <w:tcMar>
-              <w:top w:w="0.0" w:type="dxa"/>
-              <w:bottom w:w="0.0" w:type="dxa"/>
-            </w:tcMar>
-          </w:tcPr>
-          <w:p>
-            <w:pPr>
-              <w:rPr/>
-            </w:pPr>
-            <w:r>
-              <w:rPr>
-                <w:rtl w:val="0"/>
-              </w:rPr>
-              <w:t xml:space="preserve">S4. Design Language - UML Standards</w:t>
-            </w:r>
-          </w:p>
-        </w:tc>
-        <w:tc>
-          <w:tcPr>
-            <w:tcMar>
-              <w:top w:w="0.0" w:type="dxa"/>
-              <w:bottom w:w="0.0" w:type="dxa"/>
+            <w:tcW w:w="5306" w:type="dxa"/>
+            <w:tcMar>
+              <w:top w:w="0" w:type="dxa"/>
+              <w:bottom w:w="0" w:type="dxa"/>
+            </w:tcMar>
+          </w:tcPr>
+          <w:p>
+            <w:r>
+              <w:t>S4. Design Language - UML Standards</w:t>
+            </w:r>
+          </w:p>
+        </w:tc>
+        <w:tc>
+          <w:tcPr>
+            <w:tcW w:w="3906" w:type="dxa"/>
+            <w:tcMar>
+              <w:top w:w="0" w:type="dxa"/>
+              <w:bottom w:w="0" w:type="dxa"/>
             </w:tcMar>
           </w:tcPr>
           <w:p>
             <w:pPr>
               <w:widowControl w:val="0"/>
               <w:pBdr>
-                <w:top w:space="0" w:sz="0" w:val="nil"/>
-                <w:left w:space="0" w:sz="0" w:val="nil"/>
-                <w:bottom w:space="0" w:sz="0" w:val="nil"/>
-                <w:right w:space="0" w:sz="0" w:val="nil"/>
-                <w:between w:space="0" w:sz="0" w:val="nil"/>
+                <w:top w:val="nil"/>
+                <w:left w:val="nil"/>
+                <w:bottom w:val="nil"/>
+                <w:right w:val="nil"/>
+                <w:between w:val="nil"/>
               </w:pBdr>
               <w:tabs>
-                <w:tab w:val="center" w:leader="none" w:pos="4320"/>
-                <w:tab w:val="right" w:leader="none" w:pos="8640"/>
+                <w:tab w:val="center" w:pos="4320"/>
+                <w:tab w:val="right" w:pos="8640"/>
               </w:tabs>
               <w:jc w:val="center"/>
               <w:rPr>
@@ -2167,63 +2043,51 @@
               <w:rPr>
                 <w:sz w:val="20"/>
                 <w:szCs w:val="20"/>
-                <w:rtl w:val="0"/>
-              </w:rPr>
-              <w:t xml:space="preserve">Essential</w:t>
-            </w:r>
-            <w:r>
-              <w:rPr>
-                <w:rtl w:val="0"/>
-              </w:rPr>
+              </w:rPr>
+              <w:t>Essential</w:t>
             </w:r>
           </w:p>
         </w:tc>
       </w:tr>
       <w:tr>
         <w:trPr>
-          <w:cantSplit w:val="0"/>
-          <w:trHeight w:val="546" w:hRule="atLeast"/>
-          <w:tblHeader w:val="0"/>
+          <w:trHeight w:val="546"/>
         </w:trPr>
         <w:tc>
           <w:tcPr>
-            <w:tcMar>
-              <w:top w:w="0.0" w:type="dxa"/>
-              <w:bottom w:w="0.0" w:type="dxa"/>
-            </w:tcMar>
-          </w:tcPr>
-          <w:p>
-            <w:pPr>
-              <w:rPr/>
-            </w:pPr>
-            <w:r>
-              <w:rPr>
-                <w:rtl w:val="0"/>
-              </w:rPr>
-              <w:t xml:space="preserve">S5. Fault Handling &amp; State Recovery</w:t>
-            </w:r>
-          </w:p>
-        </w:tc>
-        <w:tc>
-          <w:tcPr>
-            <w:tcMar>
-              <w:top w:w="0.0" w:type="dxa"/>
-              <w:bottom w:w="0.0" w:type="dxa"/>
+            <w:tcW w:w="5306" w:type="dxa"/>
+            <w:tcMar>
+              <w:top w:w="0" w:type="dxa"/>
+              <w:bottom w:w="0" w:type="dxa"/>
+            </w:tcMar>
+          </w:tcPr>
+          <w:p>
+            <w:r>
+              <w:t>S5. Fault Handling &amp; State Recovery</w:t>
+            </w:r>
+          </w:p>
+        </w:tc>
+        <w:tc>
+          <w:tcPr>
+            <w:tcW w:w="3906" w:type="dxa"/>
+            <w:tcMar>
+              <w:top w:w="0" w:type="dxa"/>
+              <w:bottom w:w="0" w:type="dxa"/>
             </w:tcMar>
           </w:tcPr>
           <w:p>
             <w:pPr>
               <w:widowControl w:val="0"/>
               <w:pBdr>
-                <w:top w:space="0" w:sz="0" w:val="nil"/>
-                <w:left w:space="0" w:sz="0" w:val="nil"/>
-                <w:bottom w:space="0" w:sz="0" w:val="nil"/>
-                <w:right w:space="0" w:sz="0" w:val="nil"/>
-                <w:between w:space="0" w:sz="0" w:val="nil"/>
+                <w:top w:val="nil"/>
+                <w:left w:val="nil"/>
+                <w:bottom w:val="nil"/>
+                <w:right w:val="nil"/>
+                <w:between w:val="nil"/>
               </w:pBdr>
               <w:tabs>
-                <w:tab w:val="center" w:leader="none" w:pos="4320"/>
-                <w:tab w:val="right" w:leader="none" w:pos="8640"/>
+                <w:tab w:val="center" w:pos="4320"/>
+                <w:tab w:val="right" w:pos="8640"/>
               </w:tabs>
               <w:jc w:val="center"/>
               <w:rPr>
@@ -2235,58 +2099,51 @@
               <w:rPr>
                 <w:sz w:val="20"/>
                 <w:szCs w:val="20"/>
-                <w:rtl w:val="0"/>
-              </w:rPr>
-              <w:t xml:space="preserve">Essential</w:t>
+              </w:rPr>
+              <w:t>Essential</w:t>
             </w:r>
           </w:p>
         </w:tc>
       </w:tr>
       <w:tr>
         <w:trPr>
-          <w:cantSplit w:val="0"/>
-          <w:trHeight w:val="546" w:hRule="atLeast"/>
-          <w:tblHeader w:val="0"/>
+          <w:trHeight w:val="546"/>
         </w:trPr>
         <w:tc>
           <w:tcPr>
-            <w:tcMar>
-              <w:top w:w="0.0" w:type="dxa"/>
-              <w:bottom w:w="0.0" w:type="dxa"/>
-            </w:tcMar>
-          </w:tcPr>
-          <w:p>
-            <w:pPr>
-              <w:rPr/>
-            </w:pPr>
-            <w:r>
-              <w:rPr>
-                <w:rtl w:val="0"/>
-              </w:rPr>
-              <w:t xml:space="preserve">S6. Autonomous Safety &amp; Environmental Responsiveness</w:t>
-            </w:r>
-          </w:p>
-        </w:tc>
-        <w:tc>
-          <w:tcPr>
-            <w:tcMar>
-              <w:top w:w="0.0" w:type="dxa"/>
-              <w:bottom w:w="0.0" w:type="dxa"/>
+            <w:tcW w:w="5306" w:type="dxa"/>
+            <w:tcMar>
+              <w:top w:w="0" w:type="dxa"/>
+              <w:bottom w:w="0" w:type="dxa"/>
+            </w:tcMar>
+          </w:tcPr>
+          <w:p>
+            <w:r>
+              <w:t>S6. Autonomous Safety &amp; Environmental Responsiveness</w:t>
+            </w:r>
+          </w:p>
+        </w:tc>
+        <w:tc>
+          <w:tcPr>
+            <w:tcW w:w="3906" w:type="dxa"/>
+            <w:tcMar>
+              <w:top w:w="0" w:type="dxa"/>
+              <w:bottom w:w="0" w:type="dxa"/>
             </w:tcMar>
           </w:tcPr>
           <w:p>
             <w:pPr>
               <w:widowControl w:val="0"/>
               <w:pBdr>
-                <w:top w:space="0" w:sz="0" w:val="nil"/>
-                <w:left w:space="0" w:sz="0" w:val="nil"/>
-                <w:bottom w:space="0" w:sz="0" w:val="nil"/>
-                <w:right w:space="0" w:sz="0" w:val="nil"/>
-                <w:between w:space="0" w:sz="0" w:val="nil"/>
+                <w:top w:val="nil"/>
+                <w:left w:val="nil"/>
+                <w:bottom w:val="nil"/>
+                <w:right w:val="nil"/>
+                <w:between w:val="nil"/>
               </w:pBdr>
               <w:tabs>
-                <w:tab w:val="center" w:leader="none" w:pos="4320"/>
-                <w:tab w:val="right" w:leader="none" w:pos="8640"/>
+                <w:tab w:val="center" w:pos="4320"/>
+                <w:tab w:val="right" w:pos="8640"/>
               </w:tabs>
               <w:jc w:val="center"/>
               <w:rPr>
@@ -2298,9 +2155,8 @@
               <w:rPr>
                 <w:sz w:val="20"/>
                 <w:szCs w:val="20"/>
-                <w:rtl w:val="0"/>
-              </w:rPr>
-              <w:t xml:space="preserve">Essential</w:t>
+              </w:rPr>
+              <w:t>Essential</w:t>
             </w:r>
           </w:p>
         </w:tc>
@@ -2308,80 +2164,60 @@
     </w:tbl>
     <w:p>
       <w:pPr>
-        <w:pStyle w:val="Title"/>
-        <w:rPr/>
+        <w:pStyle w:val="Rubrik"/>
       </w:pPr>
       <w:r>
         <w:br w:type="page"/>
-      </w:r>
-      <w:r>
-        <w:rPr>
-          <w:rtl w:val="0"/>
-        </w:rPr>
       </w:r>
     </w:p>
     <w:p>
       <w:pPr>
-        <w:pStyle w:val="Heading1"/>
+        <w:pStyle w:val="Rubrik1"/>
         <w:jc w:val="center"/>
         <w:rPr>
-          <w:rFonts w:ascii="Times New Roman" w:cs="Times New Roman" w:eastAsia="Times New Roman" w:hAnsi="Times New Roman"/>
+          <w:rFonts w:ascii="Times New Roman" w:eastAsia="Times New Roman" w:hAnsi="Times New Roman" w:cs="Times New Roman"/>
           <w:sz w:val="30"/>
           <w:szCs w:val="30"/>
         </w:rPr>
       </w:pPr>
-      <w:bookmarkStart w:colFirst="0" w:colLast="0" w:name="_heading=h.bbhl7sse4kkm" w:id="3"/>
+      <w:bookmarkStart w:id="3" w:name="_heading=h.bbhl7sse4kkm" w:colFirst="0" w:colLast="0"/>
       <w:bookmarkEnd w:id="3"/>
       <w:r>
         <w:rPr>
-          <w:rFonts w:ascii="Times New Roman" w:cs="Times New Roman" w:eastAsia="Times New Roman" w:hAnsi="Times New Roman"/>
+          <w:rFonts w:ascii="Times New Roman" w:eastAsia="Times New Roman" w:hAnsi="Times New Roman" w:cs="Times New Roman"/>
           <w:sz w:val="30"/>
           <w:szCs w:val="30"/>
-          <w:rtl w:val="0"/>
-        </w:rPr>
-        <w:t xml:space="preserve">Supplementary Requirements Descriptions</w:t>
+        </w:rPr>
+        <w:lastRenderedPageBreak/>
+        <w:t>Supplementary Requirements Descriptions</w:t>
+      </w:r>
+    </w:p>
+    <w:p/>
+    <w:p>
+      <w:pPr>
+        <w:pStyle w:val="Rubrik2"/>
+        <w:spacing w:line="360" w:lineRule="auto"/>
+        <w:rPr>
+          <w:sz w:val="28"/>
+          <w:szCs w:val="28"/>
+        </w:rPr>
+      </w:pPr>
+      <w:bookmarkStart w:id="4" w:name="_heading=h.l8t5xoosdhok" w:colFirst="0" w:colLast="0"/>
+      <w:bookmarkEnd w:id="4"/>
+      <w:r>
+        <w:rPr>
+          <w:sz w:val="28"/>
+          <w:szCs w:val="28"/>
+        </w:rPr>
+        <w:t>S1. Interoperability - Middleman Architecture</w:t>
       </w:r>
     </w:p>
     <w:p>
       <w:pPr>
-        <w:rPr/>
-      </w:pPr>
-      <w:r>
-        <w:rPr>
-          <w:rtl w:val="0"/>
-        </w:rPr>
-      </w:r>
-    </w:p>
-    <w:p>
-      <w:pPr>
-        <w:pStyle w:val="Heading2"/>
-        <w:spacing w:line="360" w:lineRule="auto"/>
-        <w:rPr>
-          <w:sz w:val="28"/>
-          <w:szCs w:val="28"/>
-        </w:rPr>
-      </w:pPr>
-      <w:bookmarkStart w:colFirst="0" w:colLast="0" w:name="_heading=h.l8t5xoosdhok" w:id="4"/>
-      <w:bookmarkEnd w:id="4"/>
-      <w:r>
-        <w:rPr>
-          <w:sz w:val="28"/>
-          <w:szCs w:val="28"/>
-          <w:rtl w:val="0"/>
-        </w:rPr>
-        <w:t xml:space="preserve">S1. Interoperability - Middleman Architecture</w:t>
-      </w:r>
-    </w:p>
-    <w:p>
-      <w:pPr>
-        <w:spacing w:after="240" w:before="240" w:line="360" w:lineRule="auto"/>
-        <w:rPr/>
-      </w:pPr>
-      <w:r>
-        <w:rPr>
-          <w:rtl w:val="0"/>
-        </w:rPr>
-        <w:t xml:space="preserve">Devices must not interact with user units directly but instead communicate through an application acting as a middleman. The system is designed to handle two simultaneous interaction flows:</w:t>
+        <w:spacing w:before="240" w:after="240" w:line="360" w:lineRule="auto"/>
+      </w:pPr>
+      <w:r>
+        <w:t>Devices must not interact with user units directly but instead communicate through an application acting as a middleman. The system is designed to handle two simultaneous interaction flows:</w:t>
       </w:r>
     </w:p>
     <w:p>
@@ -2390,36 +2226,27 @@
           <w:ilvl w:val="0"/>
           <w:numId w:val="1"/>
         </w:numPr>
-        <w:spacing w:after="0" w:afterAutospacing="0" w:before="240" w:line="360" w:lineRule="auto"/>
-        <w:ind w:left="720" w:hanging="360"/>
-      </w:pPr>
-      <w:r>
-        <w:rPr>
-          <w:b w:val="1"/>
-          <w:bCs w:val="1"/>
-          <w:rtl w:val="0"/>
-        </w:rPr>
-        <w:t xml:space="preserve">User Interaction:</w:t>
-      </w:r>
-      <w:r>
-        <w:rPr>
-          <w:rtl w:val="0"/>
-        </w:rPr>
+        <w:spacing w:before="240" w:line="360" w:lineRule="auto"/>
+      </w:pPr>
+      <w:r>
+        <w:rPr>
+          <w:b/>
+          <w:bCs/>
+        </w:rPr>
+        <w:t>User Interaction:</w:t>
+      </w:r>
+      <w:r>
         <w:t xml:space="preserve"> Manual commands are issued from the UI, processed by the </w:t>
       </w:r>
       <w:r>
         <w:rPr>
-          <w:b w:val="1"/>
-          <w:bCs w:val="1"/>
-          <w:rtl w:val="0"/>
-        </w:rPr>
-        <w:t xml:space="preserve">Node.js gateway</w:t>
-      </w:r>
-      <w:r>
-        <w:rPr>
-          <w:rtl w:val="0"/>
-        </w:rPr>
-        <w:t xml:space="preserve">, and forwarded to the device for execution.</w:t>
+          <w:b/>
+          <w:bCs/>
+        </w:rPr>
+        <w:t>Node.js gateway</w:t>
+      </w:r>
+      <w:r>
+        <w:t>, and forwarded to the device for execution.</w:t>
       </w:r>
     </w:p>
     <w:p>
@@ -2428,426 +2255,257 @@
           <w:ilvl w:val="0"/>
           <w:numId w:val="1"/>
         </w:numPr>
-        <w:spacing w:after="240" w:before="0" w:beforeAutospacing="0" w:line="360" w:lineRule="auto"/>
-        <w:ind w:left="720" w:hanging="360"/>
-      </w:pPr>
-      <w:r>
-        <w:rPr>
-          <w:b w:val="1"/>
-          <w:bCs w:val="1"/>
-          <w:rtl w:val="0"/>
-        </w:rPr>
-        <w:t xml:space="preserve">Autonomous Interaction:</w:t>
-      </w:r>
-      <w:r>
-        <w:rPr>
-          <w:rtl w:val="0"/>
-        </w:rPr>
+        <w:spacing w:after="240" w:line="360" w:lineRule="auto"/>
+      </w:pPr>
+      <w:r>
+        <w:rPr>
+          <w:b/>
+          <w:bCs/>
+        </w:rPr>
+        <w:t>Autonomous Interaction:</w:t>
+      </w:r>
+      <w:r>
         <w:t xml:space="preserve"> Sensor driven events are managed internally using the </w:t>
       </w:r>
       <w:r>
         <w:rPr>
-          <w:b w:val="1"/>
-          <w:bCs w:val="1"/>
-          <w:rtl w:val="0"/>
-        </w:rPr>
-        <w:t xml:space="preserve">Observer Design Pattern</w:t>
-      </w:r>
-      <w:r>
-        <w:rPr>
-          <w:rtl w:val="0"/>
-        </w:rPr>
-        <w:t xml:space="preserve">, allowing local device coordination without requiring server communication.</w:t>
+          <w:b/>
+          <w:bCs/>
+        </w:rPr>
+        <w:t>Observer Design Pattern</w:t>
+      </w:r>
+      <w:r>
+        <w:t>, allowing local device coordination without requiring server communication.</w:t>
       </w:r>
     </w:p>
     <w:p>
       <w:pPr>
         <w:spacing w:line="360" w:lineRule="auto"/>
-        <w:rPr/>
-      </w:pPr>
-      <w:r>
-        <w:rPr>
-          <w:rtl w:val="0"/>
-        </w:rPr>
-      </w:r>
+      </w:pPr>
     </w:p>
     <w:p>
       <w:pPr>
-        <w:pStyle w:val="Heading2"/>
+        <w:pStyle w:val="Rubrik2"/>
         <w:spacing w:line="360" w:lineRule="auto"/>
         <w:rPr>
           <w:sz w:val="28"/>
           <w:szCs w:val="28"/>
         </w:rPr>
       </w:pPr>
-      <w:bookmarkStart w:colFirst="0" w:colLast="0" w:name="_heading=h.s8sp8lgl2n0i" w:id="5"/>
+      <w:bookmarkStart w:id="5" w:name="_heading=h.s8sp8lgl2n0i" w:colFirst="0" w:colLast="0"/>
       <w:bookmarkEnd w:id="5"/>
       <w:r>
         <w:rPr>
           <w:sz w:val="28"/>
           <w:szCs w:val="28"/>
-          <w:rtl w:val="0"/>
-        </w:rPr>
-        <w:t xml:space="preserve">S2. Performance - Response Latency</w:t>
+        </w:rPr>
+        <w:t>S2. Performance - Response Latency</w:t>
       </w:r>
     </w:p>
     <w:p>
       <w:pPr>
         <w:spacing w:line="360" w:lineRule="auto"/>
-        <w:rPr/>
-      </w:pPr>
-      <w:r>
-        <w:rPr>
-          <w:rtl w:val="0"/>
-        </w:rPr>
-        <w:t xml:space="preserve">The device state must update within the system quickly, less than 1000 ms to support fluid human-controlled activities from a mobile or web interface [1]. Any physical hardware must process incoming server commands without noticeable delay to ensure a responsive user experience.</w:t>
+      </w:pPr>
+      <w:r>
+        <w:t>The device state must update within the system quickly, less than 1000 ms to support fluid human-controlled activities from a mobile or web interface [1]. Any physical hardware must process incoming server commands without noticeable delay to ensure a responsive user experience.</w:t>
       </w:r>
     </w:p>
     <w:p>
       <w:pPr>
         <w:spacing w:line="360" w:lineRule="auto"/>
-        <w:rPr/>
-      </w:pPr>
-      <w:r>
-        <w:rPr>
-          <w:rtl w:val="0"/>
-        </w:rPr>
-      </w:r>
+      </w:pPr>
     </w:p>
     <w:p>
       <w:pPr>
-        <w:pStyle w:val="Heading2"/>
+        <w:pStyle w:val="Rubrik2"/>
         <w:spacing w:line="360" w:lineRule="auto"/>
         <w:rPr>
           <w:sz w:val="28"/>
           <w:szCs w:val="28"/>
         </w:rPr>
       </w:pPr>
-      <w:bookmarkStart w:colFirst="0" w:colLast="0" w:name="_heading=h.qh7sikw6pste" w:id="6"/>
+      <w:bookmarkStart w:id="6" w:name="_heading=h.qh7sikw6pste" w:colFirst="0" w:colLast="0"/>
       <w:bookmarkEnd w:id="6"/>
       <w:r>
         <w:rPr>
           <w:sz w:val="28"/>
           <w:szCs w:val="28"/>
-          <w:rtl w:val="0"/>
-        </w:rPr>
-        <w:t xml:space="preserve">S3. Reliability - Simulation Stability</w:t>
+        </w:rPr>
+        <w:t>S3. Reliability - Simulation Stability</w:t>
       </w:r>
     </w:p>
     <w:p>
       <w:pPr>
         <w:spacing w:line="360" w:lineRule="auto"/>
-        <w:rPr/>
-      </w:pPr>
-      <w:r>
-        <w:rPr>
-          <w:rtl w:val="0"/>
-        </w:rPr>
-        <w:t xml:space="preserve">Devices must be capable of running continuously on Arduino without crashing. The software must maintain a consistent state even when multiple communicating units are observing the device simultaneously through the server.</w:t>
+      </w:pPr>
+      <w:r>
+        <w:t>Devices must be capable of running continuously on Arduino without crashing. The software must maintain a consistent state even when multiple communicating units are observing the device simultaneously through the server.</w:t>
       </w:r>
     </w:p>
     <w:p>
       <w:pPr>
         <w:spacing w:line="360" w:lineRule="auto"/>
-        <w:rPr/>
-      </w:pPr>
-      <w:r>
-        <w:rPr>
-          <w:rtl w:val="0"/>
-        </w:rPr>
-      </w:r>
+      </w:pPr>
     </w:p>
     <w:p>
       <w:pPr>
-        <w:pStyle w:val="Heading2"/>
+        <w:pStyle w:val="Rubrik2"/>
         <w:spacing w:line="360" w:lineRule="auto"/>
         <w:rPr>
           <w:sz w:val="28"/>
           <w:szCs w:val="28"/>
         </w:rPr>
       </w:pPr>
-      <w:bookmarkStart w:colFirst="0" w:colLast="0" w:name="_heading=h.pjepa8664b3r" w:id="7"/>
+      <w:bookmarkStart w:id="7" w:name="_heading=h.pjepa8664b3r" w:colFirst="0" w:colLast="0"/>
       <w:bookmarkEnd w:id="7"/>
       <w:r>
         <w:rPr>
           <w:sz w:val="28"/>
           <w:szCs w:val="28"/>
-          <w:rtl w:val="0"/>
-        </w:rPr>
-        <w:t xml:space="preserve">S4. Design Language - UML Standards</w:t>
+        </w:rPr>
+        <w:t>S4. Design Language - UML Standards</w:t>
       </w:r>
     </w:p>
     <w:p>
       <w:pPr>
         <w:spacing w:line="360" w:lineRule="auto"/>
-        <w:rPr/>
-      </w:pPr>
-      <w:r>
-        <w:rPr>
-          <w:rtl w:val="0"/>
-        </w:rPr>
-        <w:t xml:space="preserve">The device architecture must be modeled using standardized UML diagrams to ensure technical clarity across all project subgroups. This includes the use of class diagrams for structure and interaction sequence diagrams to map how devices talk to the server.</w:t>
+      </w:pPr>
+      <w:r>
+        <w:t>The device architecture must be modeled using standardized UML diagrams to ensure technical clarity across all project subgroups. This includes the use of class diagrams for structure and interaction sequence diagrams to map how devices talk to the server.</w:t>
       </w:r>
     </w:p>
     <w:p>
       <w:pPr>
         <w:spacing w:line="360" w:lineRule="auto"/>
-        <w:rPr/>
-      </w:pPr>
-      <w:r>
-        <w:rPr>
-          <w:rtl w:val="0"/>
-        </w:rPr>
-      </w:r>
+      </w:pPr>
     </w:p>
     <w:p>
       <w:pPr>
-        <w:pStyle w:val="Heading2"/>
+        <w:pStyle w:val="Rubrik2"/>
         <w:spacing w:line="360" w:lineRule="auto"/>
         <w:rPr>
           <w:sz w:val="28"/>
           <w:szCs w:val="28"/>
         </w:rPr>
       </w:pPr>
-      <w:bookmarkStart w:colFirst="0" w:colLast="0" w:name="_heading=h.fl71m4hd0hya" w:id="8"/>
+      <w:bookmarkStart w:id="8" w:name="_heading=h.fl71m4hd0hya" w:colFirst="0" w:colLast="0"/>
       <w:bookmarkEnd w:id="8"/>
       <w:r>
         <w:rPr>
           <w:sz w:val="28"/>
           <w:szCs w:val="28"/>
-          <w:rtl w:val="0"/>
-        </w:rPr>
-        <w:t xml:space="preserve">S5. Fault Handling – Communication Robustness</w:t>
+        </w:rPr>
+        <w:lastRenderedPageBreak/>
+        <w:t>S5. Fault Handling – Communication Robustness</w:t>
       </w:r>
     </w:p>
     <w:p>
       <w:pPr>
         <w:spacing w:line="360" w:lineRule="auto"/>
-        <w:rPr/>
-      </w:pPr>
-      <w:r>
-        <w:rPr>
-          <w:rtl w:val="0"/>
-        </w:rPr>
-        <w:t xml:space="preserve">The device software shall handle communication errors gracefully. If serial communication is interrupted or corrupted, the device must:</w:t>
+      </w:pPr>
+      <w:r>
+        <w:t>The device software shall handle communication errors gracefully. If serial communication is interrupted or corrupted, the device must:</w:t>
       </w:r>
     </w:p>
     <w:p>
       <w:pPr>
-        <w:keepNext w:val="0"/>
-        <w:keepLines w:val="0"/>
-        <w:pageBreakBefore w:val="0"/>
-        <w:widowControl w:val="1"/>
         <w:pBdr>
-          <w:top w:space="0" w:sz="0" w:val="nil"/>
-          <w:left w:space="0" w:sz="0" w:val="nil"/>
-          <w:bottom w:space="0" w:sz="0" w:val="nil"/>
-          <w:right w:space="0" w:sz="0" w:val="nil"/>
-          <w:between w:space="0" w:sz="0" w:val="nil"/>
+          <w:top w:val="nil"/>
+          <w:left w:val="nil"/>
+          <w:bottom w:val="nil"/>
+          <w:right w:val="nil"/>
+          <w:between w:val="nil"/>
         </w:pBdr>
-        <w:shd w:fill="auto" w:val="clear"/>
-        <w:spacing w:after="0" w:before="0" w:line="360" w:lineRule="auto"/>
-        <w:ind w:left="720" w:right="0" w:firstLine="0"/>
-        <w:jc w:val="left"/>
-        <w:rPr>
-          <w:rFonts w:ascii="Times New Roman" w:cs="Times New Roman" w:eastAsia="Times New Roman" w:hAnsi="Times New Roman"/>
-          <w:b w:val="0"/>
-          <w:bCs w:val="0"/>
-          <w:i w:val="0"/>
-          <w:iCs w:val="0"/>
-          <w:smallCaps w:val="0"/>
-          <w:strike w:val="0"/>
+        <w:spacing w:line="360" w:lineRule="auto"/>
+        <w:ind w:left="720"/>
+        <w:rPr>
           <w:color w:val="000000"/>
-          <w:sz w:val="24"/>
-          <w:szCs w:val="24"/>
-          <w:u w:val="none"/>
-          <w:shd w:fill="auto" w:val="clear"/>
-          <w:vertAlign w:val="baseline"/>
-        </w:rPr>
-      </w:pPr>
-      <w:r>
-        <w:rPr>
-          <w:rFonts w:ascii="Times New Roman" w:cs="Times New Roman" w:eastAsia="Times New Roman" w:hAnsi="Times New Roman"/>
-          <w:b w:val="0"/>
-          <w:bCs w:val="0"/>
-          <w:i w:val="0"/>
-          <w:iCs w:val="0"/>
-          <w:smallCaps w:val="0"/>
-          <w:strike w:val="0"/>
+        </w:rPr>
+      </w:pPr>
+      <w:r>
+        <w:rPr>
           <w:color w:val="000000"/>
-          <w:sz w:val="24"/>
-          <w:szCs w:val="24"/>
-          <w:u w:val="none"/>
-          <w:shd w:fill="auto" w:val="clear"/>
-          <w:vertAlign w:val="baseline"/>
-          <w:rtl w:val="0"/>
-        </w:rPr>
-        <w:t xml:space="preserve">Continue to operate in a safe local state</w:t>
+        </w:rPr>
+        <w:t>Continue to operate in a safe local state</w:t>
       </w:r>
     </w:p>
     <w:p>
       <w:pPr>
-        <w:keepNext w:val="0"/>
-        <w:keepLines w:val="0"/>
-        <w:pageBreakBefore w:val="0"/>
-        <w:widowControl w:val="1"/>
         <w:pBdr>
-          <w:top w:space="0" w:sz="0" w:val="nil"/>
-          <w:left w:space="0" w:sz="0" w:val="nil"/>
-          <w:bottom w:space="0" w:sz="0" w:val="nil"/>
-          <w:right w:space="0" w:sz="0" w:val="nil"/>
-          <w:between w:space="0" w:sz="0" w:val="nil"/>
+          <w:top w:val="nil"/>
+          <w:left w:val="nil"/>
+          <w:bottom w:val="nil"/>
+          <w:right w:val="nil"/>
+          <w:between w:val="nil"/>
         </w:pBdr>
-        <w:shd w:fill="auto" w:val="clear"/>
-        <w:spacing w:after="0" w:before="0" w:line="360" w:lineRule="auto"/>
-        <w:ind w:left="720" w:right="0" w:firstLine="0"/>
-        <w:jc w:val="left"/>
-        <w:rPr>
-          <w:rFonts w:ascii="Times New Roman" w:cs="Times New Roman" w:eastAsia="Times New Roman" w:hAnsi="Times New Roman"/>
-          <w:b w:val="0"/>
-          <w:bCs w:val="0"/>
-          <w:i w:val="0"/>
-          <w:iCs w:val="0"/>
-          <w:smallCaps w:val="0"/>
-          <w:strike w:val="0"/>
+        <w:spacing w:line="360" w:lineRule="auto"/>
+        <w:ind w:left="720"/>
+        <w:rPr>
           <w:color w:val="000000"/>
-          <w:sz w:val="24"/>
-          <w:szCs w:val="24"/>
-          <w:u w:val="none"/>
-          <w:shd w:fill="auto" w:val="clear"/>
-          <w:vertAlign w:val="baseline"/>
-        </w:rPr>
-      </w:pPr>
-      <w:r>
-        <w:rPr>
-          <w:rFonts w:ascii="Times New Roman" w:cs="Times New Roman" w:eastAsia="Times New Roman" w:hAnsi="Times New Roman"/>
-          <w:b w:val="0"/>
-          <w:bCs w:val="0"/>
-          <w:i w:val="0"/>
-          <w:iCs w:val="0"/>
-          <w:smallCaps w:val="0"/>
-          <w:strike w:val="0"/>
+        </w:rPr>
+      </w:pPr>
+      <w:r>
+        <w:rPr>
           <w:color w:val="000000"/>
-          <w:sz w:val="24"/>
-          <w:szCs w:val="24"/>
-          <w:u w:val="none"/>
-          <w:shd w:fill="auto" w:val="clear"/>
-          <w:vertAlign w:val="baseline"/>
-          <w:rtl w:val="0"/>
-        </w:rPr>
-        <w:t xml:space="preserve">Avoid freezing or crashing</w:t>
+        </w:rPr>
+        <w:t>Avoid freezing or crashing</w:t>
       </w:r>
     </w:p>
     <w:p>
       <w:pPr>
-        <w:keepNext w:val="0"/>
-        <w:keepLines w:val="0"/>
-        <w:pageBreakBefore w:val="0"/>
-        <w:widowControl w:val="1"/>
         <w:pBdr>
-          <w:top w:space="0" w:sz="0" w:val="nil"/>
-          <w:left w:space="0" w:sz="0" w:val="nil"/>
-          <w:bottom w:space="0" w:sz="0" w:val="nil"/>
-          <w:right w:space="0" w:sz="0" w:val="nil"/>
-          <w:between w:space="0" w:sz="0" w:val="nil"/>
+          <w:top w:val="nil"/>
+          <w:left w:val="nil"/>
+          <w:bottom w:val="nil"/>
+          <w:right w:val="nil"/>
+          <w:between w:val="nil"/>
         </w:pBdr>
-        <w:shd w:fill="auto" w:val="clear"/>
-        <w:spacing w:after="0" w:before="0" w:line="360" w:lineRule="auto"/>
-        <w:ind w:left="720" w:right="0" w:firstLine="0"/>
-        <w:jc w:val="left"/>
-        <w:rPr>
-          <w:rFonts w:ascii="Times New Roman" w:cs="Times New Roman" w:eastAsia="Times New Roman" w:hAnsi="Times New Roman"/>
-          <w:b w:val="0"/>
-          <w:bCs w:val="0"/>
-          <w:i w:val="0"/>
-          <w:iCs w:val="0"/>
-          <w:smallCaps w:val="0"/>
-          <w:strike w:val="0"/>
+        <w:spacing w:line="360" w:lineRule="auto"/>
+        <w:ind w:left="720"/>
+        <w:rPr>
           <w:color w:val="000000"/>
-          <w:sz w:val="24"/>
-          <w:szCs w:val="24"/>
-          <w:u w:val="none"/>
-          <w:shd w:fill="auto" w:val="clear"/>
-          <w:vertAlign w:val="baseline"/>
-        </w:rPr>
-      </w:pPr>
-      <w:r>
-        <w:rPr>
-          <w:rFonts w:ascii="Times New Roman" w:cs="Times New Roman" w:eastAsia="Times New Roman" w:hAnsi="Times New Roman"/>
-          <w:b w:val="0"/>
-          <w:bCs w:val="0"/>
-          <w:i w:val="0"/>
-          <w:iCs w:val="0"/>
-          <w:smallCaps w:val="0"/>
-          <w:strike w:val="0"/>
+        </w:rPr>
+      </w:pPr>
+      <w:r>
+        <w:rPr>
           <w:color w:val="000000"/>
-          <w:sz w:val="24"/>
-          <w:szCs w:val="24"/>
-          <w:u w:val="none"/>
-          <w:shd w:fill="auto" w:val="clear"/>
-          <w:vertAlign w:val="baseline"/>
-          <w:rtl w:val="0"/>
-        </w:rPr>
-        <w:t xml:space="preserve">Maintain the last known valid device state.</w:t>
+        </w:rPr>
+        <w:t>Maintain the last known valid device state.</w:t>
       </w:r>
     </w:p>
     <w:p>
       <w:pPr>
-        <w:keepNext w:val="0"/>
-        <w:keepLines w:val="0"/>
-        <w:pageBreakBefore w:val="0"/>
-        <w:widowControl w:val="1"/>
         <w:pBdr>
-          <w:top w:space="0" w:sz="0" w:val="nil"/>
-          <w:left w:space="0" w:sz="0" w:val="nil"/>
-          <w:bottom w:space="0" w:sz="0" w:val="nil"/>
-          <w:right w:space="0" w:sz="0" w:val="nil"/>
-          <w:between w:space="0" w:sz="0" w:val="nil"/>
+          <w:top w:val="nil"/>
+          <w:left w:val="nil"/>
+          <w:bottom w:val="nil"/>
+          <w:right w:val="nil"/>
+          <w:between w:val="nil"/>
         </w:pBdr>
-        <w:shd w:fill="auto" w:val="clear"/>
-        <w:spacing w:after="0" w:before="0" w:line="360" w:lineRule="auto"/>
-        <w:ind w:left="720" w:right="0" w:firstLine="0"/>
-        <w:jc w:val="left"/>
-        <w:rPr>
-          <w:rFonts w:ascii="Times New Roman" w:cs="Times New Roman" w:eastAsia="Times New Roman" w:hAnsi="Times New Roman"/>
-          <w:b w:val="0"/>
-          <w:bCs w:val="0"/>
-          <w:i w:val="0"/>
-          <w:iCs w:val="0"/>
-          <w:smallCaps w:val="0"/>
-          <w:strike w:val="0"/>
+        <w:spacing w:line="360" w:lineRule="auto"/>
+        <w:ind w:left="720"/>
+        <w:rPr>
           <w:color w:val="000000"/>
-          <w:sz w:val="24"/>
-          <w:szCs w:val="24"/>
-          <w:u w:val="none"/>
-          <w:shd w:fill="auto" w:val="clear"/>
-          <w:vertAlign w:val="baseline"/>
-        </w:rPr>
-      </w:pPr>
-      <w:r>
-        <w:rPr>
-          <w:rtl w:val="0"/>
-        </w:rPr>
-      </w:r>
+        </w:rPr>
+      </w:pPr>
     </w:p>
     <w:p>
       <w:pPr>
-        <w:pStyle w:val="Heading2"/>
+        <w:pStyle w:val="Rubrik2"/>
         <w:spacing w:line="360" w:lineRule="auto"/>
         <w:rPr>
           <w:sz w:val="28"/>
           <w:szCs w:val="28"/>
         </w:rPr>
       </w:pPr>
-      <w:bookmarkStart w:colFirst="0" w:colLast="0" w:name="_heading=h.devjx83p9e1v" w:id="9"/>
+      <w:bookmarkStart w:id="9" w:name="_heading=h.devjx83p9e1v" w:colFirst="0" w:colLast="0"/>
       <w:bookmarkEnd w:id="9"/>
       <w:r>
         <w:rPr>
           <w:sz w:val="28"/>
           <w:szCs w:val="28"/>
-          <w:rtl w:val="0"/>
-        </w:rPr>
-        <w:t xml:space="preserve">S6. Autonomous Safety &amp; Environmental Responsiveness</w:t>
+        </w:rPr>
+        <w:t>S6. Autonomous Safety &amp; Environmental Responsiveness</w:t>
       </w:r>
     </w:p>
     <w:p>
@@ -2857,130 +2515,106 @@
           <w:numId w:val="2"/>
         </w:numPr>
         <w:spacing w:line="360" w:lineRule="auto"/>
-        <w:ind w:left="720" w:hanging="360"/>
-        <w:rPr/>
-      </w:pPr>
-      <w:r>
-        <w:rPr>
-          <w:rtl w:val="0"/>
-        </w:rPr>
+      </w:pPr>
+      <w:r>
         <w:t xml:space="preserve">The device must be capable of reacting to environmental conditions </w:t>
       </w:r>
       <w:r>
         <w:rPr>
-          <w:b w:val="1"/>
-          <w:bCs w:val="1"/>
-          <w:rtl w:val="0"/>
-        </w:rPr>
-        <w:t xml:space="preserve">independently of external systems</w:t>
-      </w:r>
-      <w:r>
-        <w:rPr>
-          <w:rtl w:val="0"/>
-        </w:rPr>
+          <w:b/>
+          <w:bCs/>
+        </w:rPr>
+        <w:t>independently of external systems</w:t>
+      </w:r>
+      <w:r>
         <w:t xml:space="preserve"> (Gateway or Server). By implementing the </w:t>
       </w:r>
       <w:r>
         <w:rPr>
-          <w:b w:val="1"/>
-          <w:bCs w:val="1"/>
-          <w:rtl w:val="0"/>
-        </w:rPr>
-        <w:t xml:space="preserve">Observer Design Pattern</w:t>
-      </w:r>
-      <w:r>
-        <w:rPr>
-          <w:rtl w:val="0"/>
-        </w:rPr>
+          <w:b/>
+          <w:bCs/>
+        </w:rPr>
+        <w:t>Observer Design Pattern</w:t>
+      </w:r>
+      <w:r>
         <w:t xml:space="preserve">, safety-critical components like </w:t>
       </w:r>
       <w:r>
         <w:rPr>
-          <w:rFonts w:ascii="Roboto Mono" w:cs="Roboto Mono" w:eastAsia="Roboto Mono" w:hAnsi="Roboto Mono"/>
-          <w:rtl w:val="0"/>
-        </w:rPr>
-        <w:t xml:space="preserve">GasSafety</w:t>
-      </w:r>
-      <w:r>
-        <w:rPr>
-          <w:rtl w:val="0"/>
-        </w:rPr>
+          <w:rFonts w:ascii="Roboto Mono" w:eastAsia="Roboto Mono" w:hAnsi="Roboto Mono" w:cs="Roboto Mono"/>
+        </w:rPr>
+        <w:t>GasSafety</w:t>
+      </w:r>
+      <w:r>
         <w:t xml:space="preserve"> or </w:t>
       </w:r>
       <w:r>
         <w:rPr>
-          <w:rFonts w:ascii="Roboto Mono" w:cs="Roboto Mono" w:eastAsia="Roboto Mono" w:hAnsi="Roboto Mono"/>
-          <w:rtl w:val="0"/>
-        </w:rPr>
-        <w:t xml:space="preserve">SteamSensor</w:t>
-      </w:r>
-      <w:r>
-        <w:rPr>
-          <w:rtl w:val="0"/>
-        </w:rPr>
+          <w:rFonts w:ascii="Roboto Mono" w:eastAsia="Roboto Mono" w:hAnsi="Roboto Mono" w:cs="Roboto Mono"/>
+        </w:rPr>
+        <w:t>SteamSensor</w:t>
+      </w:r>
+      <w:r>
         <w:t xml:space="preserve"> (Subjects) can notify their respective actuators (Observers) directly. This ensures that while </w:t>
       </w:r>
       <w:r>
         <w:rPr>
-          <w:b w:val="1"/>
-          <w:bCs w:val="1"/>
-          <w:rtl w:val="0"/>
-        </w:rPr>
-        <w:t xml:space="preserve">user interaction</w:t>
-      </w:r>
-      <w:r>
-        <w:rPr>
-          <w:rtl w:val="0"/>
-        </w:rPr>
+          <w:b/>
+          <w:bCs/>
+        </w:rPr>
+        <w:t>user interaction</w:t>
+      </w:r>
+      <w:r>
         <w:t xml:space="preserve"> is available via the gateway for general control, the house maintains its ability to protect itself from hazards even during communication failures. </w:t>
       </w:r>
     </w:p>
     <w:p>
       <w:pPr>
-        <w:pStyle w:val="Heading1"/>
+        <w:pStyle w:val="Rubrik1"/>
         <w:keepNext w:val="0"/>
-        <w:spacing w:after="120" w:before="480" w:line="360" w:lineRule="auto"/>
+        <w:spacing w:before="480" w:after="120" w:line="360" w:lineRule="auto"/>
         <w:jc w:val="center"/>
         <w:rPr>
-          <w:rFonts w:ascii="Times New Roman" w:cs="Times New Roman" w:eastAsia="Times New Roman" w:hAnsi="Times New Roman"/>
+          <w:rFonts w:ascii="Times New Roman" w:eastAsia="Times New Roman" w:hAnsi="Times New Roman" w:cs="Times New Roman"/>
           <w:sz w:val="44"/>
           <w:szCs w:val="44"/>
         </w:rPr>
       </w:pPr>
-      <w:bookmarkStart w:colFirst="0" w:colLast="0" w:name="_heading=h.d2iuuuh3a4xh" w:id="10"/>
+      <w:bookmarkStart w:id="10" w:name="_heading=h.d2iuuuh3a4xh" w:colFirst="0" w:colLast="0"/>
       <w:bookmarkEnd w:id="10"/>
       <w:r>
         <w:rPr>
-          <w:rFonts w:ascii="Times New Roman" w:cs="Times New Roman" w:eastAsia="Times New Roman" w:hAnsi="Times New Roman"/>
+          <w:rFonts w:ascii="Times New Roman" w:eastAsia="Times New Roman" w:hAnsi="Times New Roman" w:cs="Times New Roman"/>
           <w:sz w:val="44"/>
           <w:szCs w:val="44"/>
-          <w:rtl w:val="0"/>
-        </w:rPr>
-        <w:t xml:space="preserve">Figures</w:t>
+        </w:rPr>
+        <w:t>Figures</w:t>
       </w:r>
     </w:p>
     <w:p>
       <w:pPr>
         <w:spacing w:line="360" w:lineRule="auto"/>
-        <w:rPr/>
-      </w:pPr>
-      <w:r>
-        <w:rPr/>
+      </w:pPr>
+      <w:r>
+        <w:rPr>
+          <w:noProof/>
+        </w:rPr>
         <w:drawing>
-          <wp:inline distB="114300" distT="114300" distL="114300" distR="114300">
+          <wp:inline distT="114300" distB="114300" distL="114300" distR="114300" wp14:anchorId="28189F97" wp14:editId="53AF3201">
             <wp:extent cx="5760410" cy="3327400"/>
-            <wp:effectExtent b="0" l="0" r="0" t="0"/>
+            <wp:effectExtent l="0" t="0" r="0" b="0"/>
             <wp:docPr id="1" name="image1.png"/>
-            <a:graphic>
+            <wp:cNvGraphicFramePr/>
+            <a:graphic xmlns:a="http://schemas.openxmlformats.org/drawingml/2006/main">
               <a:graphicData uri="http://schemas.openxmlformats.org/drawingml/2006/picture">
-                <pic:pic>
+                <pic:pic xmlns:pic="http://schemas.openxmlformats.org/drawingml/2006/picture">
                   <pic:nvPicPr>
                     <pic:cNvPr id="0" name="image1.png"/>
                     <pic:cNvPicPr preferRelativeResize="0"/>
                   </pic:nvPicPr>
                   <pic:blipFill>
                     <a:blip r:embed="rId7"/>
-                    <a:srcRect b="0" l="0" r="0" t="0"/>
+                    <a:srcRect/>
                     <a:stretch>
                       <a:fillRect/>
                     </a:stretch>
@@ -2990,7 +2624,9 @@
                       <a:off x="0" y="0"/>
                       <a:ext cx="5760410" cy="3327400"/>
                     </a:xfrm>
-                    <a:prstGeom prst="rect"/>
+                    <a:prstGeom prst="rect">
+                      <a:avLst/>
+                    </a:prstGeom>
                     <a:ln/>
                   </pic:spPr>
                 </pic:pic>
@@ -2999,70 +2635,50 @@
           </wp:inline>
         </w:drawing>
       </w:r>
-      <w:r>
-        <w:rPr>
-          <w:rtl w:val="0"/>
-        </w:rPr>
-      </w:r>
     </w:p>
     <w:p>
       <w:pPr>
         <w:spacing w:after="200" w:line="360" w:lineRule="auto"/>
         <w:jc w:val="center"/>
-        <w:rPr/>
-      </w:pPr>
-      <w:r>
-        <w:rPr>
-          <w:rtl w:val="0"/>
-        </w:rPr>
-        <w:t xml:space="preserve">Figure 1: User perception of performance delays [1]</w:t>
+      </w:pPr>
+      <w:r>
+        <w:t>Figure 1: User perception of performance delays [1]</w:t>
       </w:r>
     </w:p>
     <w:p>
       <w:pPr>
         <w:spacing w:after="200" w:line="360" w:lineRule="auto"/>
         <w:jc w:val="center"/>
-        <w:rPr/>
-      </w:pPr>
-      <w:r>
-        <w:rPr>
-          <w:rtl w:val="0"/>
-        </w:rPr>
-      </w:r>
+      </w:pPr>
     </w:p>
     <w:p>
       <w:pPr>
-        <w:pStyle w:val="Heading1"/>
+        <w:pStyle w:val="Rubrik1"/>
         <w:keepNext w:val="0"/>
-        <w:spacing w:after="120" w:before="480" w:line="360" w:lineRule="auto"/>
+        <w:spacing w:before="480" w:after="120" w:line="360" w:lineRule="auto"/>
         <w:jc w:val="center"/>
         <w:rPr>
-          <w:rFonts w:ascii="Times New Roman" w:cs="Times New Roman" w:eastAsia="Times New Roman" w:hAnsi="Times New Roman"/>
+          <w:rFonts w:ascii="Times New Roman" w:eastAsia="Times New Roman" w:hAnsi="Times New Roman" w:cs="Times New Roman"/>
           <w:sz w:val="44"/>
           <w:szCs w:val="44"/>
         </w:rPr>
       </w:pPr>
-      <w:bookmarkStart w:colFirst="0" w:colLast="0" w:name="_heading=h.kkig7jnkzbcz" w:id="11"/>
+      <w:bookmarkStart w:id="11" w:name="_heading=h.kkig7jnkzbcz" w:colFirst="0" w:colLast="0"/>
       <w:bookmarkEnd w:id="11"/>
       <w:r>
         <w:rPr>
-          <w:rFonts w:ascii="Times New Roman" w:cs="Times New Roman" w:eastAsia="Times New Roman" w:hAnsi="Times New Roman"/>
+          <w:rFonts w:ascii="Times New Roman" w:eastAsia="Times New Roman" w:hAnsi="Times New Roman" w:cs="Times New Roman"/>
           <w:sz w:val="44"/>
           <w:szCs w:val="44"/>
-          <w:rtl w:val="0"/>
-        </w:rPr>
-        <w:t xml:space="preserve">References:</w:t>
+        </w:rPr>
+        <w:t>References:</w:t>
       </w:r>
     </w:p>
     <w:p>
       <w:pPr>
         <w:spacing w:line="360" w:lineRule="auto"/>
-        <w:rPr/>
-      </w:pPr>
-      <w:r>
-        <w:rPr>
-          <w:rtl w:val="0"/>
-        </w:rPr>
+      </w:pPr>
+      <w:r>
         <w:t xml:space="preserve"> </w:t>
       </w:r>
     </w:p>
@@ -3070,63 +2686,49 @@
       <w:pPr>
         <w:spacing w:line="360" w:lineRule="auto"/>
         <w:rPr>
-          <w:color w:val="1155cc"/>
+          <w:color w:val="1155CC"/>
           <w:u w:val="single"/>
         </w:rPr>
       </w:pPr>
       <w:r>
-        <w:rPr>
-          <w:rtl w:val="0"/>
-        </w:rPr>
-        <w:t xml:space="preserve">[1] “Measure performance with the RAIL model | Articles,” web.dev. Accessed: Apr. 21, 2026. [Online]. Available:</w:t>
+        <w:t>[1] “Measure performance with the RAIL model | Articles,” web.dev. Accessed: Apr. 21, 2026. [Online]. Available:</w:t>
       </w:r>
       <w:hyperlink r:id="rId8">
         <w:r>
-          <w:rPr>
-            <w:rtl w:val="0"/>
-          </w:rPr>
           <w:t xml:space="preserve"> </w:t>
         </w:r>
       </w:hyperlink>
       <w:hyperlink r:id="rId9">
         <w:r>
           <w:rPr>
-            <w:color w:val="1155cc"/>
+            <w:color w:val="1155CC"/>
             <w:u w:val="single"/>
-            <w:rtl w:val="0"/>
           </w:rPr>
-          <w:t xml:space="preserve">https://web.dev/articles/rail</w:t>
+          <w:t>https://web.dev/articles/rail</w:t>
         </w:r>
       </w:hyperlink>
-      <w:r>
-        <w:rPr>
-          <w:rtl w:val="0"/>
-        </w:rPr>
-      </w:r>
     </w:p>
     <w:p>
       <w:pPr>
         <w:spacing w:line="360" w:lineRule="auto"/>
-        <w:rPr/>
-      </w:pPr>
-      <w:r>
-        <w:rPr>
-          <w:rtl w:val="0"/>
-        </w:rPr>
-      </w:r>
+      </w:pPr>
     </w:p>
     <w:sectPr>
-      <w:pgSz w:h="16838" w:w="11906" w:orient="portrait"/>
-      <w:pgMar w:bottom="1417" w:top="1417" w:left="1417" w:right="1417" w:header="708" w:footer="708"/>
+      <w:pgSz w:w="11906" w:h="16838"/>
+      <w:pgMar w:top="1417" w:right="1417" w:bottom="1417" w:left="1417" w:header="708" w:footer="708" w:gutter="0"/>
       <w:pgNumType w:start="1"/>
+      <w:cols w:space="720"/>
     </w:sectPr>
   </w:body>
 </w:document>
 </file>
 
 <file path=word/numbering.xml><?xml version="1.0" encoding="utf-8"?>
-<w:numbering xmlns:mc="http://schemas.openxmlformats.org/markup-compatibility/2006" xmlns:o="urn:schemas-microsoft-com:office:office" xmlns:r="http://schemas.openxmlformats.org/officeDocument/2006/relationships" xmlns:m="http://schemas.openxmlformats.org/officeDocument/2006/math" xmlns:v="urn:schemas-microsoft-com:vml" xmlns:wp="http://schemas.openxmlformats.org/drawingml/2006/wordprocessingDrawing" xmlns:w10="urn:schemas-microsoft-com:office:word" xmlns:w="http://schemas.openxmlformats.org/wordprocessingml/2006/main" xmlns:wne="http://schemas.microsoft.com/office/word/2006/wordml" xmlns:sl="http://schemas.openxmlformats.org/schemaLibrary/2006/main" xmlns:a="http://schemas.openxmlformats.org/drawingml/2006/main" xmlns:pic="http://schemas.openxmlformats.org/drawingml/2006/picture" xmlns:c="http://schemas.openxmlformats.org/drawingml/2006/chart" xmlns:lc="http://schemas.openxmlformats.org/drawingml/2006/lockedCanvas" xmlns:dgm="http://schemas.openxmlformats.org/drawingml/2006/diagram" xmlns:wps="http://schemas.microsoft.com/office/word/2010/wordprocessingShape" xmlns:wpg="http://schemas.microsoft.com/office/word/2010/wordprocessingGroup" xmlns:w14="http://schemas.microsoft.com/office/word/2010/wordml" xmlns:w15="http://schemas.microsoft.com/office/word/2012/wordml" xmlns:w16="http://schemas.microsoft.com/office/word/2018/wordml" xmlns:w16cex="http://schemas.microsoft.com/office/word/2018/wordml/cex" xmlns:w16cid="http://schemas.microsoft.com/office/word/2016/wordml/cid" xmlns="http://schemas.microsoft.com/office/tasks/2019/documenttasks" xmlns:cr="http://schemas.microsoft.com/office/comments/2020/reactions">
-  <w:abstractNum w:abstractNumId="1">
+<w:numbering xmlns:wpc="http://schemas.microsoft.com/office/word/2010/wordprocessingCanvas" xmlns:cx="http://schemas.microsoft.com/office/drawing/2014/chartex" xmlns:cx1="http://schemas.microsoft.com/office/drawing/2015/9/8/chartex" xmlns:cx2="http://schemas.microsoft.com/office/drawing/2015/10/21/chartex" xmlns:cx3="http://schemas.microsoft.com/office/drawing/2016/5/9/chartex" xmlns:cx4="http://schemas.microsoft.com/office/drawing/2016/5/10/chartex" xmlns:cx5="http://schemas.microsoft.com/office/drawing/2016/5/11/chartex" xmlns:cx6="http://schemas.microsoft.com/office/drawing/2016/5/12/chartex" xmlns:cx7="http://schemas.microsoft.com/office/drawing/2016/5/13/chartex" xmlns:cx8="http://schemas.microsoft.com/office/drawing/2016/5/14/chartex" xmlns:mc="http://schemas.openxmlformats.org/markup-compatibility/2006" xmlns:aink="http://schemas.microsoft.com/office/drawing/2016/ink" xmlns:am3d="http://schemas.microsoft.com/office/drawing/2017/model3d" xmlns:o="urn:schemas-microsoft-com:office:office" xmlns:oel="http://schemas.microsoft.com/office/2019/extlst" xmlns:r="http://schemas.openxmlformats.org/officeDocument/2006/relationships" xmlns:m="http://schemas.openxmlformats.org/officeDocument/2006/math" xmlns:v="urn:schemas-microsoft-com:vml" xmlns:wp14="http://schemas.microsoft.com/office/word/2010/wordprocessingDrawing" xmlns:wp="http://schemas.openxmlformats.org/drawingml/2006/wordprocessingDrawing" xmlns:w10="urn:schemas-microsoft-com:office:word" xmlns:w="http://schemas.openxmlformats.org/wordprocessingml/2006/main" xmlns:w14="http://schemas.microsoft.com/office/word/2010/wordml" xmlns:w15="http://schemas.microsoft.com/office/word/2012/wordml" xmlns:w16cex="http://schemas.microsoft.com/office/word/2018/wordml/cex" xmlns:w16cid="http://schemas.microsoft.com/office/word/2016/wordml/cid" xmlns:w16="http://schemas.microsoft.com/office/word/2018/wordml" xmlns:w16du="http://schemas.microsoft.com/office/word/2023/wordml/word16du" xmlns:w16sdtdh="http://schemas.microsoft.com/office/word/2020/wordml/sdtdatahash" xmlns:w16sdtfl="http://schemas.microsoft.com/office/word/2024/wordml/sdtformatlock" xmlns:w16se="http://schemas.microsoft.com/office/word/2015/wordml/symex" xmlns:wpg="http://schemas.microsoft.com/office/word/2010/wordprocessingGroup" xmlns:wpi="http://schemas.microsoft.com/office/word/2010/wordprocessingInk" xmlns:wne="http://schemas.microsoft.com/office/word/2006/wordml" xmlns:wps="http://schemas.microsoft.com/office/word/2010/wordprocessingShape" mc:Ignorable="w14 w15 w16se w16cid w16 w16cex w16sdtdh w16sdtfl w16du wp14">
+  <w:abstractNum w:abstractNumId="0" w15:restartNumberingAfterBreak="0">
+    <w:nsid w:val="32E06AF4"/>
+    <w:multiLevelType w:val="multilevel"/>
+    <w:tmpl w:val="B6B4A032"/>
     <w:lvl w:ilvl="0">
       <w:start w:val="1"/>
       <w:numFmt w:val="decimal"/>
@@ -3236,7 +2838,10 @@
       </w:rPr>
     </w:lvl>
   </w:abstractNum>
-  <w:abstractNum w:abstractNumId="2">
+  <w:abstractNum w:abstractNumId="1" w15:restartNumberingAfterBreak="0">
+    <w:nsid w:val="38A555E9"/>
+    <w:multiLevelType w:val="multilevel"/>
+    <w:tmpl w:val="40463E86"/>
     <w:lvl w:ilvl="0">
       <w:start w:val="1"/>
       <w:numFmt w:val="bullet"/>
@@ -3246,7 +2851,7 @@
         <w:ind w:left="720" w:hanging="360"/>
       </w:pPr>
       <w:rPr>
-        <w:rFonts w:ascii="Noto Sans Symbols" w:cs="Noto Sans Symbols" w:eastAsia="Noto Sans Symbols" w:hAnsi="Noto Sans Symbols"/>
+        <w:rFonts w:ascii="Noto Sans Symbols" w:eastAsia="Noto Sans Symbols" w:hAnsi="Noto Sans Symbols" w:cs="Noto Sans Symbols"/>
         <w:sz w:val="20"/>
         <w:szCs w:val="20"/>
       </w:rPr>
@@ -3260,7 +2865,7 @@
         <w:ind w:left="1440" w:hanging="360"/>
       </w:pPr>
       <w:rPr>
-        <w:rFonts w:ascii="Courier New" w:cs="Courier New" w:eastAsia="Courier New" w:hAnsi="Courier New"/>
+        <w:rFonts w:ascii="Courier New" w:eastAsia="Courier New" w:hAnsi="Courier New" w:cs="Courier New"/>
         <w:sz w:val="20"/>
         <w:szCs w:val="20"/>
       </w:rPr>
@@ -3274,7 +2879,7 @@
         <w:ind w:left="2160" w:hanging="360"/>
       </w:pPr>
       <w:rPr>
-        <w:rFonts w:ascii="Noto Sans Symbols" w:cs="Noto Sans Symbols" w:eastAsia="Noto Sans Symbols" w:hAnsi="Noto Sans Symbols"/>
+        <w:rFonts w:ascii="Noto Sans Symbols" w:eastAsia="Noto Sans Symbols" w:hAnsi="Noto Sans Symbols" w:cs="Noto Sans Symbols"/>
         <w:sz w:val="20"/>
         <w:szCs w:val="20"/>
       </w:rPr>
@@ -3288,7 +2893,7 @@
         <w:ind w:left="2880" w:hanging="360"/>
       </w:pPr>
       <w:rPr>
-        <w:rFonts w:ascii="Noto Sans Symbols" w:cs="Noto Sans Symbols" w:eastAsia="Noto Sans Symbols" w:hAnsi="Noto Sans Symbols"/>
+        <w:rFonts w:ascii="Noto Sans Symbols" w:eastAsia="Noto Sans Symbols" w:hAnsi="Noto Sans Symbols" w:cs="Noto Sans Symbols"/>
         <w:sz w:val="20"/>
         <w:szCs w:val="20"/>
       </w:rPr>
@@ -3302,7 +2907,7 @@
         <w:ind w:left="3600" w:hanging="360"/>
       </w:pPr>
       <w:rPr>
-        <w:rFonts w:ascii="Noto Sans Symbols" w:cs="Noto Sans Symbols" w:eastAsia="Noto Sans Symbols" w:hAnsi="Noto Sans Symbols"/>
+        <w:rFonts w:ascii="Noto Sans Symbols" w:eastAsia="Noto Sans Symbols" w:hAnsi="Noto Sans Symbols" w:cs="Noto Sans Symbols"/>
         <w:sz w:val="20"/>
         <w:szCs w:val="20"/>
       </w:rPr>
@@ -3316,7 +2921,7 @@
         <w:ind w:left="4320" w:hanging="360"/>
       </w:pPr>
       <w:rPr>
-        <w:rFonts w:ascii="Noto Sans Symbols" w:cs="Noto Sans Symbols" w:eastAsia="Noto Sans Symbols" w:hAnsi="Noto Sans Symbols"/>
+        <w:rFonts w:ascii="Noto Sans Symbols" w:eastAsia="Noto Sans Symbols" w:hAnsi="Noto Sans Symbols" w:cs="Noto Sans Symbols"/>
         <w:sz w:val="20"/>
         <w:szCs w:val="20"/>
       </w:rPr>
@@ -3330,7 +2935,7 @@
         <w:ind w:left="5040" w:hanging="360"/>
       </w:pPr>
       <w:rPr>
-        <w:rFonts w:ascii="Noto Sans Symbols" w:cs="Noto Sans Symbols" w:eastAsia="Noto Sans Symbols" w:hAnsi="Noto Sans Symbols"/>
+        <w:rFonts w:ascii="Noto Sans Symbols" w:eastAsia="Noto Sans Symbols" w:hAnsi="Noto Sans Symbols" w:cs="Noto Sans Symbols"/>
         <w:sz w:val="20"/>
         <w:szCs w:val="20"/>
       </w:rPr>
@@ -3344,7 +2949,7 @@
         <w:ind w:left="5760" w:hanging="360"/>
       </w:pPr>
       <w:rPr>
-        <w:rFonts w:ascii="Noto Sans Symbols" w:cs="Noto Sans Symbols" w:eastAsia="Noto Sans Symbols" w:hAnsi="Noto Sans Symbols"/>
+        <w:rFonts w:ascii="Noto Sans Symbols" w:eastAsia="Noto Sans Symbols" w:hAnsi="Noto Sans Symbols" w:cs="Noto Sans Symbols"/>
         <w:sz w:val="20"/>
         <w:szCs w:val="20"/>
       </w:rPr>
@@ -3358,202 +2963,648 @@
         <w:ind w:left="6480" w:hanging="360"/>
       </w:pPr>
       <w:rPr>
-        <w:rFonts w:ascii="Noto Sans Symbols" w:cs="Noto Sans Symbols" w:eastAsia="Noto Sans Symbols" w:hAnsi="Noto Sans Symbols"/>
+        <w:rFonts w:ascii="Noto Sans Symbols" w:eastAsia="Noto Sans Symbols" w:hAnsi="Noto Sans Symbols" w:cs="Noto Sans Symbols"/>
         <w:sz w:val="20"/>
         <w:szCs w:val="20"/>
       </w:rPr>
     </w:lvl>
   </w:abstractNum>
-  <w:num w:numId="1">
+  <w:num w:numId="1" w16cid:durableId="1529564627">
+    <w:abstractNumId w:val="0"/>
+  </w:num>
+  <w:num w:numId="2" w16cid:durableId="423572833">
     <w:abstractNumId w:val="1"/>
-  </w:num>
-  <w:num w:numId="2">
-    <w:abstractNumId w:val="2"/>
   </w:num>
 </w:numbering>
 </file>
 
 <file path=word/styles.xml><?xml version="1.0" encoding="utf-8"?>
-<w:styles xmlns:mc="http://schemas.openxmlformats.org/markup-compatibility/2006" xmlns:o="urn:schemas-microsoft-com:office:office" xmlns:r="http://schemas.openxmlformats.org/officeDocument/2006/relationships" xmlns:m="http://schemas.openxmlformats.org/officeDocument/2006/math" xmlns:v="urn:schemas-microsoft-com:vml" xmlns:wp="http://schemas.openxmlformats.org/drawingml/2006/wordprocessingDrawing" xmlns:w10="urn:schemas-microsoft-com:office:word" xmlns:w="http://schemas.openxmlformats.org/wordprocessingml/2006/main" xmlns:wne="http://schemas.microsoft.com/office/word/2006/wordml" xmlns:sl="http://schemas.openxmlformats.org/schemaLibrary/2006/main" xmlns:a="http://schemas.openxmlformats.org/drawingml/2006/main" xmlns:pic="http://schemas.openxmlformats.org/drawingml/2006/picture" xmlns:c="http://schemas.openxmlformats.org/drawingml/2006/chart" xmlns:lc="http://schemas.openxmlformats.org/drawingml/2006/lockedCanvas" xmlns:dgm="http://schemas.openxmlformats.org/drawingml/2006/diagram" xmlns:wps="http://schemas.microsoft.com/office/word/2010/wordprocessingShape" xmlns:wpg="http://schemas.microsoft.com/office/word/2010/wordprocessingGroup" xmlns:w14="http://schemas.microsoft.com/office/word/2010/wordml" xmlns:w15="http://schemas.microsoft.com/office/word/2012/wordml" xmlns:w16="http://schemas.microsoft.com/office/word/2018/wordml" xmlns:w16cex="http://schemas.microsoft.com/office/word/2018/wordml/cex" xmlns:w16cid="http://schemas.microsoft.com/office/word/2016/wordml/cid" xmlns="http://schemas.microsoft.com/office/tasks/2019/documenttasks" xmlns:cr="http://schemas.microsoft.com/office/comments/2020/reactions">
+<w:styles xmlns:mc="http://schemas.openxmlformats.org/markup-compatibility/2006" xmlns:r="http://schemas.openxmlformats.org/officeDocument/2006/relationships" xmlns:w="http://schemas.openxmlformats.org/wordprocessingml/2006/main" xmlns:w14="http://schemas.microsoft.com/office/word/2010/wordml" xmlns:w15="http://schemas.microsoft.com/office/word/2012/wordml" xmlns:w16cex="http://schemas.microsoft.com/office/word/2018/wordml/cex" xmlns:w16cid="http://schemas.microsoft.com/office/word/2016/wordml/cid" xmlns:w16="http://schemas.microsoft.com/office/word/2018/wordml" xmlns:w16du="http://schemas.microsoft.com/office/word/2023/wordml/word16du" xmlns:w16sdtdh="http://schemas.microsoft.com/office/word/2020/wordml/sdtdatahash" xmlns:w16sdtfl="http://schemas.microsoft.com/office/word/2024/wordml/sdtformatlock" xmlns:w16se="http://schemas.microsoft.com/office/word/2015/wordml/symex" mc:Ignorable="w14 w15 w16se w16cid w16 w16cex w16sdtdh w16sdtfl w16du">
   <w:docDefaults>
     <w:rPrDefault>
       <w:rPr>
+        <w:rFonts w:ascii="Times New Roman" w:eastAsia="Times New Roman" w:hAnsi="Times New Roman" w:cs="Times New Roman"/>
         <w:sz w:val="24"/>
         <w:szCs w:val="24"/>
-        <w:lang w:val="en"/>
+        <w:lang w:val="en" w:eastAsia="sv-SE" w:bidi="ar-SA"/>
       </w:rPr>
     </w:rPrDefault>
-    <w:pPrDefault>
-      <w:pPr/>
-    </w:pPrDefault>
+    <w:pPrDefault/>
   </w:docDefaults>
-  <w:style w:type="table" w:styleId="TableNormal" w:default="1">
-    <w:name w:val="TableNormal"/>
-    <w:tblPr>
-      <w:tblCellMar>
-        <w:top w:w="100.0" w:type="dxa"/>
-        <w:left w:w="100.0" w:type="dxa"/>
-        <w:bottom w:w="100.0" w:type="dxa"/>
-        <w:right w:w="100.0" w:type="dxa"/>
-      </w:tblCellMar>
-    </w:tblPr>
+  <w:latentStyles w:defLockedState="0" w:defUIPriority="99" w:defSemiHidden="0" w:defUnhideWhenUsed="0" w:defQFormat="0" w:count="376">
+    <w:lsdException w:name="Normal" w:uiPriority="0" w:qFormat="1"/>
+    <w:lsdException w:name="heading 1" w:uiPriority="9" w:qFormat="1"/>
+    <w:lsdException w:name="heading 2" w:semiHidden="1" w:uiPriority="9" w:unhideWhenUsed="1" w:qFormat="1"/>
+    <w:lsdException w:name="heading 3" w:semiHidden="1" w:uiPriority="9" w:unhideWhenUsed="1" w:qFormat="1"/>
+    <w:lsdException w:name="heading 4" w:semiHidden="1" w:uiPriority="9" w:unhideWhenUsed="1" w:qFormat="1"/>
+    <w:lsdException w:name="heading 5" w:semiHidden="1" w:uiPriority="9" w:unhideWhenUsed="1" w:qFormat="1"/>
+    <w:lsdException w:name="heading 6" w:semiHidden="1" w:uiPriority="9" w:unhideWhenUsed="1" w:qFormat="1"/>
+    <w:lsdException w:name="heading 7" w:semiHidden="1" w:uiPriority="9" w:unhideWhenUsed="1" w:qFormat="1"/>
+    <w:lsdException w:name="heading 8" w:semiHidden="1" w:uiPriority="9" w:unhideWhenUsed="1" w:qFormat="1"/>
+    <w:lsdException w:name="heading 9" w:semiHidden="1" w:uiPriority="9" w:unhideWhenUsed="1" w:qFormat="1"/>
+    <w:lsdException w:name="index 1" w:semiHidden="1" w:unhideWhenUsed="1"/>
+    <w:lsdException w:name="index 2" w:semiHidden="1" w:unhideWhenUsed="1"/>
+    <w:lsdException w:name="index 3" w:semiHidden="1" w:unhideWhenUsed="1"/>
+    <w:lsdException w:name="index 4" w:semiHidden="1" w:unhideWhenUsed="1"/>
+    <w:lsdException w:name="index 5" w:semiHidden="1" w:unhideWhenUsed="1"/>
+    <w:lsdException w:name="index 6" w:semiHidden="1" w:unhideWhenUsed="1"/>
+    <w:lsdException w:name="index 7" w:semiHidden="1" w:unhideWhenUsed="1"/>
+    <w:lsdException w:name="index 8" w:semiHidden="1" w:unhideWhenUsed="1"/>
+    <w:lsdException w:name="index 9" w:semiHidden="1" w:unhideWhenUsed="1"/>
+    <w:lsdException w:name="toc 1" w:semiHidden="1" w:uiPriority="39" w:unhideWhenUsed="1"/>
+    <w:lsdException w:name="toc 2" w:semiHidden="1" w:uiPriority="39" w:unhideWhenUsed="1"/>
+    <w:lsdException w:name="toc 3" w:semiHidden="1" w:uiPriority="39" w:unhideWhenUsed="1"/>
+    <w:lsdException w:name="toc 4" w:semiHidden="1" w:uiPriority="39" w:unhideWhenUsed="1"/>
+    <w:lsdException w:name="toc 5" w:semiHidden="1" w:uiPriority="39" w:unhideWhenUsed="1"/>
+    <w:lsdException w:name="toc 6" w:semiHidden="1" w:uiPriority="39" w:unhideWhenUsed="1"/>
+    <w:lsdException w:name="toc 7" w:semiHidden="1" w:uiPriority="39" w:unhideWhenUsed="1"/>
+    <w:lsdException w:name="toc 8" w:semiHidden="1" w:uiPriority="39" w:unhideWhenUsed="1"/>
+    <w:lsdException w:name="toc 9" w:semiHidden="1" w:uiPriority="39" w:unhideWhenUsed="1"/>
+    <w:lsdException w:name="Normal Indent" w:semiHidden="1" w:unhideWhenUsed="1"/>
+    <w:lsdException w:name="footnote text" w:semiHidden="1" w:unhideWhenUsed="1"/>
+    <w:lsdException w:name="annotation text" w:semiHidden="1" w:unhideWhenUsed="1"/>
+    <w:lsdException w:name="header" w:semiHidden="1" w:unhideWhenUsed="1"/>
+    <w:lsdException w:name="footer" w:semiHidden="1" w:unhideWhenUsed="1"/>
+    <w:lsdException w:name="index heading" w:semiHidden="1" w:unhideWhenUsed="1"/>
+    <w:lsdException w:name="caption" w:semiHidden="1" w:uiPriority="35" w:unhideWhenUsed="1" w:qFormat="1"/>
+    <w:lsdException w:name="table of figures" w:semiHidden="1" w:unhideWhenUsed="1"/>
+    <w:lsdException w:name="envelope address" w:semiHidden="1" w:unhideWhenUsed="1"/>
+    <w:lsdException w:name="envelope return" w:semiHidden="1" w:unhideWhenUsed="1"/>
+    <w:lsdException w:name="footnote reference" w:semiHidden="1" w:unhideWhenUsed="1"/>
+    <w:lsdException w:name="annotation reference" w:semiHidden="1" w:unhideWhenUsed="1"/>
+    <w:lsdException w:name="line number" w:semiHidden="1" w:unhideWhenUsed="1"/>
+    <w:lsdException w:name="page number" w:semiHidden="1" w:unhideWhenUsed="1"/>
+    <w:lsdException w:name="endnote reference" w:semiHidden="1" w:unhideWhenUsed="1"/>
+    <w:lsdException w:name="endnote text" w:semiHidden="1" w:unhideWhenUsed="1"/>
+    <w:lsdException w:name="table of authorities" w:semiHidden="1" w:unhideWhenUsed="1"/>
+    <w:lsdException w:name="macro" w:semiHidden="1" w:unhideWhenUsed="1"/>
+    <w:lsdException w:name="toa heading" w:semiHidden="1" w:unhideWhenUsed="1"/>
+    <w:lsdException w:name="List" w:semiHidden="1" w:unhideWhenUsed="1"/>
+    <w:lsdException w:name="List Bullet" w:semiHidden="1" w:unhideWhenUsed="1"/>
+    <w:lsdException w:name="List Number" w:semiHidden="1" w:unhideWhenUsed="1"/>
+    <w:lsdException w:name="List 2" w:semiHidden="1" w:unhideWhenUsed="1"/>
+    <w:lsdException w:name="List 3" w:semiHidden="1" w:unhideWhenUsed="1"/>
+    <w:lsdException w:name="List 4" w:semiHidden="1" w:unhideWhenUsed="1"/>
+    <w:lsdException w:name="List 5" w:semiHidden="1" w:unhideWhenUsed="1"/>
+    <w:lsdException w:name="List Bullet 2" w:semiHidden="1" w:unhideWhenUsed="1"/>
+    <w:lsdException w:name="List Bullet 3" w:semiHidden="1" w:unhideWhenUsed="1"/>
+    <w:lsdException w:name="List Bullet 4" w:semiHidden="1" w:unhideWhenUsed="1"/>
+    <w:lsdException w:name="List Bullet 5" w:semiHidden="1" w:unhideWhenUsed="1"/>
+    <w:lsdException w:name="List Number 2" w:semiHidden="1" w:unhideWhenUsed="1"/>
+    <w:lsdException w:name="List Number 3" w:semiHidden="1" w:unhideWhenUsed="1"/>
+    <w:lsdException w:name="List Number 4" w:semiHidden="1" w:unhideWhenUsed="1"/>
+    <w:lsdException w:name="List Number 5" w:semiHidden="1" w:unhideWhenUsed="1"/>
+    <w:lsdException w:name="Title" w:uiPriority="10" w:qFormat="1"/>
+    <w:lsdException w:name="Closing" w:semiHidden="1" w:unhideWhenUsed="1"/>
+    <w:lsdException w:name="Signature" w:semiHidden="1" w:unhideWhenUsed="1"/>
+    <w:lsdException w:name="Default Paragraph Font" w:semiHidden="1" w:uiPriority="1" w:unhideWhenUsed="1"/>
+    <w:lsdException w:name="Body Text" w:semiHidden="1" w:unhideWhenUsed="1"/>
+    <w:lsdException w:name="Body Text Indent" w:semiHidden="1" w:unhideWhenUsed="1"/>
+    <w:lsdException w:name="List Continue" w:semiHidden="1" w:unhideWhenUsed="1"/>
+    <w:lsdException w:name="List Continue 2" w:semiHidden="1" w:unhideWhenUsed="1"/>
+    <w:lsdException w:name="List Continue 3" w:semiHidden="1" w:unhideWhenUsed="1"/>
+    <w:lsdException w:name="List Continue 4" w:semiHidden="1" w:unhideWhenUsed="1"/>
+    <w:lsdException w:name="List Continue 5" w:semiHidden="1" w:unhideWhenUsed="1"/>
+    <w:lsdException w:name="Message Header" w:semiHidden="1" w:unhideWhenUsed="1"/>
+    <w:lsdException w:name="Subtitle" w:uiPriority="11" w:qFormat="1"/>
+    <w:lsdException w:name="Salutation" w:semiHidden="1" w:unhideWhenUsed="1"/>
+    <w:lsdException w:name="Date" w:semiHidden="1" w:unhideWhenUsed="1"/>
+    <w:lsdException w:name="Body Text First Indent" w:semiHidden="1" w:unhideWhenUsed="1"/>
+    <w:lsdException w:name="Body Text First Indent 2" w:semiHidden="1" w:unhideWhenUsed="1"/>
+    <w:lsdException w:name="Note Heading" w:semiHidden="1" w:unhideWhenUsed="1"/>
+    <w:lsdException w:name="Body Text 2" w:semiHidden="1" w:unhideWhenUsed="1"/>
+    <w:lsdException w:name="Body Text 3" w:semiHidden="1" w:unhideWhenUsed="1"/>
+    <w:lsdException w:name="Body Text Indent 2" w:semiHidden="1" w:unhideWhenUsed="1"/>
+    <w:lsdException w:name="Body Text Indent 3" w:semiHidden="1" w:unhideWhenUsed="1"/>
+    <w:lsdException w:name="Block Text" w:semiHidden="1" w:unhideWhenUsed="1"/>
+    <w:lsdException w:name="Hyperlink" w:semiHidden="1" w:unhideWhenUsed="1"/>
+    <w:lsdException w:name="FollowedHyperlink" w:semiHidden="1" w:unhideWhenUsed="1"/>
+    <w:lsdException w:name="Strong" w:uiPriority="22" w:qFormat="1"/>
+    <w:lsdException w:name="Emphasis" w:uiPriority="20" w:qFormat="1"/>
+    <w:lsdException w:name="Document Map" w:semiHidden="1" w:unhideWhenUsed="1"/>
+    <w:lsdException w:name="Plain Text" w:semiHidden="1" w:unhideWhenUsed="1"/>
+    <w:lsdException w:name="E-mail Signature" w:semiHidden="1" w:unhideWhenUsed="1"/>
+    <w:lsdException w:name="HTML Top of Form" w:semiHidden="1" w:unhideWhenUsed="1"/>
+    <w:lsdException w:name="HTML Bottom of Form" w:semiHidden="1" w:unhideWhenUsed="1"/>
+    <w:lsdException w:name="Normal (Web)" w:semiHidden="1" w:unhideWhenUsed="1"/>
+    <w:lsdException w:name="HTML Acronym" w:semiHidden="1" w:unhideWhenUsed="1"/>
+    <w:lsdException w:name="HTML Address" w:semiHidden="1" w:unhideWhenUsed="1"/>
+    <w:lsdException w:name="HTML Cite" w:semiHidden="1" w:unhideWhenUsed="1"/>
+    <w:lsdException w:name="HTML Code" w:semiHidden="1" w:unhideWhenUsed="1"/>
+    <w:lsdException w:name="HTML Definition" w:semiHidden="1" w:unhideWhenUsed="1"/>
+    <w:lsdException w:name="HTML Keyboard" w:semiHidden="1" w:unhideWhenUsed="1"/>
+    <w:lsdException w:name="HTML Preformatted" w:semiHidden="1" w:unhideWhenUsed="1"/>
+    <w:lsdException w:name="HTML Sample" w:semiHidden="1" w:unhideWhenUsed="1"/>
+    <w:lsdException w:name="HTML Typewriter" w:semiHidden="1" w:unhideWhenUsed="1"/>
+    <w:lsdException w:name="HTML Variable" w:semiHidden="1" w:unhideWhenUsed="1"/>
+    <w:lsdException w:name="Normal Table" w:semiHidden="1" w:unhideWhenUsed="1"/>
+    <w:lsdException w:name="annotation subject" w:semiHidden="1" w:unhideWhenUsed="1"/>
+    <w:lsdException w:name="No List" w:semiHidden="1" w:unhideWhenUsed="1"/>
+    <w:lsdException w:name="Outline List 1" w:semiHidden="1" w:unhideWhenUsed="1"/>
+    <w:lsdException w:name="Outline List 2" w:semiHidden="1" w:unhideWhenUsed="1"/>
+    <w:lsdException w:name="Outline List 3" w:semiHidden="1" w:unhideWhenUsed="1"/>
+    <w:lsdException w:name="Table Simple 1" w:semiHidden="1" w:unhideWhenUsed="1"/>
+    <w:lsdException w:name="Table Simple 2" w:semiHidden="1" w:unhideWhenUsed="1"/>
+    <w:lsdException w:name="Table Simple 3" w:semiHidden="1" w:unhideWhenUsed="1"/>
+    <w:lsdException w:name="Table Classic 1" w:semiHidden="1" w:unhideWhenUsed="1"/>
+    <w:lsdException w:name="Table Classic 2" w:semiHidden="1" w:unhideWhenUsed="1"/>
+    <w:lsdException w:name="Table Classic 3" w:semiHidden="1" w:unhideWhenUsed="1"/>
+    <w:lsdException w:name="Table Classic 4" w:semiHidden="1" w:unhideWhenUsed="1"/>
+    <w:lsdException w:name="Table Colorful 1" w:semiHidden="1" w:unhideWhenUsed="1"/>
+    <w:lsdException w:name="Table Colorful 2" w:semiHidden="1" w:unhideWhenUsed="1"/>
+    <w:lsdException w:name="Table Colorful 3" w:semiHidden="1" w:unhideWhenUsed="1"/>
+    <w:lsdException w:name="Table Columns 1" w:semiHidden="1" w:unhideWhenUsed="1"/>
+    <w:lsdException w:name="Table Columns 2" w:semiHidden="1" w:unhideWhenUsed="1"/>
+    <w:lsdException w:name="Table Columns 3" w:semiHidden="1" w:unhideWhenUsed="1"/>
+    <w:lsdException w:name="Table Columns 4" w:semiHidden="1" w:unhideWhenUsed="1"/>
+    <w:lsdException w:name="Table Columns 5" w:semiHidden="1" w:unhideWhenUsed="1"/>
+    <w:lsdException w:name="Table Grid 1" w:semiHidden="1" w:unhideWhenUsed="1"/>
+    <w:lsdException w:name="Table Grid 2" w:semiHidden="1" w:unhideWhenUsed="1"/>
+    <w:lsdException w:name="Table Grid 3" w:semiHidden="1" w:unhideWhenUsed="1"/>
+    <w:lsdException w:name="Table Grid 4" w:semiHidden="1" w:unhideWhenUsed="1"/>
+    <w:lsdException w:name="Table Grid 5" w:semiHidden="1" w:unhideWhenUsed="1"/>
+    <w:lsdException w:name="Table Grid 6" w:semiHidden="1" w:unhideWhenUsed="1"/>
+    <w:lsdException w:name="Table Grid 7" w:semiHidden="1" w:unhideWhenUsed="1"/>
+    <w:lsdException w:name="Table Grid 8" w:semiHidden="1" w:unhideWhenUsed="1"/>
+    <w:lsdException w:name="Table List 1" w:semiHidden="1" w:unhideWhenUsed="1"/>
+    <w:lsdException w:name="Table List 2" w:semiHidden="1" w:unhideWhenUsed="1"/>
+    <w:lsdException w:name="Table List 3" w:semiHidden="1" w:unhideWhenUsed="1"/>
+    <w:lsdException w:name="Table List 4" w:semiHidden="1" w:unhideWhenUsed="1"/>
+    <w:lsdException w:name="Table List 5" w:semiHidden="1" w:unhideWhenUsed="1"/>
+    <w:lsdException w:name="Table List 6" w:semiHidden="1" w:unhideWhenUsed="1"/>
+    <w:lsdException w:name="Table List 7" w:semiHidden="1" w:unhideWhenUsed="1"/>
+    <w:lsdException w:name="Table List 8" w:semiHidden="1" w:unhideWhenUsed="1"/>
+    <w:lsdException w:name="Table 3D effects 1" w:semiHidden="1" w:unhideWhenUsed="1"/>
+    <w:lsdException w:name="Table 3D effects 2" w:semiHidden="1" w:unhideWhenUsed="1"/>
+    <w:lsdException w:name="Table 3D effects 3" w:semiHidden="1" w:unhideWhenUsed="1"/>
+    <w:lsdException w:name="Table Contemporary" w:semiHidden="1" w:unhideWhenUsed="1"/>
+    <w:lsdException w:name="Table Elegant" w:semiHidden="1" w:unhideWhenUsed="1"/>
+    <w:lsdException w:name="Table Professional" w:semiHidden="1" w:unhideWhenUsed="1"/>
+    <w:lsdException w:name="Table Subtle 1" w:semiHidden="1" w:unhideWhenUsed="1"/>
+    <w:lsdException w:name="Table Subtle 2" w:semiHidden="1" w:unhideWhenUsed="1"/>
+    <w:lsdException w:name="Table Web 1" w:semiHidden="1" w:unhideWhenUsed="1"/>
+    <w:lsdException w:name="Table Web 2" w:semiHidden="1" w:unhideWhenUsed="1"/>
+    <w:lsdException w:name="Table Web 3" w:semiHidden="1" w:unhideWhenUsed="1"/>
+    <w:lsdException w:name="Balloon Text" w:semiHidden="1" w:unhideWhenUsed="1"/>
+    <w:lsdException w:name="Table Grid" w:uiPriority="39"/>
+    <w:lsdException w:name="Table Theme" w:semiHidden="1" w:unhideWhenUsed="1"/>
+    <w:lsdException w:name="Placeholder Text" w:semiHidden="1"/>
+    <w:lsdException w:name="No Spacing" w:uiPriority="1" w:qFormat="1"/>
+    <w:lsdException w:name="Light Shading" w:uiPriority="60"/>
+    <w:lsdException w:name="Light List" w:uiPriority="61"/>
+    <w:lsdException w:name="Light Grid" w:uiPriority="62"/>
+    <w:lsdException w:name="Medium Shading 1" w:uiPriority="63"/>
+    <w:lsdException w:name="Medium Shading 2" w:uiPriority="64"/>
+    <w:lsdException w:name="Medium List 1" w:uiPriority="65"/>
+    <w:lsdException w:name="Medium List 2" w:uiPriority="66"/>
+    <w:lsdException w:name="Medium Grid 1" w:uiPriority="67"/>
+    <w:lsdException w:name="Medium Grid 2" w:uiPriority="68"/>
+    <w:lsdException w:name="Medium Grid 3" w:uiPriority="69"/>
+    <w:lsdException w:name="Dark List" w:uiPriority="70"/>
+    <w:lsdException w:name="Colorful Shading" w:uiPriority="71"/>
+    <w:lsdException w:name="Colorful List" w:uiPriority="72"/>
+    <w:lsdException w:name="Colorful Grid" w:uiPriority="73"/>
+    <w:lsdException w:name="Light Shading Accent 1" w:uiPriority="60"/>
+    <w:lsdException w:name="Light List Accent 1" w:uiPriority="61"/>
+    <w:lsdException w:name="Light Grid Accent 1" w:uiPriority="62"/>
+    <w:lsdException w:name="Medium Shading 1 Accent 1" w:uiPriority="63"/>
+    <w:lsdException w:name="Medium Shading 2 Accent 1" w:uiPriority="64"/>
+    <w:lsdException w:name="Medium List 1 Accent 1" w:uiPriority="65"/>
+    <w:lsdException w:name="Revision" w:semiHidden="1"/>
+    <w:lsdException w:name="List Paragraph" w:uiPriority="34" w:qFormat="1"/>
+    <w:lsdException w:name="Quote" w:uiPriority="29" w:qFormat="1"/>
+    <w:lsdException w:name="Intense Quote" w:uiPriority="30" w:qFormat="1"/>
+    <w:lsdException w:name="Medium List 2 Accent 1" w:uiPriority="66"/>
+    <w:lsdException w:name="Medium Grid 1 Accent 1" w:uiPriority="67"/>
+    <w:lsdException w:name="Medium Grid 2 Accent 1" w:uiPriority="68"/>
+    <w:lsdException w:name="Medium Grid 3 Accent 1" w:uiPriority="69"/>
+    <w:lsdException w:name="Dark List Accent 1" w:uiPriority="70"/>
+    <w:lsdException w:name="Colorful Shading Accent 1" w:uiPriority="71"/>
+    <w:lsdException w:name="Colorful List Accent 1" w:uiPriority="72"/>
+    <w:lsdException w:name="Colorful Grid Accent 1" w:uiPriority="73"/>
+    <w:lsdException w:name="Light Shading Accent 2" w:uiPriority="60"/>
+    <w:lsdException w:name="Light List Accent 2" w:uiPriority="61"/>
+    <w:lsdException w:name="Light Grid Accent 2" w:uiPriority="62"/>
+    <w:lsdException w:name="Medium Shading 1 Accent 2" w:uiPriority="63"/>
+    <w:lsdException w:name="Medium Shading 2 Accent 2" w:uiPriority="64"/>
+    <w:lsdException w:name="Medium List 1 Accent 2" w:uiPriority="65"/>
+    <w:lsdException w:name="Medium List 2 Accent 2" w:uiPriority="66"/>
+    <w:lsdException w:name="Medium Grid 1 Accent 2" w:uiPriority="67"/>
+    <w:lsdException w:name="Medium Grid 2 Accent 2" w:uiPriority="68"/>
+    <w:lsdException w:name="Medium Grid 3 Accent 2" w:uiPriority="69"/>
+    <w:lsdException w:name="Dark List Accent 2" w:uiPriority="70"/>
+    <w:lsdException w:name="Colorful Shading Accent 2" w:uiPriority="71"/>
+    <w:lsdException w:name="Colorful List Accent 2" w:uiPriority="72"/>
+    <w:lsdException w:name="Colorful Grid Accent 2" w:uiPriority="73"/>
+    <w:lsdException w:name="Light Shading Accent 3" w:uiPriority="60"/>
+    <w:lsdException w:name="Light List Accent 3" w:uiPriority="61"/>
+    <w:lsdException w:name="Light Grid Accent 3" w:uiPriority="62"/>
+    <w:lsdException w:name="Medium Shading 1 Accent 3" w:uiPriority="63"/>
+    <w:lsdException w:name="Medium Shading 2 Accent 3" w:uiPriority="64"/>
+    <w:lsdException w:name="Medium List 1 Accent 3" w:uiPriority="65"/>
+    <w:lsdException w:name="Medium List 2 Accent 3" w:uiPriority="66"/>
+    <w:lsdException w:name="Medium Grid 1 Accent 3" w:uiPriority="67"/>
+    <w:lsdException w:name="Medium Grid 2 Accent 3" w:uiPriority="68"/>
+    <w:lsdException w:name="Medium Grid 3 Accent 3" w:uiPriority="69"/>
+    <w:lsdException w:name="Dark List Accent 3" w:uiPriority="70"/>
+    <w:lsdException w:name="Colorful Shading Accent 3" w:uiPriority="71"/>
+    <w:lsdException w:name="Colorful List Accent 3" w:uiPriority="72"/>
+    <w:lsdException w:name="Colorful Grid Accent 3" w:uiPriority="73"/>
+    <w:lsdException w:name="Light Shading Accent 4" w:uiPriority="60"/>
+    <w:lsdException w:name="Light List Accent 4" w:uiPriority="61"/>
+    <w:lsdException w:name="Light Grid Accent 4" w:uiPriority="62"/>
+    <w:lsdException w:name="Medium Shading 1 Accent 4" w:uiPriority="63"/>
+    <w:lsdException w:name="Medium Shading 2 Accent 4" w:uiPriority="64"/>
+    <w:lsdException w:name="Medium List 1 Accent 4" w:uiPriority="65"/>
+    <w:lsdException w:name="Medium List 2 Accent 4" w:uiPriority="66"/>
+    <w:lsdException w:name="Medium Grid 1 Accent 4" w:uiPriority="67"/>
+    <w:lsdException w:name="Medium Grid 2 Accent 4" w:uiPriority="68"/>
+    <w:lsdException w:name="Medium Grid 3 Accent 4" w:uiPriority="69"/>
+    <w:lsdException w:name="Dark List Accent 4" w:uiPriority="70"/>
+    <w:lsdException w:name="Colorful Shading Accent 4" w:uiPriority="71"/>
+    <w:lsdException w:name="Colorful List Accent 4" w:uiPriority="72"/>
+    <w:lsdException w:name="Colorful Grid Accent 4" w:uiPriority="73"/>
+    <w:lsdException w:name="Light Shading Accent 5" w:uiPriority="60"/>
+    <w:lsdException w:name="Light List Accent 5" w:uiPriority="61"/>
+    <w:lsdException w:name="Light Grid Accent 5" w:uiPriority="62"/>
+    <w:lsdException w:name="Medium Shading 1 Accent 5" w:uiPriority="63"/>
+    <w:lsdException w:name="Medium Shading 2 Accent 5" w:uiPriority="64"/>
+    <w:lsdException w:name="Medium List 1 Accent 5" w:uiPriority="65"/>
+    <w:lsdException w:name="Medium List 2 Accent 5" w:uiPriority="66"/>
+    <w:lsdException w:name="Medium Grid 1 Accent 5" w:uiPriority="67"/>
+    <w:lsdException w:name="Medium Grid 2 Accent 5" w:uiPriority="68"/>
+    <w:lsdException w:name="Medium Grid 3 Accent 5" w:uiPriority="69"/>
+    <w:lsdException w:name="Dark List Accent 5" w:uiPriority="70"/>
+    <w:lsdException w:name="Colorful Shading Accent 5" w:uiPriority="71"/>
+    <w:lsdException w:name="Colorful List Accent 5" w:uiPriority="72"/>
+    <w:lsdException w:name="Colorful Grid Accent 5" w:uiPriority="73"/>
+    <w:lsdException w:name="Light Shading Accent 6" w:uiPriority="60"/>
+    <w:lsdException w:name="Light List Accent 6" w:uiPriority="61"/>
+    <w:lsdException w:name="Light Grid Accent 6" w:uiPriority="62"/>
+    <w:lsdException w:name="Medium Shading 1 Accent 6" w:uiPriority="63"/>
+    <w:lsdException w:name="Medium Shading 2 Accent 6" w:uiPriority="64"/>
+    <w:lsdException w:name="Medium List 1 Accent 6" w:uiPriority="65"/>
+    <w:lsdException w:name="Medium List 2 Accent 6" w:uiPriority="66"/>
+    <w:lsdException w:name="Medium Grid 1 Accent 6" w:uiPriority="67"/>
+    <w:lsdException w:name="Medium Grid 2 Accent 6" w:uiPriority="68"/>
+    <w:lsdException w:name="Medium Grid 3 Accent 6" w:uiPriority="69"/>
+    <w:lsdException w:name="Dark List Accent 6" w:uiPriority="70"/>
+    <w:lsdException w:name="Colorful Shading Accent 6" w:uiPriority="71"/>
+    <w:lsdException w:name="Colorful List Accent 6" w:uiPriority="72"/>
+    <w:lsdException w:name="Colorful Grid Accent 6" w:uiPriority="73"/>
+    <w:lsdException w:name="Subtle Emphasis" w:uiPriority="19" w:qFormat="1"/>
+    <w:lsdException w:name="Intense Emphasis" w:uiPriority="21" w:qFormat="1"/>
+    <w:lsdException w:name="Subtle Reference" w:uiPriority="31" w:qFormat="1"/>
+    <w:lsdException w:name="Intense Reference" w:uiPriority="32" w:qFormat="1"/>
+    <w:lsdException w:name="Book Title" w:uiPriority="33" w:qFormat="1"/>
+    <w:lsdException w:name="Bibliography" w:semiHidden="1" w:uiPriority="37" w:unhideWhenUsed="1"/>
+    <w:lsdException w:name="TOC Heading" w:semiHidden="1" w:uiPriority="39" w:unhideWhenUsed="1" w:qFormat="1"/>
+    <w:lsdException w:name="Plain Table 1" w:uiPriority="41"/>
+    <w:lsdException w:name="Plain Table 2" w:uiPriority="42"/>
+    <w:lsdException w:name="Plain Table 3" w:uiPriority="43"/>
+    <w:lsdException w:name="Plain Table 4" w:uiPriority="44"/>
+    <w:lsdException w:name="Plain Table 5" w:uiPriority="45"/>
+    <w:lsdException w:name="Grid Table Light" w:uiPriority="40"/>
+    <w:lsdException w:name="Grid Table 1 Light" w:uiPriority="46"/>
+    <w:lsdException w:name="Grid Table 2" w:uiPriority="47"/>
+    <w:lsdException w:name="Grid Table 3" w:uiPriority="48"/>
+    <w:lsdException w:name="Grid Table 4" w:uiPriority="49"/>
+    <w:lsdException w:name="Grid Table 5 Dark" w:uiPriority="50"/>
+    <w:lsdException w:name="Grid Table 6 Colorful" w:uiPriority="51"/>
+    <w:lsdException w:name="Grid Table 7 Colorful" w:uiPriority="52"/>
+    <w:lsdException w:name="Grid Table 1 Light Accent 1" w:uiPriority="46"/>
+    <w:lsdException w:name="Grid Table 2 Accent 1" w:uiPriority="47"/>
+    <w:lsdException w:name="Grid Table 3 Accent 1" w:uiPriority="48"/>
+    <w:lsdException w:name="Grid Table 4 Accent 1" w:uiPriority="49"/>
+    <w:lsdException w:name="Grid Table 5 Dark Accent 1" w:uiPriority="50"/>
+    <w:lsdException w:name="Grid Table 6 Colorful Accent 1" w:uiPriority="51"/>
+    <w:lsdException w:name="Grid Table 7 Colorful Accent 1" w:uiPriority="52"/>
+    <w:lsdException w:name="Grid Table 1 Light Accent 2" w:uiPriority="46"/>
+    <w:lsdException w:name="Grid Table 2 Accent 2" w:uiPriority="47"/>
+    <w:lsdException w:name="Grid Table 3 Accent 2" w:uiPriority="48"/>
+    <w:lsdException w:name="Grid Table 4 Accent 2" w:uiPriority="49"/>
+    <w:lsdException w:name="Grid Table 5 Dark Accent 2" w:uiPriority="50"/>
+    <w:lsdException w:name="Grid Table 6 Colorful Accent 2" w:uiPriority="51"/>
+    <w:lsdException w:name="Grid Table 7 Colorful Accent 2" w:uiPriority="52"/>
+    <w:lsdException w:name="Grid Table 1 Light Accent 3" w:uiPriority="46"/>
+    <w:lsdException w:name="Grid Table 2 Accent 3" w:uiPriority="47"/>
+    <w:lsdException w:name="Grid Table 3 Accent 3" w:uiPriority="48"/>
+    <w:lsdException w:name="Grid Table 4 Accent 3" w:uiPriority="49"/>
+    <w:lsdException w:name="Grid Table 5 Dark Accent 3" w:uiPriority="50"/>
+    <w:lsdException w:name="Grid Table 6 Colorful Accent 3" w:uiPriority="51"/>
+    <w:lsdException w:name="Grid Table 7 Colorful Accent 3" w:uiPriority="52"/>
+    <w:lsdException w:name="Grid Table 1 Light Accent 4" w:uiPriority="46"/>
+    <w:lsdException w:name="Grid Table 2 Accent 4" w:uiPriority="47"/>
+    <w:lsdException w:name="Grid Table 3 Accent 4" w:uiPriority="48"/>
+    <w:lsdException w:name="Grid Table 4 Accent 4" w:uiPriority="49"/>
+    <w:lsdException w:name="Grid Table 5 Dark Accent 4" w:uiPriority="50"/>
+    <w:lsdException w:name="Grid Table 6 Colorful Accent 4" w:uiPriority="51"/>
+    <w:lsdException w:name="Grid Table 7 Colorful Accent 4" w:uiPriority="52"/>
+    <w:lsdException w:name="Grid Table 1 Light Accent 5" w:uiPriority="46"/>
+    <w:lsdException w:name="Grid Table 2 Accent 5" w:uiPriority="47"/>
+    <w:lsdException w:name="Grid Table 3 Accent 5" w:uiPriority="48"/>
+    <w:lsdException w:name="Grid Table 4 Accent 5" w:uiPriority="49"/>
+    <w:lsdException w:name="Grid Table 5 Dark Accent 5" w:uiPriority="50"/>
+    <w:lsdException w:name="Grid Table 6 Colorful Accent 5" w:uiPriority="51"/>
+    <w:lsdException w:name="Grid Table 7 Colorful Accent 5" w:uiPriority="52"/>
+    <w:lsdException w:name="Grid Table 1 Light Accent 6" w:uiPriority="46"/>
+    <w:lsdException w:name="Grid Table 2 Accent 6" w:uiPriority="47"/>
+    <w:lsdException w:name="Grid Table 3 Accent 6" w:uiPriority="48"/>
+    <w:lsdException w:name="Grid Table 4 Accent 6" w:uiPriority="49"/>
+    <w:lsdException w:name="Grid Table 5 Dark Accent 6" w:uiPriority="50"/>
+    <w:lsdException w:name="Grid Table 6 Colorful Accent 6" w:uiPriority="51"/>
+    <w:lsdException w:name="Grid Table 7 Colorful Accent 6" w:uiPriority="52"/>
+    <w:lsdException w:name="List Table 1 Light" w:uiPriority="46"/>
+    <w:lsdException w:name="List Table 2" w:uiPriority="47"/>
+    <w:lsdException w:name="List Table 3" w:uiPriority="48"/>
+    <w:lsdException w:name="List Table 4" w:uiPriority="49"/>
+    <w:lsdException w:name="List Table 5 Dark" w:uiPriority="50"/>
+    <w:lsdException w:name="List Table 6 Colorful" w:uiPriority="51"/>
+    <w:lsdException w:name="List Table 7 Colorful" w:uiPriority="52"/>
+    <w:lsdException w:name="List Table 1 Light Accent 1" w:uiPriority="46"/>
+    <w:lsdException w:name="List Table 2 Accent 1" w:uiPriority="47"/>
+    <w:lsdException w:name="List Table 3 Accent 1" w:uiPriority="48"/>
+    <w:lsdException w:name="List Table 4 Accent 1" w:uiPriority="49"/>
+    <w:lsdException w:name="List Table 5 Dark Accent 1" w:uiPriority="50"/>
+    <w:lsdException w:name="List Table 6 Colorful Accent 1" w:uiPriority="51"/>
+    <w:lsdException w:name="List Table 7 Colorful Accent 1" w:uiPriority="52"/>
+    <w:lsdException w:name="List Table 1 Light Accent 2" w:uiPriority="46"/>
+    <w:lsdException w:name="List Table 2 Accent 2" w:uiPriority="47"/>
+    <w:lsdException w:name="List Table 3 Accent 2" w:uiPriority="48"/>
+    <w:lsdException w:name="List Table 4 Accent 2" w:uiPriority="49"/>
+    <w:lsdException w:name="List Table 5 Dark Accent 2" w:uiPriority="50"/>
+    <w:lsdException w:name="List Table 6 Colorful Accent 2" w:uiPriority="51"/>
+    <w:lsdException w:name="List Table 7 Colorful Accent 2" w:uiPriority="52"/>
+    <w:lsdException w:name="List Table 1 Light Accent 3" w:uiPriority="46"/>
+    <w:lsdException w:name="List Table 2 Accent 3" w:uiPriority="47"/>
+    <w:lsdException w:name="List Table 3 Accent 3" w:uiPriority="48"/>
+    <w:lsdException w:name="List Table 4 Accent 3" w:uiPriority="49"/>
+    <w:lsdException w:name="List Table 5 Dark Accent 3" w:uiPriority="50"/>
+    <w:lsdException w:name="List Table 6 Colorful Accent 3" w:uiPriority="51"/>
+    <w:lsdException w:name="List Table 7 Colorful Accent 3" w:uiPriority="52"/>
+    <w:lsdException w:name="List Table 1 Light Accent 4" w:uiPriority="46"/>
+    <w:lsdException w:name="List Table 2 Accent 4" w:uiPriority="47"/>
+    <w:lsdException w:name="List Table 3 Accent 4" w:uiPriority="48"/>
+    <w:lsdException w:name="List Table 4 Accent 4" w:uiPriority="49"/>
+    <w:lsdException w:name="List Table 5 Dark Accent 4" w:uiPriority="50"/>
+    <w:lsdException w:name="List Table 6 Colorful Accent 4" w:uiPriority="51"/>
+    <w:lsdException w:name="List Table 7 Colorful Accent 4" w:uiPriority="52"/>
+    <w:lsdException w:name="List Table 1 Light Accent 5" w:uiPriority="46"/>
+    <w:lsdException w:name="List Table 2 Accent 5" w:uiPriority="47"/>
+    <w:lsdException w:name="List Table 3 Accent 5" w:uiPriority="48"/>
+    <w:lsdException w:name="List Table 4 Accent 5" w:uiPriority="49"/>
+    <w:lsdException w:name="List Table 5 Dark Accent 5" w:uiPriority="50"/>
+    <w:lsdException w:name="List Table 6 Colorful Accent 5" w:uiPriority="51"/>
+    <w:lsdException w:name="List Table 7 Colorful Accent 5" w:uiPriority="52"/>
+    <w:lsdException w:name="List Table 1 Light Accent 6" w:uiPriority="46"/>
+    <w:lsdException w:name="List Table 2 Accent 6" w:uiPriority="47"/>
+    <w:lsdException w:name="List Table 3 Accent 6" w:uiPriority="48"/>
+    <w:lsdException w:name="List Table 4 Accent 6" w:uiPriority="49"/>
+    <w:lsdException w:name="List Table 5 Dark Accent 6" w:uiPriority="50"/>
+    <w:lsdException w:name="List Table 6 Colorful Accent 6" w:uiPriority="51"/>
+    <w:lsdException w:name="List Table 7 Colorful Accent 6" w:uiPriority="52"/>
+    <w:lsdException w:name="Mention" w:semiHidden="1" w:unhideWhenUsed="1"/>
+    <w:lsdException w:name="Smart Hyperlink" w:semiHidden="1" w:unhideWhenUsed="1"/>
+    <w:lsdException w:name="Hashtag" w:semiHidden="1" w:unhideWhenUsed="1"/>
+    <w:lsdException w:name="Unresolved Mention" w:semiHidden="1" w:unhideWhenUsed="1"/>
+    <w:lsdException w:name="Smart Link" w:semiHidden="1" w:unhideWhenUsed="1"/>
+  </w:latentStyles>
+  <w:style w:type="paragraph" w:default="1" w:styleId="Normal">
+    <w:name w:val="Normal"/>
+    <w:qFormat/>
   </w:style>
-  <w:style w:type="paragraph" w:styleId="Normal" w:default="1">
-    <w:name w:val="normal"/>
-  </w:style>
-  <w:style w:type="paragraph" w:styleId="Heading1">
+  <w:style w:type="paragraph" w:styleId="Rubrik1">
     <w:name w:val="heading 1"/>
     <w:basedOn w:val="Normal"/>
     <w:next w:val="Normal"/>
+    <w:uiPriority w:val="9"/>
+    <w:qFormat/>
     <w:pPr>
-      <w:keepNext w:val="1"/>
-      <w:spacing w:after="60" w:before="240" w:lineRule="auto"/>
+      <w:keepNext/>
+      <w:spacing w:before="240" w:after="60"/>
+      <w:outlineLvl w:val="0"/>
     </w:pPr>
     <w:rPr>
-      <w:rFonts w:ascii="Arial" w:cs="Arial" w:eastAsia="Arial" w:hAnsi="Arial"/>
-      <w:b w:val="1"/>
-      <w:bCs w:val="1"/>
+      <w:rFonts w:ascii="Arial" w:eastAsia="Arial" w:hAnsi="Arial" w:cs="Arial"/>
+      <w:b/>
+      <w:bCs/>
       <w:sz w:val="32"/>
       <w:szCs w:val="32"/>
     </w:rPr>
   </w:style>
-  <w:style w:type="paragraph" w:styleId="Heading2">
+  <w:style w:type="paragraph" w:styleId="Rubrik2">
     <w:name w:val="heading 2"/>
     <w:basedOn w:val="Normal"/>
     <w:next w:val="Normal"/>
+    <w:uiPriority w:val="9"/>
+    <w:unhideWhenUsed/>
+    <w:qFormat/>
     <w:pPr>
-      <w:keepNext w:val="1"/>
-      <w:keepLines w:val="1"/>
-      <w:spacing w:after="80" w:before="360" w:lineRule="auto"/>
+      <w:keepNext/>
+      <w:keepLines/>
+      <w:spacing w:before="360" w:after="80"/>
+      <w:outlineLvl w:val="1"/>
     </w:pPr>
     <w:rPr>
-      <w:b w:val="1"/>
-      <w:bCs w:val="1"/>
+      <w:b/>
+      <w:bCs/>
       <w:sz w:val="36"/>
       <w:szCs w:val="36"/>
     </w:rPr>
   </w:style>
-  <w:style w:type="paragraph" w:styleId="Heading3">
+  <w:style w:type="paragraph" w:styleId="Rubrik3">
     <w:name w:val="heading 3"/>
     <w:basedOn w:val="Normal"/>
     <w:next w:val="Normal"/>
+    <w:uiPriority w:val="9"/>
+    <w:unhideWhenUsed/>
+    <w:qFormat/>
     <w:pPr>
-      <w:keepNext w:val="1"/>
-      <w:spacing w:after="60" w:before="240" w:lineRule="auto"/>
+      <w:keepNext/>
+      <w:spacing w:before="240" w:after="60"/>
+      <w:outlineLvl w:val="2"/>
     </w:pPr>
     <w:rPr>
-      <w:rFonts w:ascii="Arial" w:cs="Arial" w:eastAsia="Arial" w:hAnsi="Arial"/>
-      <w:b w:val="1"/>
-      <w:bCs w:val="1"/>
+      <w:rFonts w:ascii="Arial" w:eastAsia="Arial" w:hAnsi="Arial" w:cs="Arial"/>
+      <w:b/>
+      <w:bCs/>
       <w:sz w:val="26"/>
       <w:szCs w:val="26"/>
     </w:rPr>
   </w:style>
-  <w:style w:type="paragraph" w:styleId="Heading4">
+  <w:style w:type="paragraph" w:styleId="Rubrik4">
     <w:name w:val="heading 4"/>
     <w:basedOn w:val="Normal"/>
     <w:next w:val="Normal"/>
+    <w:uiPriority w:val="9"/>
+    <w:semiHidden/>
+    <w:unhideWhenUsed/>
+    <w:qFormat/>
     <w:pPr>
-      <w:keepNext w:val="1"/>
-      <w:keepLines w:val="1"/>
-      <w:spacing w:after="40" w:before="240" w:lineRule="auto"/>
+      <w:keepNext/>
+      <w:keepLines/>
+      <w:spacing w:before="240" w:after="40"/>
+      <w:outlineLvl w:val="3"/>
     </w:pPr>
     <w:rPr>
-      <w:b w:val="1"/>
-      <w:bCs w:val="1"/>
+      <w:b/>
+      <w:bCs/>
     </w:rPr>
   </w:style>
-  <w:style w:type="paragraph" w:styleId="Heading5">
+  <w:style w:type="paragraph" w:styleId="Rubrik5">
     <w:name w:val="heading 5"/>
     <w:basedOn w:val="Normal"/>
     <w:next w:val="Normal"/>
+    <w:uiPriority w:val="9"/>
+    <w:semiHidden/>
+    <w:unhideWhenUsed/>
+    <w:qFormat/>
     <w:pPr>
-      <w:keepNext w:val="1"/>
-      <w:keepLines w:val="1"/>
-      <w:spacing w:after="40" w:before="220" w:lineRule="auto"/>
+      <w:keepNext/>
+      <w:keepLines/>
+      <w:spacing w:before="220" w:after="40"/>
+      <w:outlineLvl w:val="4"/>
     </w:pPr>
     <w:rPr>
-      <w:b w:val="1"/>
-      <w:bCs w:val="1"/>
+      <w:b/>
+      <w:bCs/>
       <w:sz w:val="22"/>
       <w:szCs w:val="22"/>
     </w:rPr>
   </w:style>
-  <w:style w:type="paragraph" w:styleId="Heading6">
+  <w:style w:type="paragraph" w:styleId="Rubrik6">
     <w:name w:val="heading 6"/>
     <w:basedOn w:val="Normal"/>
     <w:next w:val="Normal"/>
+    <w:uiPriority w:val="9"/>
+    <w:semiHidden/>
+    <w:unhideWhenUsed/>
+    <w:qFormat/>
     <w:pPr>
-      <w:keepNext w:val="1"/>
-      <w:keepLines w:val="1"/>
-      <w:spacing w:after="40" w:before="200" w:lineRule="auto"/>
+      <w:keepNext/>
+      <w:keepLines/>
+      <w:spacing w:before="200" w:after="40"/>
+      <w:outlineLvl w:val="5"/>
     </w:pPr>
     <w:rPr>
-      <w:b w:val="1"/>
-      <w:bCs w:val="1"/>
+      <w:b/>
+      <w:bCs/>
       <w:sz w:val="20"/>
       <w:szCs w:val="20"/>
     </w:rPr>
   </w:style>
-  <w:style w:type="paragraph" w:styleId="Title">
+  <w:style w:type="character" w:default="1" w:styleId="Standardstycketeckensnitt">
+    <w:name w:val="Default Paragraph Font"/>
+    <w:uiPriority w:val="1"/>
+    <w:semiHidden/>
+    <w:unhideWhenUsed/>
+  </w:style>
+  <w:style w:type="table" w:default="1" w:styleId="Normaltabell">
+    <w:name w:val="Normal Table"/>
+    <w:uiPriority w:val="99"/>
+    <w:semiHidden/>
+    <w:unhideWhenUsed/>
+    <w:tblPr>
+      <w:tblInd w:w="0" w:type="dxa"/>
+      <w:tblCellMar>
+        <w:top w:w="0" w:type="dxa"/>
+        <w:left w:w="108" w:type="dxa"/>
+        <w:bottom w:w="0" w:type="dxa"/>
+        <w:right w:w="108" w:type="dxa"/>
+      </w:tblCellMar>
+    </w:tblPr>
+  </w:style>
+  <w:style w:type="numbering" w:default="1" w:styleId="Ingenlista">
+    <w:name w:val="No List"/>
+    <w:uiPriority w:val="99"/>
+    <w:semiHidden/>
+    <w:unhideWhenUsed/>
+  </w:style>
+  <w:style w:type="table" w:customStyle="1" w:styleId="TableNormal">
+    <w:name w:val="TableNormal"/>
+    <w:tblPr>
+      <w:tblCellMar>
+        <w:top w:w="100" w:type="dxa"/>
+        <w:left w:w="100" w:type="dxa"/>
+        <w:bottom w:w="100" w:type="dxa"/>
+        <w:right w:w="100" w:type="dxa"/>
+      </w:tblCellMar>
+    </w:tblPr>
+  </w:style>
+  <w:style w:type="paragraph" w:styleId="Rubrik">
     <w:name w:val="Title"/>
     <w:basedOn w:val="Normal"/>
     <w:next w:val="Normal"/>
+    <w:uiPriority w:val="10"/>
+    <w:qFormat/>
     <w:pPr>
       <w:widowControl w:val="0"/>
       <w:jc w:val="center"/>
     </w:pPr>
     <w:rPr>
-      <w:rFonts w:ascii="Arial" w:cs="Arial" w:eastAsia="Arial" w:hAnsi="Arial"/>
-      <w:b w:val="1"/>
-      <w:bCs w:val="1"/>
+      <w:rFonts w:ascii="Arial" w:eastAsia="Arial" w:hAnsi="Arial" w:cs="Arial"/>
+      <w:b/>
+      <w:bCs/>
       <w:sz w:val="36"/>
       <w:szCs w:val="36"/>
     </w:rPr>
   </w:style>
-  <w:style w:type="paragraph" w:styleId="Subtitle">
+  <w:style w:type="paragraph" w:styleId="Underrubrik">
     <w:name w:val="Subtitle"/>
     <w:basedOn w:val="Normal"/>
     <w:next w:val="Normal"/>
+    <w:uiPriority w:val="11"/>
+    <w:qFormat/>
     <w:pPr>
-      <w:keepNext w:val="1"/>
-      <w:keepLines w:val="1"/>
-      <w:spacing w:after="80" w:before="360" w:lineRule="auto"/>
+      <w:keepNext/>
+      <w:keepLines/>
+      <w:spacing w:before="360" w:after="80"/>
     </w:pPr>
     <w:rPr>
-      <w:rFonts w:ascii="Georgia" w:cs="Georgia" w:eastAsia="Georgia" w:hAnsi="Georgia"/>
-      <w:i w:val="1"/>
-      <w:iCs w:val="1"/>
+      <w:rFonts w:ascii="Georgia" w:eastAsia="Georgia" w:hAnsi="Georgia" w:cs="Georgia"/>
+      <w:i/>
+      <w:iCs/>
       <w:color w:val="666666"/>
       <w:sz w:val="48"/>
       <w:szCs w:val="48"/>
     </w:rPr>
   </w:style>
-  <w:style w:type="table" w:styleId="Table1">
+  <w:style w:type="table" w:customStyle="1" w:styleId="a">
     <w:basedOn w:val="TableNormal"/>
     <w:tblPr>
       <w:tblStyleRowBandSize w:val="1"/>
       <w:tblStyleColBandSize w:val="1"/>
       <w:tblCellMar>
-        <w:top w:w="0.0" w:type="dxa"/>
-        <w:left w:w="115.0" w:type="dxa"/>
-        <w:bottom w:w="0.0" w:type="dxa"/>
-        <w:right w:w="115.0" w:type="dxa"/>
+        <w:top w:w="0" w:type="dxa"/>
+        <w:left w:w="115" w:type="dxa"/>
+        <w:bottom w:w="0" w:type="dxa"/>
+        <w:right w:w="115" w:type="dxa"/>
       </w:tblCellMar>
     </w:tblPr>
   </w:style>
-  <w:style w:type="table" w:styleId="Table2">
+  <w:style w:type="table" w:customStyle="1" w:styleId="a0">
     <w:basedOn w:val="TableNormal"/>
     <w:tblPr>
       <w:tblStyleRowBandSize w:val="1"/>
       <w:tblStyleColBandSize w:val="1"/>
       <w:tblCellMar>
-        <w:top w:w="0.0" w:type="dxa"/>
-        <w:left w:w="70.0" w:type="dxa"/>
-        <w:bottom w:w="0.0" w:type="dxa"/>
-        <w:right w:w="70.0" w:type="dxa"/>
+        <w:top w:w="0" w:type="dxa"/>
+        <w:left w:w="70" w:type="dxa"/>
+        <w:bottom w:w="0" w:type="dxa"/>
+        <w:right w:w="70" w:type="dxa"/>
       </w:tblCellMar>
     </w:tblPr>
+  </w:style>
+  <w:style w:type="character" w:styleId="Hyperlnk">
+    <w:name w:val="Hyperlink"/>
+    <w:basedOn w:val="Standardstycketeckensnitt"/>
+    <w:uiPriority w:val="99"/>
+    <w:unhideWhenUsed/>
+    <w:rsid w:val="00A0185A"/>
+    <w:rPr>
+      <w:color w:val="0000FF" w:themeColor="hyperlink"/>
+      <w:u w:val="single"/>
+    </w:rPr>
   </w:style>
 </w:styles>
 </file>
@@ -3878,17 +3929,17 @@
 </a:theme>
 </file>
 
-<file path=customXML/item1.xml><?xml version="1.0" encoding="utf-8"?>
+<file path=customXml/item1.xml><?xml version="1.0" encoding="utf-8"?>
 <go:gDocsCustomXmlDataStorage xmlns:go="http://customooxmlschemas.google.com/" xmlns:r="http://schemas.openxmlformats.org/officeDocument/2006/relationships" uri="GoogleDocsCustomDataVersion2">
   <go:docsCustomData xmlns:go="http://customooxmlschemas.google.com/" roundtripDataSignature="AMtx7mgmC3dNOYlahAobVh7+CvOANIgwAw==">CgMxLjAyDWguaml2cmZsOTh5cnAyDmguYXh1eXp0dHplenZpMg5oLnR6Y2xwcXg2NDd4djIOaC5iYmhsN3NzZTRra20yDmgubDh0NXhvb3NkaG9rMg5oLnM4c3A4bGdsMm4waTIOaC5xaDdzaWt3NnBzdGUyDmgucGplcGE4NjY0YjNyMg5oLmZsNzFtNGhkMGh5YTIOaC5kZXZqeDgzcDllMXYyDmguZDJpdXV1aDNhNHhoMg5oLmtraWc3am5remJjejgAciExdzVQazRpQ1BSOUN4ZzN2aUdHX2RyR0NXMkFWRkNTeDc=</go:docsCustomData>
 </go:gDocsCustomXmlDataStorage>
 </file>
 
-<file path=customXML/itemProps1.xml><?xml version="1.0" encoding="utf-8"?>
+<file path=customXml/itemProps1.xml><?xml version="1.0" encoding="utf-8"?>
 <ds:datastoreItem xmlns:ds="http://schemas.openxmlformats.org/officeDocument/2006/customXml" ds:itemID="{11111111-1234-1234-1234-123412341234}">
   <ds:schemaRefs>
+    <ds:schemaRef ds:uri="http://customooxmlschemas.google.com/"/>
     <ds:schemaRef ds:uri="http://schemas.openxmlformats.org/officeDocument/2006/relationships"/>
-    <ds:schemaRef ds:uri="http://customooxmlschemas.google.com/"/>
   </ds:schemaRefs>
 </ds:datastoreItem>
 </file>